--- a/Model Weight Initialization.docx
+++ b/Model Weight Initialization.docx
@@ -60,7 +60,16 @@
         <w:t xml:space="preserve">for each </w:t>
       </w:r>
       <w:r>
-        <w:t>layer. These matrices followed the same N(0, 0.02^2) distribution, while their associated biases were initialized to 0.</w:t>
+        <w:t>layer</w:t>
+      </w:r>
+      <w:r>
+        <w:rPr>
+          <w:lang w:val="en-US"/>
+        </w:rPr>
+        <w:t xml:space="preserve"> instead of separate linear layers per head across each layer</w:t>
+      </w:r>
+      <w:r>
+        <w:t>. These matrices followed the same N(0, 0.02^2) distribution, while their associated biases were initialized to 0.</w:t>
       </w:r>
     </w:p>
     <w:p>
@@ -138,7 +147,34 @@
     </w:p>
     <w:p>
       <w:r>
-        <w:t xml:space="preserve">The baseline model was evaluated using a configuration consisting of 6 layers and 6 heads, with an embedding dimension of 192 and an MLP hidden size of 768 ($192 \times 4$). The architecture concluded with a final linear layer of 66 functions, representing each of the 66 tokens in the vocabulary. Totaling  </w:t>
+        <w:t xml:space="preserve">The baseline model was evaluated using a configuration consisting of 6 layers and 6 heads, with an embedding dimension of 192 and an MLP hidden size of 768 </w:t>
+      </w:r>
+      <w:r>
+        <w:rPr>
+          <w:lang w:val="en-US"/>
+        </w:rPr>
+        <w:t>(</w:t>
+      </w:r>
+      <w:r>
+        <w:t xml:space="preserve">192 </w:t>
+      </w:r>
+      <w:r>
+        <w:rPr>
+          <w:lang w:val="en-US"/>
+        </w:rPr>
+        <w:t>*</w:t>
+      </w:r>
+      <w:r>
+        <w:t xml:space="preserve"> 4</w:t>
+      </w:r>
+      <w:r>
+        <w:rPr>
+          <w:lang w:val="en-US"/>
+        </w:rPr>
+        <w:t>)</w:t>
+      </w:r>
+      <w:r>
+        <w:t xml:space="preserve">. The architecture concluded with a final linear layer of 66 functions, representing each of the 66 tokens in the vocabulary. Totaling  </w:t>
       </w:r>
       <w:r>
         <w:rPr>
@@ -179,7 +215,22 @@
         <w:t>2</w:t>
       </w:r>
       <w:r>
-        <w:t xml:space="preserve"> = 0.95 for adaptive scaling, with the maximum gradient norm clipped at 0.1 to ensure numerical stability. Over the course of 50,000 batches</w:t>
+        <w:t xml:space="preserve"> = 0.95 for adaptive scaling</w:t>
+      </w:r>
+      <w:r>
+        <w:rPr>
+          <w:lang w:val="en-US"/>
+        </w:rPr>
+        <w:t xml:space="preserve"> and a default weight decay of 0.01 with L2 </w:t>
+      </w:r>
+      <w:r>
+        <w:rPr>
+          <w:lang w:val="en-US"/>
+        </w:rPr>
+        <w:t>regularization</w:t>
+      </w:r>
+      <w:r>
+        <w:t>, with the maximum gradient norm clipped at 0.1 to ensure numerical stability. Over the course of 50,000 batches</w:t>
       </w:r>
       <w:r>
         <w:rPr>
@@ -255,6 +306,11 @@
       </w:r>
     </w:p>
     <w:p>
+      <w:pPr>
+        <w:rPr>
+          <w:lang w:val="en-US"/>
+        </w:rPr>
+      </w:pPr>
       <w:r>
         <w:t>A critical observation during baseline testing was that the loss became increasingly erratic in the later stages of training. We hypothesized that although the AdamW optimizer employs per-parameter learning rate scaling via the second moment, the global learning rate of 5</w:t>
       </w:r>
@@ -278,20 +334,86 @@
       </w:r>
     </w:p>
     <w:p>
-      <w:r>
-        <w:t>Under these optimized conditions, the model achieved a minimum loss of 0.118 at approximately 42,000 batches</w:t>
-      </w:r>
-      <w:r>
-        <w:rPr>
-          <w:lang w:val="en-US"/>
-        </w:rPr>
-        <w:t xml:space="preserve"> out of total 50,000 allowed, with each batch consisting of 64 sequences</w:t>
-      </w:r>
-      <w:r>
-        <w:t>, representing roughly 2,688,000 processed sequences. At this stage, the loss stabilized, likely due to either the learning rate reaching its lower bound or the model achieving its maximum representational capacity for the given architecture.</w:t>
-      </w:r>
-    </w:p>
-    <w:p>
+      <w:pPr>
+        <w:rPr>
+          <w:lang w:val="en-US"/>
+        </w:rPr>
+      </w:pPr>
+      <w:r>
+        <w:rPr>
+          <w:lang w:val="en-US"/>
+        </w:rPr>
+        <w:t>Additionally, we increased the weight decay to 0.1 aligning with the same value utilized in GPT-3.</w:t>
+      </w:r>
+    </w:p>
+    <w:p>
+      <w:r>
+        <w:t>Under these optimized conditions, the model achieved a minimum loss of 0.1</w:t>
+      </w:r>
+      <w:r>
+        <w:rPr>
+          <w:lang w:val="en-US"/>
+        </w:rPr>
+        <w:t>2,</w:t>
+      </w:r>
+      <w:r>
+        <w:t xml:space="preserve"> at approximately 4</w:t>
+      </w:r>
+      <w:r>
+        <w:rPr>
+          <w:lang w:val="en-US"/>
+        </w:rPr>
+        <w:t>5,000</w:t>
+      </w:r>
+      <w:r>
+        <w:rPr>
+          <w:lang w:val="en-US"/>
+        </w:rPr>
+        <w:t>, with each batch consisting of 64 sequences</w:t>
+      </w:r>
+      <w:r>
+        <w:t>, representing roughly 2,</w:t>
+      </w:r>
+      <w:r>
+        <w:rPr>
+          <w:lang w:val="en-US"/>
+        </w:rPr>
+        <w:t>8</w:t>
+      </w:r>
+      <w:r>
+        <w:t>8</w:t>
+      </w:r>
+      <w:r>
+        <w:rPr>
+          <w:lang w:val="en-US"/>
+        </w:rPr>
+        <w:t>0</w:t>
+      </w:r>
+      <w:r>
+        <w:t>,000 processed sequences</w:t>
+      </w:r>
+      <w:r>
+        <w:rPr>
+          <w:lang w:val="en-US"/>
+        </w:rPr>
+        <w:t xml:space="preserve">, even against the </w:t>
+      </w:r>
+      <w:r>
+        <w:rPr>
+          <w:lang w:val="en-US"/>
+        </w:rPr>
+        <w:t>regularization factors of dropout and increased weight decay</w:t>
+      </w:r>
+      <w:r>
+        <w:t>. At this stage, the loss stabilized, likely due to either the learning rate reaching its lower bound or the model achieving its maximum representational capacity for the given architecture.</w:t>
+      </w:r>
+    </w:p>
+    <w:p>
+      <w:pPr>
+        <w:rPr>
+          <w:lang w:val="en-US"/>
+        </w:rPr>
+      </w:pPr>
       <w:r>
         <w:t>Applying the same hyperparameters to the Hebrew dataset yielded an even lower</w:t>
       </w:r>
@@ -302,7 +424,16 @@
         <w:t xml:space="preserve"> minimum</w:t>
       </w:r>
       <w:r>
-        <w:t xml:space="preserve"> loss of 0.095 after the full 50,000-batch duration. It should be noted that the Hebrew configuration considered a vocabulary of 159 tokens, bringing the total parameter count to approximately 5.18 million. While these architectural and scheduling adjustments significantly improved the final loss and mitigated training instability, they necessitated a longer training duration and increased computational overhead compared to earlier iterations. This was a direct result of the increased layer count and expanded dimensions</w:t>
+        <w:t xml:space="preserve"> loss of 0.0</w:t>
+      </w:r>
+      <w:r>
+        <w:rPr>
+          <w:lang w:val="en-US"/>
+        </w:rPr>
+        <w:t>9</w:t>
+      </w:r>
+      <w:r>
+        <w:t xml:space="preserve"> after the full 50,000-batch duration. It should be noted that the Hebrew configuration considered a vocabulary of 159 tokens, bringing the total parameter count to approximately 5.18 million. While these architectural and scheduling adjustments significantly improved the final loss and mitigated training instability, they necessitated a longer training duration and increased computational overhead compared to earlier iterations. This was a direct result of the increased layer count and expanded dimensions</w:t>
       </w:r>
       <w:r>
         <w:rPr>
@@ -312,40 +443,6 @@
       </w:r>
       <w:r>
         <w:t>a necessary trade-off for achieving higher model precision.</w:t>
-      </w:r>
-    </w:p>
-    <w:p>
-      <w:pPr>
-        <w:rPr>
-          <w:b/>
-          <w:bCs/>
-        </w:rPr>
-      </w:pPr>
-      <w:r>
-        <w:rPr>
-          <w:b/>
-          <w:bCs/>
-        </w:rPr>
-        <w:t>Generalization and Validation Analysis</w:t>
-      </w:r>
-    </w:p>
-    <w:p>
-      <w:pPr>
-        <w:rPr>
-          <w:lang w:val="en-US"/>
-        </w:rPr>
-      </w:pPr>
-      <w:r>
-        <w:t>To evaluate the model's ability to generalize beyond the training corpus, we conducted further testing using a 90/10 train-validation split</w:t>
-      </w:r>
-      <w:r>
-        <w:rPr>
-          <w:lang w:val="en-US"/>
-        </w:rPr>
-        <w:t xml:space="preserve"> on the original training data</w:t>
-      </w:r>
-      <w:r>
-        <w:t>. Special care was taken to maintain paragraph integrity within each set to preserve local context. Despite the architectural optimizations previously identified, the results indicated significant overfitting.</w:t>
       </w:r>
     </w:p>
     <w:p>
@@ -361,10 +458,10 @@
         </w:rPr>
         <w:lastRenderedPageBreak/>
         <w:drawing>
-          <wp:inline distT="0" distB="0" distL="0" distR="0" wp14:anchorId="7E9FDBCA" wp14:editId="08E710B1">
-            <wp:extent cx="5731510" cy="2839720"/>
+          <wp:inline distT="0" distB="0" distL="0" distR="0" wp14:anchorId="545E655F" wp14:editId="7E0D0571">
+            <wp:extent cx="5731510" cy="2865755"/>
             <wp:effectExtent l="0" t="0" r="2540" b="0"/>
-            <wp:docPr id="402261414" name="Picture 3"/>
+            <wp:docPr id="1882137938" name="Picture 25"/>
             <wp:cNvGraphicFramePr>
               <a:graphicFrameLocks xmlns:a="http://schemas.openxmlformats.org/drawingml/2006/main" noChangeAspect="1"/>
             </wp:cNvGraphicFramePr>
@@ -372,7 +469,7 @@
               <a:graphicData uri="http://schemas.openxmlformats.org/drawingml/2006/picture">
                 <pic:pic xmlns:pic="http://schemas.openxmlformats.org/drawingml/2006/picture">
                   <pic:nvPicPr>
-                    <pic:cNvPr id="402261414" name="Picture 3"/>
+                    <pic:cNvPr id="1882137938" name="Picture 1882137938"/>
                     <pic:cNvPicPr/>
                   </pic:nvPicPr>
                   <pic:blipFill>
@@ -390,7 +487,7 @@
                   <pic:spPr>
                     <a:xfrm>
                       <a:off x="0" y="0"/>
-                      <a:ext cx="5731510" cy="2839720"/>
+                      <a:ext cx="5731510" cy="2865755"/>
                     </a:xfrm>
                     <a:prstGeom prst="rect">
                       <a:avLst/>
@@ -415,10 +512,10 @@
           <w:lang w:val="en-US"/>
         </w:rPr>
         <w:drawing>
-          <wp:inline distT="0" distB="0" distL="0" distR="0" wp14:anchorId="7A54CEA6" wp14:editId="506F19B4">
-            <wp:extent cx="5731510" cy="2839720"/>
+          <wp:inline distT="0" distB="0" distL="0" distR="0" wp14:anchorId="623F95B9" wp14:editId="13629BE0">
+            <wp:extent cx="5731510" cy="2865755"/>
             <wp:effectExtent l="0" t="0" r="2540" b="0"/>
-            <wp:docPr id="765158830" name="Picture 4"/>
+            <wp:docPr id="1124167339" name="Picture 27"/>
             <wp:cNvGraphicFramePr>
               <a:graphicFrameLocks xmlns:a="http://schemas.openxmlformats.org/drawingml/2006/main" noChangeAspect="1"/>
             </wp:cNvGraphicFramePr>
@@ -426,7 +523,7 @@
               <a:graphicData uri="http://schemas.openxmlformats.org/drawingml/2006/picture">
                 <pic:pic xmlns:pic="http://schemas.openxmlformats.org/drawingml/2006/picture">
                   <pic:nvPicPr>
-                    <pic:cNvPr id="765158830" name="Picture 4"/>
+                    <pic:cNvPr id="1124167339" name="Picture 1124167339"/>
                     <pic:cNvPicPr/>
                   </pic:nvPicPr>
                   <pic:blipFill>
@@ -444,7 +541,7 @@
                   <pic:spPr>
                     <a:xfrm>
                       <a:off x="0" y="0"/>
-                      <a:ext cx="5731510" cy="2839720"/>
+                      <a:ext cx="5731510" cy="2865755"/>
                     </a:xfrm>
                     <a:prstGeom prst="rect">
                       <a:avLst/>
@@ -463,14 +560,86 @@
           <w:lang w:val="en-US"/>
         </w:rPr>
       </w:pPr>
-      <w:r>
-        <w:t>In the English dataset, the training loss continued a sharp descent, reaching a minimum of 0.5 before the process was halted. Conversely, the validation loss plateaued and eventually began to diverge, reaching a minimum of approximately 1.5. The results for the Hebrew dataset were more pronounced</w:t>
-      </w:r>
-      <w:r>
-        <w:rPr>
-          <w:lang w:val="en-US"/>
-        </w:rPr>
-        <w:t>,</w:t>
+    </w:p>
+    <w:p>
+      <w:r>
+        <w:t>Based on the optimization behavior observed across the full datasets, the following patterns emerged:</w:t>
+      </w:r>
+    </w:p>
+    <w:p>
+      <w:r>
+        <w:t>The Hebrew dataset exhibited a more rapid</w:t>
+      </w:r>
+      <w:r>
+        <w:rPr>
+          <w:lang w:val="en-US"/>
+        </w:rPr>
+        <w:t xml:space="preserve">, </w:t>
+      </w:r>
+      <w:r>
+        <w:t>albeit more erratic</w:t>
+      </w:r>
+      <w:r>
+        <w:rPr>
+          <w:lang w:val="en-US"/>
+        </w:rPr>
+        <w:t xml:space="preserve">, </w:t>
+      </w:r>
+      <w:r>
+        <w:t>loss decrease during the early training stages, while the English dataset reached its ultimate convergence point earlier. We note these divergent trajectories and the higher volatility in the Hebrew runs as empirical findings, but refrain from proposing a formal hypothesis, as a definitive explanation would require a deeper linguistic and statistical analysis of the specific datasets used.</w:t>
+      </w:r>
+    </w:p>
+    <w:p>
+      <w:pPr>
+        <w:rPr>
+          <w:b/>
+          <w:bCs/>
+        </w:rPr>
+      </w:pPr>
+      <w:r>
+        <w:rPr>
+          <w:b/>
+          <w:bCs/>
+        </w:rPr>
+        <w:t>Generalization and Validation Analysis</w:t>
+      </w:r>
+    </w:p>
+    <w:p>
+      <w:pPr>
+        <w:rPr>
+          <w:lang w:val="en-US"/>
+        </w:rPr>
+      </w:pPr>
+      <w:r>
+        <w:t>To evaluate the model's ability to generalize beyond the training corpus, we conducted further testing using a 90/10 train-validation split</w:t>
+      </w:r>
+      <w:r>
+        <w:rPr>
+          <w:lang w:val="en-US"/>
+        </w:rPr>
+        <w:t xml:space="preserve"> on the original training data</w:t>
+      </w:r>
+      <w:r>
+        <w:t>. Special care was taken to maintain paragraph integrity within each set to preserve local context.</w:t>
+      </w:r>
+    </w:p>
+    <w:p>
+      <w:pPr>
+        <w:rPr>
+          <w:lang w:val="en-US"/>
+        </w:rPr>
+      </w:pPr>
+    </w:p>
+    <w:p>
+      <w:r>
+        <w:lastRenderedPageBreak/>
+        <w:t>To optimize the model</w:t>
+      </w:r>
+      <w:r>
+        <w:rPr>
+          <w:lang w:val="en-US"/>
+        </w:rPr>
+        <w:t xml:space="preserve"> and</w:t>
       </w:r>
       <w:r>
         <w:t xml:space="preserve"> </w:t>
@@ -479,15 +648,19 @@
         <w:rPr>
           <w:lang w:val="en-US"/>
         </w:rPr>
-        <w:t xml:space="preserve">as </w:t>
-      </w:r>
-      <w:r>
-        <w:t>while the training loss dropped effectively to around 0.5, the validation loss struggled to descend and eventually hit a threshold of 2.5. To manage this divergence between training and validation performance, we implemented an early stopping protocol that terminated training once the validation loss exceeded 1.5 times its recorded minimum. Utilizing the optimized hyperparameter configuration highlighted previously, training on the English dataset was halted after approximately 4,800 batches, while the Hebrew training was terminated at approximately 3,700 batches.</w:t>
-      </w:r>
-    </w:p>
-    <w:p>
-      <w:r>
-        <w:t>To optimize the model and address the performance gap, we implemented a random search algorithm to identify the hyperparameter configuration most conducive to minimizing validation loss. The search space was defined by several key architectural and training variables: sequence lengths were sampled from {32, 64, 128, 256, the number of layers from {6, 7, 8</w:t>
+        <w:t>automate hyperparameter search</w:t>
+      </w:r>
+      <w:r>
+        <w:t>, we implemented a random search algorithm to identify the hyperparameter configuration most conducive to minimizing validation loss. The search space was defined by several key architectural and training variables: the number of layers</w:t>
+      </w:r>
+      <w:r>
+        <w:rPr>
+          <w:lang w:val="en-US"/>
+        </w:rPr>
+        <w:t xml:space="preserve"> were sample</w:t>
+      </w:r>
+      <w:r>
+        <w:t xml:space="preserve"> from {6, 7, 8</w:t>
       </w:r>
       <w:r>
         <w:rPr>
@@ -496,72 +669,87 @@
         <w:t>}</w:t>
       </w:r>
       <w:r>
-        <w:t xml:space="preserve">, and </w:t>
-      </w:r>
-      <w:r>
+        <w:t>, and the number of heads per layer from {6, 7, 8</w:t>
+      </w:r>
+      <w:r>
+        <w:rPr>
+          <w:lang w:val="en-US"/>
+        </w:rPr>
+        <w:t>}</w:t>
+      </w:r>
+      <w:r>
+        <w:t>. Additionally, the learning rate was sampled uniformly from the interval [1</w:t>
+      </w:r>
+      <w:r>
+        <w:rPr>
+          <w:lang w:val="en-US"/>
+        </w:rPr>
+        <w:t>e-4</w:t>
+      </w:r>
+      <w:r>
+        <w:t>, 5</w:t>
+      </w:r>
+      <w:r>
+        <w:rPr>
+          <w:lang w:val="en-US"/>
+        </w:rPr>
+        <w:t>e-4]</w:t>
+      </w:r>
+      <w:r>
+        <w:rPr>
+          <w:lang w:val="en-US"/>
+        </w:rPr>
+        <w:t xml:space="preserve"> and weight decay was sampled uniformly from the interval [0.01, 0.1]</w:t>
+      </w:r>
+      <w:r>
+        <w:t>.</w:t>
+      </w:r>
+    </w:p>
+    <w:p>
+      <w:r>
+        <w:t>To maintain structural consistency and ensure the embedding dimension remained divisible by the head count for proper concatenation, the embedding size was dynamically set to 32 times the number of heads. Following standard Transformer conventions, the MLP hidden dimension was consistently scaled to four times the embedding dimension. This stochastic approach allowed for a broad exploration of the design space, testing the interaction between model depth, attention complexity, and temporal resolution.</w:t>
+      </w:r>
+    </w:p>
+    <w:p>
+      <w:pPr>
+        <w:rPr>
+          <w:lang w:val="en-US"/>
+        </w:rPr>
+      </w:pPr>
+      <w:r>
+        <w:t>For each dataset, ten unique architectural combinations were trialed to identify the optimal configuration. The scope was constrained to ten iterations due to limited computational resources and associated costs. To prevent overfitting and unnecessary computation, an early stopping condition was implemented, halting training when the validation loss reached 1.5 times its recorded minimum. The following graphs summarize the training and validation losses achieved across these trials.</w:t>
+      </w:r>
+      <w:r>
+        <w:rPr>
+          <w:lang w:val="en-US"/>
+        </w:rPr>
+        <w:t xml:space="preserve"> Losses were recorded </w:t>
+      </w:r>
+    </w:p>
+    <w:p>
+      <w:pPr>
+        <w:rPr>
+          <w:lang w:val="en-US"/>
+        </w:rPr>
+      </w:pPr>
+    </w:p>
+    <w:p>
+      <w:pPr>
+        <w:rPr>
+          <w:lang w:val="en-US"/>
+        </w:rPr>
+      </w:pPr>
+      <w:r>
+        <w:rPr>
+          <w:noProof/>
+          <w:lang w:val="en-US"/>
+        </w:rPr>
         <w:lastRenderedPageBreak/>
-        <w:t>the number of heads per layer from {6, 7, 8</w:t>
-      </w:r>
-      <w:r>
-        <w:rPr>
-          <w:lang w:val="en-US"/>
-        </w:rPr>
-        <w:t>}</w:t>
-      </w:r>
-      <w:r>
-        <w:t>. Additionally, the learning rate was sampled uniformly from the interval [1</w:t>
-      </w:r>
-      <w:r>
-        <w:rPr>
-          <w:lang w:val="en-US"/>
-        </w:rPr>
-        <w:t>e-4</w:t>
-      </w:r>
-      <w:r>
-        <w:t>, 5</w:t>
-      </w:r>
-      <w:r>
-        <w:rPr>
-          <w:lang w:val="en-US"/>
-        </w:rPr>
-        <w:t>e-4]</w:t>
-      </w:r>
-      <w:r>
-        <w:t>.</w:t>
-      </w:r>
-    </w:p>
-    <w:p>
-      <w:pPr>
-        <w:rPr>
-          <w:lang w:val="en-US"/>
-        </w:rPr>
-      </w:pPr>
-      <w:r>
-        <w:t>To maintain structural consistency and ensure the embedding dimension was always divisible by the number of heads for proper concatenation, the embedding size was dynamically set to 32 times the number of heads. Following standard Transformer conventions, the MLP hidden dimension was consistently scaled to four times the embedding dimension. This stochastic approach allowed for a broad exploration of the design space, testing the interaction between model depth, attention complexity, and temporal resolution. For each dataset, a total of ten unique combinations were trialed to determine the optimal configuration. The scope of these trials was intentionally constrained to ten iterations per dataset due to limited computational resources and the associated costs of extended training runs.</w:t>
-      </w:r>
-      <w:r>
-        <w:rPr>
-          <w:lang w:val="en-US"/>
-        </w:rPr>
-        <w:t xml:space="preserve"> The following graphs summarize the training and validation losses achieved. </w:t>
-      </w:r>
-    </w:p>
-    <w:p>
-      <w:pPr>
-        <w:rPr>
-          <w:lang w:val="en-US"/>
-        </w:rPr>
-      </w:pPr>
-      <w:r>
-        <w:rPr>
-          <w:noProof/>
-          <w:lang w:val="en-US"/>
-        </w:rPr>
         <w:drawing>
-          <wp:inline distT="0" distB="0" distL="0" distR="0" wp14:anchorId="7B9EDBE0" wp14:editId="2D8FB5F7">
+          <wp:inline distT="0" distB="0" distL="0" distR="0" wp14:anchorId="403CE52A" wp14:editId="4F465B1D">
             <wp:extent cx="5731510" cy="2839720"/>
             <wp:effectExtent l="0" t="0" r="2540" b="0"/>
-            <wp:docPr id="183682361" name="Picture 5"/>
+            <wp:docPr id="190704924" name="Picture 28"/>
             <wp:cNvGraphicFramePr>
               <a:graphicFrameLocks xmlns:a="http://schemas.openxmlformats.org/drawingml/2006/main" noChangeAspect="1"/>
             </wp:cNvGraphicFramePr>
@@ -569,7 +757,7 @@
               <a:graphicData uri="http://schemas.openxmlformats.org/drawingml/2006/picture">
                 <pic:pic xmlns:pic="http://schemas.openxmlformats.org/drawingml/2006/picture">
                   <pic:nvPicPr>
-                    <pic:cNvPr id="183682361" name="Picture 183682361"/>
+                    <pic:cNvPr id="190704924" name="Picture 190704924"/>
                     <pic:cNvPicPr/>
                   </pic:nvPicPr>
                   <pic:blipFill>
@@ -605,10 +793,10 @@
           <w:lang w:val="en-US"/>
         </w:rPr>
         <w:drawing>
-          <wp:inline distT="0" distB="0" distL="0" distR="0" wp14:anchorId="67438927" wp14:editId="4AC96CA0">
+          <wp:inline distT="0" distB="0" distL="0" distR="0" wp14:anchorId="34C7EE2A" wp14:editId="1246F0A5">
             <wp:extent cx="5731510" cy="2839720"/>
             <wp:effectExtent l="0" t="0" r="2540" b="0"/>
-            <wp:docPr id="1353584724" name="Picture 6"/>
+            <wp:docPr id="175778092" name="Picture 29"/>
             <wp:cNvGraphicFramePr>
               <a:graphicFrameLocks xmlns:a="http://schemas.openxmlformats.org/drawingml/2006/main" noChangeAspect="1"/>
             </wp:cNvGraphicFramePr>
@@ -616,7 +804,7 @@
               <a:graphicData uri="http://schemas.openxmlformats.org/drawingml/2006/picture">
                 <pic:pic xmlns:pic="http://schemas.openxmlformats.org/drawingml/2006/picture">
                   <pic:nvPicPr>
-                    <pic:cNvPr id="1353584724" name="Picture 1353584724"/>
+                    <pic:cNvPr id="175778092" name="Picture 175778092"/>
                     <pic:cNvPicPr/>
                   </pic:nvPicPr>
                   <pic:blipFill>
@@ -651,12 +839,11 @@
           <w:noProof/>
           <w:lang w:val="en-US"/>
         </w:rPr>
-        <w:lastRenderedPageBreak/>
         <w:drawing>
-          <wp:inline distT="0" distB="0" distL="0" distR="0" wp14:anchorId="4CD5D6CC" wp14:editId="72D42539">
+          <wp:inline distT="0" distB="0" distL="0" distR="0" wp14:anchorId="29F3303D" wp14:editId="5021B3E5">
             <wp:extent cx="5731510" cy="2839720"/>
             <wp:effectExtent l="0" t="0" r="2540" b="0"/>
-            <wp:docPr id="901529731" name="Picture 7"/>
+            <wp:docPr id="1914562068" name="Picture 30"/>
             <wp:cNvGraphicFramePr>
               <a:graphicFrameLocks xmlns:a="http://schemas.openxmlformats.org/drawingml/2006/main" noChangeAspect="1"/>
             </wp:cNvGraphicFramePr>
@@ -664,7 +851,7 @@
               <a:graphicData uri="http://schemas.openxmlformats.org/drawingml/2006/picture">
                 <pic:pic xmlns:pic="http://schemas.openxmlformats.org/drawingml/2006/picture">
                   <pic:nvPicPr>
-                    <pic:cNvPr id="901529731" name="Picture 901529731"/>
+                    <pic:cNvPr id="1914562068" name="Picture 1914562068"/>
                     <pic:cNvPicPr/>
                   </pic:nvPicPr>
                   <pic:blipFill>
@@ -699,11 +886,12 @@
           <w:noProof/>
           <w:lang w:val="en-US"/>
         </w:rPr>
+        <w:lastRenderedPageBreak/>
         <w:drawing>
-          <wp:inline distT="0" distB="0" distL="0" distR="0" wp14:anchorId="62511358" wp14:editId="060DBAA8">
+          <wp:inline distT="0" distB="0" distL="0" distR="0" wp14:anchorId="0F52A414" wp14:editId="5420CF39">
             <wp:extent cx="5731510" cy="2839720"/>
             <wp:effectExtent l="0" t="0" r="2540" b="0"/>
-            <wp:docPr id="1857433945" name="Picture 8"/>
+            <wp:docPr id="527963075" name="Picture 31"/>
             <wp:cNvGraphicFramePr>
               <a:graphicFrameLocks xmlns:a="http://schemas.openxmlformats.org/drawingml/2006/main" noChangeAspect="1"/>
             </wp:cNvGraphicFramePr>
@@ -711,7 +899,7 @@
               <a:graphicData uri="http://schemas.openxmlformats.org/drawingml/2006/picture">
                 <pic:pic xmlns:pic="http://schemas.openxmlformats.org/drawingml/2006/picture">
                   <pic:nvPicPr>
-                    <pic:cNvPr id="1857433945" name="Picture 1857433945"/>
+                    <pic:cNvPr id="527963075" name="Picture 527963075"/>
                     <pic:cNvPicPr/>
                   </pic:nvPicPr>
                   <pic:blipFill>
@@ -747,10 +935,10 @@
           <w:lang w:val="en-US"/>
         </w:rPr>
         <w:drawing>
-          <wp:inline distT="0" distB="0" distL="0" distR="0" wp14:anchorId="73157BB6" wp14:editId="3F58A11E">
+          <wp:inline distT="0" distB="0" distL="0" distR="0" wp14:anchorId="6867E092" wp14:editId="5959E4BE">
             <wp:extent cx="5731510" cy="2839720"/>
             <wp:effectExtent l="0" t="0" r="2540" b="0"/>
-            <wp:docPr id="302492186" name="Picture 9"/>
+            <wp:docPr id="487843615" name="Picture 32"/>
             <wp:cNvGraphicFramePr>
               <a:graphicFrameLocks xmlns:a="http://schemas.openxmlformats.org/drawingml/2006/main" noChangeAspect="1"/>
             </wp:cNvGraphicFramePr>
@@ -758,7 +946,7 @@
               <a:graphicData uri="http://schemas.openxmlformats.org/drawingml/2006/picture">
                 <pic:pic xmlns:pic="http://schemas.openxmlformats.org/drawingml/2006/picture">
                   <pic:nvPicPr>
-                    <pic:cNvPr id="302492186" name="Picture 302492186"/>
+                    <pic:cNvPr id="487843615" name="Picture 487843615"/>
                     <pic:cNvPicPr/>
                   </pic:nvPicPr>
                   <pic:blipFill>
@@ -793,12 +981,11 @@
           <w:noProof/>
           <w:lang w:val="en-US"/>
         </w:rPr>
-        <w:lastRenderedPageBreak/>
         <w:drawing>
-          <wp:inline distT="0" distB="0" distL="0" distR="0" wp14:anchorId="40ECC5C4" wp14:editId="4AF4481F">
-            <wp:extent cx="5731510" cy="2816860"/>
-            <wp:effectExtent l="0" t="0" r="2540" b="2540"/>
-            <wp:docPr id="2007401224" name="Picture 10"/>
+          <wp:inline distT="0" distB="0" distL="0" distR="0" wp14:anchorId="091AB31B" wp14:editId="3CCBD7E1">
+            <wp:extent cx="5731510" cy="2839720"/>
+            <wp:effectExtent l="0" t="0" r="2540" b="0"/>
+            <wp:docPr id="625913759" name="Picture 33"/>
             <wp:cNvGraphicFramePr>
               <a:graphicFrameLocks xmlns:a="http://schemas.openxmlformats.org/drawingml/2006/main" noChangeAspect="1"/>
             </wp:cNvGraphicFramePr>
@@ -806,7 +993,7 @@
               <a:graphicData uri="http://schemas.openxmlformats.org/drawingml/2006/picture">
                 <pic:pic xmlns:pic="http://schemas.openxmlformats.org/drawingml/2006/picture">
                   <pic:nvPicPr>
-                    <pic:cNvPr id="2007401224" name="Picture 2007401224"/>
+                    <pic:cNvPr id="625913759" name="Picture 625913759"/>
                     <pic:cNvPicPr/>
                   </pic:nvPicPr>
                   <pic:blipFill>
@@ -824,7 +1011,7 @@
                   <pic:spPr>
                     <a:xfrm>
                       <a:off x="0" y="0"/>
-                      <a:ext cx="5731510" cy="2816860"/>
+                      <a:ext cx="5731510" cy="2839720"/>
                     </a:xfrm>
                     <a:prstGeom prst="rect">
                       <a:avLst/>
@@ -841,11 +1028,12 @@
           <w:noProof/>
           <w:lang w:val="en-US"/>
         </w:rPr>
+        <w:lastRenderedPageBreak/>
         <w:drawing>
-          <wp:inline distT="0" distB="0" distL="0" distR="0" wp14:anchorId="59B8ECD0" wp14:editId="7390C9BF">
+          <wp:inline distT="0" distB="0" distL="0" distR="0" wp14:anchorId="6D019464" wp14:editId="07015F73">
             <wp:extent cx="5731510" cy="2839720"/>
             <wp:effectExtent l="0" t="0" r="2540" b="0"/>
-            <wp:docPr id="1007401331" name="Picture 11"/>
+            <wp:docPr id="1501128905" name="Picture 34"/>
             <wp:cNvGraphicFramePr>
               <a:graphicFrameLocks xmlns:a="http://schemas.openxmlformats.org/drawingml/2006/main" noChangeAspect="1"/>
             </wp:cNvGraphicFramePr>
@@ -853,7 +1041,7 @@
               <a:graphicData uri="http://schemas.openxmlformats.org/drawingml/2006/picture">
                 <pic:pic xmlns:pic="http://schemas.openxmlformats.org/drawingml/2006/picture">
                   <pic:nvPicPr>
-                    <pic:cNvPr id="1007401331" name="Picture 1007401331"/>
+                    <pic:cNvPr id="1501128905" name="Picture 1501128905"/>
                     <pic:cNvPicPr/>
                   </pic:nvPicPr>
                   <pic:blipFill>
@@ -889,10 +1077,10 @@
           <w:lang w:val="en-US"/>
         </w:rPr>
         <w:drawing>
-          <wp:inline distT="0" distB="0" distL="0" distR="0" wp14:anchorId="62C92E2A" wp14:editId="3B0F534C">
+          <wp:inline distT="0" distB="0" distL="0" distR="0" wp14:anchorId="3C9E2290" wp14:editId="4C7E6413">
             <wp:extent cx="5731510" cy="2839720"/>
             <wp:effectExtent l="0" t="0" r="2540" b="0"/>
-            <wp:docPr id="886683389" name="Picture 12"/>
+            <wp:docPr id="1510461459" name="Picture 35"/>
             <wp:cNvGraphicFramePr>
               <a:graphicFrameLocks xmlns:a="http://schemas.openxmlformats.org/drawingml/2006/main" noChangeAspect="1"/>
             </wp:cNvGraphicFramePr>
@@ -900,7 +1088,7 @@
               <a:graphicData uri="http://schemas.openxmlformats.org/drawingml/2006/picture">
                 <pic:pic xmlns:pic="http://schemas.openxmlformats.org/drawingml/2006/picture">
                   <pic:nvPicPr>
-                    <pic:cNvPr id="886683389" name="Picture 886683389"/>
+                    <pic:cNvPr id="1510461459" name="Picture 1510461459"/>
                     <pic:cNvPicPr/>
                   </pic:nvPicPr>
                   <pic:blipFill>
@@ -937,10 +1125,10 @@
         </w:rPr>
         <w:lastRenderedPageBreak/>
         <w:drawing>
-          <wp:inline distT="0" distB="0" distL="0" distR="0" wp14:anchorId="2B80417E" wp14:editId="24E82861">
-            <wp:extent cx="5731510" cy="2805430"/>
+          <wp:inline distT="0" distB="0" distL="0" distR="0" wp14:anchorId="279A5822" wp14:editId="417BA020">
+            <wp:extent cx="5731510" cy="2839720"/>
             <wp:effectExtent l="0" t="0" r="2540" b="0"/>
-            <wp:docPr id="671734598" name="Picture 13"/>
+            <wp:docPr id="412512901" name="Picture 36"/>
             <wp:cNvGraphicFramePr>
               <a:graphicFrameLocks xmlns:a="http://schemas.openxmlformats.org/drawingml/2006/main" noChangeAspect="1"/>
             </wp:cNvGraphicFramePr>
@@ -948,7 +1136,7 @@
               <a:graphicData uri="http://schemas.openxmlformats.org/drawingml/2006/picture">
                 <pic:pic xmlns:pic="http://schemas.openxmlformats.org/drawingml/2006/picture">
                   <pic:nvPicPr>
-                    <pic:cNvPr id="671734598" name="Picture 671734598"/>
+                    <pic:cNvPr id="412512901" name="Picture 412512901"/>
                     <pic:cNvPicPr/>
                   </pic:nvPicPr>
                   <pic:blipFill>
@@ -966,7 +1154,7 @@
                   <pic:spPr>
                     <a:xfrm>
                       <a:off x="0" y="0"/>
-                      <a:ext cx="5731510" cy="2805430"/>
+                      <a:ext cx="5731510" cy="2839720"/>
                     </a:xfrm>
                     <a:prstGeom prst="rect">
                       <a:avLst/>
@@ -984,10 +1172,10 @@
           <w:lang w:val="en-US"/>
         </w:rPr>
         <w:drawing>
-          <wp:inline distT="0" distB="0" distL="0" distR="0" wp14:anchorId="35E0412B" wp14:editId="389EBCD0">
+          <wp:inline distT="0" distB="0" distL="0" distR="0" wp14:anchorId="2A94857E" wp14:editId="1BC953D7">
             <wp:extent cx="5731510" cy="2839720"/>
             <wp:effectExtent l="0" t="0" r="2540" b="0"/>
-            <wp:docPr id="295130305" name="Picture 14"/>
+            <wp:docPr id="934084459" name="Picture 37"/>
             <wp:cNvGraphicFramePr>
               <a:graphicFrameLocks xmlns:a="http://schemas.openxmlformats.org/drawingml/2006/main" noChangeAspect="1"/>
             </wp:cNvGraphicFramePr>
@@ -995,7 +1183,7 @@
               <a:graphicData uri="http://schemas.openxmlformats.org/drawingml/2006/picture">
                 <pic:pic xmlns:pic="http://schemas.openxmlformats.org/drawingml/2006/picture">
                   <pic:nvPicPr>
-                    <pic:cNvPr id="295130305" name="Picture 295130305"/>
+                    <pic:cNvPr id="934084459" name="Picture 934084459"/>
                     <pic:cNvPicPr/>
                   </pic:nvPicPr>
                   <pic:blipFill>
@@ -1039,10 +1227,10 @@
         </w:rPr>
         <w:lastRenderedPageBreak/>
         <w:drawing>
-          <wp:inline distT="0" distB="0" distL="0" distR="0" wp14:anchorId="1602013B" wp14:editId="7557BA6A">
+          <wp:inline distT="0" distB="0" distL="0" distR="0" wp14:anchorId="7FC414FA" wp14:editId="72AEB4CE">
             <wp:extent cx="5731510" cy="2839720"/>
             <wp:effectExtent l="0" t="0" r="2540" b="0"/>
-            <wp:docPr id="866257152" name="Picture 15"/>
+            <wp:docPr id="988294644" name="Picture 38"/>
             <wp:cNvGraphicFramePr>
               <a:graphicFrameLocks xmlns:a="http://schemas.openxmlformats.org/drawingml/2006/main" noChangeAspect="1"/>
             </wp:cNvGraphicFramePr>
@@ -1050,7 +1238,7 @@
               <a:graphicData uri="http://schemas.openxmlformats.org/drawingml/2006/picture">
                 <pic:pic xmlns:pic="http://schemas.openxmlformats.org/drawingml/2006/picture">
                   <pic:nvPicPr>
-                    <pic:cNvPr id="866257152" name="Picture 866257152"/>
+                    <pic:cNvPr id="988294644" name="Picture 988294644"/>
                     <pic:cNvPicPr/>
                   </pic:nvPicPr>
                   <pic:blipFill>
@@ -1086,10 +1274,10 @@
           <w:lang w:val="en-US"/>
         </w:rPr>
         <w:drawing>
-          <wp:inline distT="0" distB="0" distL="0" distR="0" wp14:anchorId="38C512D3" wp14:editId="6A066034">
-            <wp:extent cx="5731510" cy="2802890"/>
+          <wp:inline distT="0" distB="0" distL="0" distR="0" wp14:anchorId="64934C05" wp14:editId="4F6F8512">
+            <wp:extent cx="5731510" cy="2839720"/>
             <wp:effectExtent l="0" t="0" r="2540" b="0"/>
-            <wp:docPr id="1860968682" name="Picture 16"/>
+            <wp:docPr id="184117881" name="Picture 39"/>
             <wp:cNvGraphicFramePr>
               <a:graphicFrameLocks xmlns:a="http://schemas.openxmlformats.org/drawingml/2006/main" noChangeAspect="1"/>
             </wp:cNvGraphicFramePr>
@@ -1097,7 +1285,7 @@
               <a:graphicData uri="http://schemas.openxmlformats.org/drawingml/2006/picture">
                 <pic:pic xmlns:pic="http://schemas.openxmlformats.org/drawingml/2006/picture">
                   <pic:nvPicPr>
-                    <pic:cNvPr id="1860968682" name="Picture 1860968682"/>
+                    <pic:cNvPr id="184117881" name="Picture 184117881"/>
                     <pic:cNvPicPr/>
                   </pic:nvPicPr>
                   <pic:blipFill>
@@ -1115,7 +1303,7 @@
                   <pic:spPr>
                     <a:xfrm>
                       <a:off x="0" y="0"/>
-                      <a:ext cx="5731510" cy="2802890"/>
+                      <a:ext cx="5731510" cy="2839720"/>
                     </a:xfrm>
                     <a:prstGeom prst="rect">
                       <a:avLst/>
@@ -1133,10 +1321,10 @@
           <w:lang w:val="en-US"/>
         </w:rPr>
         <w:drawing>
-          <wp:inline distT="0" distB="0" distL="0" distR="0" wp14:anchorId="6E62F1D2" wp14:editId="1B09303F">
+          <wp:inline distT="0" distB="0" distL="0" distR="0" wp14:anchorId="6CDEAC5C" wp14:editId="2F072FDE">
             <wp:extent cx="5731510" cy="2839720"/>
             <wp:effectExtent l="0" t="0" r="2540" b="0"/>
-            <wp:docPr id="1119635483" name="Picture 17"/>
+            <wp:docPr id="207993325" name="Picture 40"/>
             <wp:cNvGraphicFramePr>
               <a:graphicFrameLocks xmlns:a="http://schemas.openxmlformats.org/drawingml/2006/main" noChangeAspect="1"/>
             </wp:cNvGraphicFramePr>
@@ -1144,7 +1332,7 @@
               <a:graphicData uri="http://schemas.openxmlformats.org/drawingml/2006/picture">
                 <pic:pic xmlns:pic="http://schemas.openxmlformats.org/drawingml/2006/picture">
                   <pic:nvPicPr>
-                    <pic:cNvPr id="1119635483" name="Picture 1119635483"/>
+                    <pic:cNvPr id="207993325" name="Picture 207993325"/>
                     <pic:cNvPicPr/>
                   </pic:nvPicPr>
                   <pic:blipFill>
@@ -1181,10 +1369,10 @@
         </w:rPr>
         <w:lastRenderedPageBreak/>
         <w:drawing>
-          <wp:inline distT="0" distB="0" distL="0" distR="0" wp14:anchorId="295D9F17" wp14:editId="120FB853">
-            <wp:extent cx="5731510" cy="2808605"/>
+          <wp:inline distT="0" distB="0" distL="0" distR="0" wp14:anchorId="0D1EFF8E" wp14:editId="1ADCE5ED">
+            <wp:extent cx="5731510" cy="2839720"/>
             <wp:effectExtent l="0" t="0" r="2540" b="0"/>
-            <wp:docPr id="1479241007" name="Picture 18"/>
+            <wp:docPr id="600657573" name="Picture 41"/>
             <wp:cNvGraphicFramePr>
               <a:graphicFrameLocks xmlns:a="http://schemas.openxmlformats.org/drawingml/2006/main" noChangeAspect="1"/>
             </wp:cNvGraphicFramePr>
@@ -1192,7 +1380,7 @@
               <a:graphicData uri="http://schemas.openxmlformats.org/drawingml/2006/picture">
                 <pic:pic xmlns:pic="http://schemas.openxmlformats.org/drawingml/2006/picture">
                   <pic:nvPicPr>
-                    <pic:cNvPr id="1479241007" name="Picture 1479241007"/>
+                    <pic:cNvPr id="600657573" name="Picture 600657573"/>
                     <pic:cNvPicPr/>
                   </pic:nvPicPr>
                   <pic:blipFill>
@@ -1210,7 +1398,7 @@
                   <pic:spPr>
                     <a:xfrm>
                       <a:off x="0" y="0"/>
-                      <a:ext cx="5731510" cy="2808605"/>
+                      <a:ext cx="5731510" cy="2839720"/>
                     </a:xfrm>
                     <a:prstGeom prst="rect">
                       <a:avLst/>
@@ -1228,10 +1416,10 @@
           <w:lang w:val="en-US"/>
         </w:rPr>
         <w:drawing>
-          <wp:inline distT="0" distB="0" distL="0" distR="0" wp14:anchorId="62427ED5" wp14:editId="4285202F">
+          <wp:inline distT="0" distB="0" distL="0" distR="0" wp14:anchorId="60FB1358" wp14:editId="2DA4A64E">
             <wp:extent cx="5731510" cy="2839720"/>
             <wp:effectExtent l="0" t="0" r="2540" b="0"/>
-            <wp:docPr id="475043497" name="Picture 19"/>
+            <wp:docPr id="1744550782" name="Picture 42"/>
             <wp:cNvGraphicFramePr>
               <a:graphicFrameLocks xmlns:a="http://schemas.openxmlformats.org/drawingml/2006/main" noChangeAspect="1"/>
             </wp:cNvGraphicFramePr>
@@ -1239,7 +1427,7 @@
               <a:graphicData uri="http://schemas.openxmlformats.org/drawingml/2006/picture">
                 <pic:pic xmlns:pic="http://schemas.openxmlformats.org/drawingml/2006/picture">
                   <pic:nvPicPr>
-                    <pic:cNvPr id="475043497" name="Picture 475043497"/>
+                    <pic:cNvPr id="1744550782" name="Picture 1744550782"/>
                     <pic:cNvPicPr/>
                   </pic:nvPicPr>
                   <pic:blipFill>
@@ -1275,10 +1463,10 @@
           <w:lang w:val="en-US"/>
         </w:rPr>
         <w:drawing>
-          <wp:inline distT="0" distB="0" distL="0" distR="0" wp14:anchorId="5EBE7F66" wp14:editId="4614DFD6">
-            <wp:extent cx="5731510" cy="2805430"/>
+          <wp:inline distT="0" distB="0" distL="0" distR="0" wp14:anchorId="731DCAC8" wp14:editId="54E0F871">
+            <wp:extent cx="5731510" cy="2839720"/>
             <wp:effectExtent l="0" t="0" r="2540" b="0"/>
-            <wp:docPr id="2074528517" name="Picture 20"/>
+            <wp:docPr id="234158852" name="Picture 43"/>
             <wp:cNvGraphicFramePr>
               <a:graphicFrameLocks xmlns:a="http://schemas.openxmlformats.org/drawingml/2006/main" noChangeAspect="1"/>
             </wp:cNvGraphicFramePr>
@@ -1286,7 +1474,7 @@
               <a:graphicData uri="http://schemas.openxmlformats.org/drawingml/2006/picture">
                 <pic:pic xmlns:pic="http://schemas.openxmlformats.org/drawingml/2006/picture">
                   <pic:nvPicPr>
-                    <pic:cNvPr id="2074528517" name="Picture 2074528517"/>
+                    <pic:cNvPr id="234158852" name="Picture 234158852"/>
                     <pic:cNvPicPr/>
                   </pic:nvPicPr>
                   <pic:blipFill>
@@ -1304,7 +1492,7 @@
                   <pic:spPr>
                     <a:xfrm>
                       <a:off x="0" y="0"/>
-                      <a:ext cx="5731510" cy="2805430"/>
+                      <a:ext cx="5731510" cy="2839720"/>
                     </a:xfrm>
                     <a:prstGeom prst="rect">
                       <a:avLst/>
@@ -1323,10 +1511,10 @@
         </w:rPr>
         <w:lastRenderedPageBreak/>
         <w:drawing>
-          <wp:inline distT="0" distB="0" distL="0" distR="0" wp14:anchorId="55664B60" wp14:editId="75EF3534">
+          <wp:inline distT="0" distB="0" distL="0" distR="0" wp14:anchorId="3E0FB49A" wp14:editId="280BD2BB">
             <wp:extent cx="5731510" cy="2839720"/>
             <wp:effectExtent l="0" t="0" r="2540" b="0"/>
-            <wp:docPr id="1302219423" name="Picture 21"/>
+            <wp:docPr id="575688400" name="Picture 44"/>
             <wp:cNvGraphicFramePr>
               <a:graphicFrameLocks xmlns:a="http://schemas.openxmlformats.org/drawingml/2006/main" noChangeAspect="1"/>
             </wp:cNvGraphicFramePr>
@@ -1334,7 +1522,7 @@
               <a:graphicData uri="http://schemas.openxmlformats.org/drawingml/2006/picture">
                 <pic:pic xmlns:pic="http://schemas.openxmlformats.org/drawingml/2006/picture">
                   <pic:nvPicPr>
-                    <pic:cNvPr id="1302219423" name="Picture 1302219423"/>
+                    <pic:cNvPr id="575688400" name="Picture 575688400"/>
                     <pic:cNvPicPr/>
                   </pic:nvPicPr>
                   <pic:blipFill>
@@ -1370,10 +1558,10 @@
           <w:lang w:val="en-US"/>
         </w:rPr>
         <w:drawing>
-          <wp:inline distT="0" distB="0" distL="0" distR="0" wp14:anchorId="6BEEBED9" wp14:editId="42E046DA">
+          <wp:inline distT="0" distB="0" distL="0" distR="0" wp14:anchorId="4EFAB485" wp14:editId="5F5BF18C">
             <wp:extent cx="5731510" cy="2839720"/>
             <wp:effectExtent l="0" t="0" r="2540" b="0"/>
-            <wp:docPr id="270368421" name="Picture 22"/>
+            <wp:docPr id="1785922529" name="Picture 45"/>
             <wp:cNvGraphicFramePr>
               <a:graphicFrameLocks xmlns:a="http://schemas.openxmlformats.org/drawingml/2006/main" noChangeAspect="1"/>
             </wp:cNvGraphicFramePr>
@@ -1381,7 +1569,7 @@
               <a:graphicData uri="http://schemas.openxmlformats.org/drawingml/2006/picture">
                 <pic:pic xmlns:pic="http://schemas.openxmlformats.org/drawingml/2006/picture">
                   <pic:nvPicPr>
-                    <pic:cNvPr id="270368421" name="Picture 270368421"/>
+                    <pic:cNvPr id="1785922529" name="Picture 1785922529"/>
                     <pic:cNvPicPr/>
                   </pic:nvPicPr>
                   <pic:blipFill>
@@ -1418,10 +1606,10 @@
         </w:rPr>
         <w:lastRenderedPageBreak/>
         <w:drawing>
-          <wp:inline distT="0" distB="0" distL="0" distR="0" wp14:anchorId="20566C09" wp14:editId="0BD5750C">
-            <wp:extent cx="5731510" cy="2828290"/>
-            <wp:effectExtent l="0" t="0" r="2540" b="0"/>
-            <wp:docPr id="195533671" name="Picture 23"/>
+          <wp:inline distT="0" distB="0" distL="0" distR="0" wp14:anchorId="7C56DD55" wp14:editId="0AED02DE">
+            <wp:extent cx="5731510" cy="2836545"/>
+            <wp:effectExtent l="0" t="0" r="2540" b="1905"/>
+            <wp:docPr id="833417023" name="Picture 46"/>
             <wp:cNvGraphicFramePr>
               <a:graphicFrameLocks xmlns:a="http://schemas.openxmlformats.org/drawingml/2006/main" noChangeAspect="1"/>
             </wp:cNvGraphicFramePr>
@@ -1429,7 +1617,7 @@
               <a:graphicData uri="http://schemas.openxmlformats.org/drawingml/2006/picture">
                 <pic:pic xmlns:pic="http://schemas.openxmlformats.org/drawingml/2006/picture">
                   <pic:nvPicPr>
-                    <pic:cNvPr id="195533671" name="Picture 195533671"/>
+                    <pic:cNvPr id="833417023" name="Picture 833417023"/>
                     <pic:cNvPicPr/>
                   </pic:nvPicPr>
                   <pic:blipFill>
@@ -1447,7 +1635,7 @@
                   <pic:spPr>
                     <a:xfrm>
                       <a:off x="0" y="0"/>
-                      <a:ext cx="5731510" cy="2828290"/>
+                      <a:ext cx="5731510" cy="2836545"/>
                     </a:xfrm>
                     <a:prstGeom prst="rect">
                       <a:avLst/>
@@ -1465,10 +1653,10 @@
           <w:lang w:val="en-US"/>
         </w:rPr>
         <w:drawing>
-          <wp:inline distT="0" distB="0" distL="0" distR="0" wp14:anchorId="258ACE68" wp14:editId="46867DE9">
+          <wp:inline distT="0" distB="0" distL="0" distR="0" wp14:anchorId="41FF74B6" wp14:editId="59E32A45">
             <wp:extent cx="5731510" cy="2839720"/>
             <wp:effectExtent l="0" t="0" r="2540" b="0"/>
-            <wp:docPr id="399580425" name="Picture 24"/>
+            <wp:docPr id="599165198" name="Picture 47"/>
             <wp:cNvGraphicFramePr>
               <a:graphicFrameLocks xmlns:a="http://schemas.openxmlformats.org/drawingml/2006/main" noChangeAspect="1"/>
             </wp:cNvGraphicFramePr>
@@ -1476,7 +1664,7 @@
               <a:graphicData uri="http://schemas.openxmlformats.org/drawingml/2006/picture">
                 <pic:pic xmlns:pic="http://schemas.openxmlformats.org/drawingml/2006/picture">
                   <pic:nvPicPr>
-                    <pic:cNvPr id="399580425" name="Picture 399580425"/>
+                    <pic:cNvPr id="599165198" name="Picture 599165198"/>
                     <pic:cNvPicPr/>
                   </pic:nvPicPr>
                   <pic:blipFill>
@@ -1508,6 +1696,13 @@
       </w:r>
     </w:p>
     <w:p>
+      <w:pPr>
+        <w:rPr>
+          <w:lang w:val="en-US"/>
+        </w:rPr>
+      </w:pPr>
+    </w:p>
+    <w:p>
       <w:r>
         <w:t>Across all training iterations for both the Hebrew and English datasets, the validation curves consistently mirrored the patterns observed in the initial hyperparameter tests. The validation loss typically descended to a minimum of approximately 1.5 for English and 2.5 for Hebrew before reversing trajectory and rising until the early stopping criteria were met.</w:t>
       </w:r>
@@ -1540,7 +1735,24 @@
         </w:numPr>
       </w:pPr>
       <w:r>
-        <w:t>Dataset Scale: The current training sets may lack the necessary volume and diversity to adequately represent general linguistic patterns, leading the model to optimize for specific nuances of the training data rather than universal features.</w:t>
+        <w:t>Dataset Scale: The current training sets may lack the necessary volume and diversity to adequately represent general patterns</w:t>
+      </w:r>
+      <w:r>
+        <w:rPr>
+          <w:lang w:val="en-US"/>
+        </w:rPr>
+        <w:t xml:space="preserve"> in the specific type </w:t>
+      </w:r>
+      <w:proofErr w:type="spellStart"/>
+      <w:r>
+        <w:rPr>
+          <w:lang w:val="en-US"/>
+        </w:rPr>
+        <w:t>dats</w:t>
+      </w:r>
+      <w:proofErr w:type="spellEnd"/>
+      <w:r>
+        <w:t>, leading the model to optimize for specific nuances of the training data rather than universal features.</w:t>
       </w:r>
     </w:p>
     <w:p>
@@ -1551,7 +1763,11 @@
         </w:numPr>
       </w:pPr>
       <w:r>
-        <w:t>Tokenization Granularity: We utilized a character-level tokenization scheme where each letter is treated as an individual token. This approach may limit the model's ability to identify higher-level semantic structures and patterns that are more easily captured by sub-word or BPE (Byte Pair Encoding) tokenization methods.</w:t>
+        <w:t xml:space="preserve">Tokenization Granularity: We utilized a character-level tokenization scheme where each letter is treated as an individual token. This approach may limit the model's ability to </w:t>
+      </w:r>
+      <w:r>
+        <w:lastRenderedPageBreak/>
+        <w:t>identify higher-level semantic structures and patterns that are more easily captured by sub-word or BPE (Byte Pair Encoding) tokenization methods.</w:t>
       </w:r>
     </w:p>
     <w:p>
@@ -1562,142 +1778,2817 @@
         </w:numPr>
       </w:pPr>
       <w:r>
-        <w:lastRenderedPageBreak/>
         <w:t>The Nature of Overfitting in LLMs: It remains an open question in the research community whether overfitting during the pre-training phase of Large Language Models (LLMs) functions identically to overfitting in traditional machine learning. While the divergence between training and validation loss is a classic indicator, the relationship between "memorization" and "emergent reasoning" in autoregressive models is still being actively explored.</w:t>
       </w:r>
     </w:p>
     <w:p>
       <w:pPr>
-        <w:ind w:left="360"/>
         <w:rPr>
           <w:b/>
           <w:bCs/>
+          <w:lang w:val="en-US"/>
         </w:rPr>
       </w:pPr>
       <w:r>
         <w:rPr>
           <w:b/>
           <w:bCs/>
-        </w:rPr>
-        <w:t>Sequence Length and Learning Efficiency</w:t>
-      </w:r>
-    </w:p>
-    <w:p>
-      <w:pPr>
-        <w:ind w:left="360"/>
-      </w:pPr>
-      <w:r>
-        <w:t>In a comparative analysis of different sequence lengths, a consistent pattern emerged where longer sequence lengths yielded a faster reduction in loss per batch, while shorter sequences required a significantly higher number of batches to converge.</w:t>
+          <w:lang w:val="en-US"/>
+        </w:rPr>
+        <w:t>Other Observations</w:t>
+      </w:r>
+    </w:p>
+    <w:p>
+      <w:pPr>
+        <w:rPr>
+          <w:lang w:val="en-US"/>
+        </w:rPr>
+      </w:pPr>
+      <w:r>
+        <w:t>Across the training runs for both the Hebrew and English datasets, a clear correlation was observed between an increased initial learning rate and accelerated training, as well as a more rapid onset of overfitting. Despite these differences in speed, the loss curves consistently exhibited similar shapes and patterns, even when extended. This suggests that the models were relatively robust to the specific hyperparameter fine-tuning values and the selected early stopping threshold.</w:t>
+      </w:r>
+    </w:p>
+    <w:p>
+      <w:pPr>
+        <w:rPr>
+          <w:lang w:val="en-US"/>
+        </w:rPr>
+      </w:pPr>
+      <w:r>
+        <w:t>However, a notable distinction emerged when comparing these trials to experiments conducted on the full datasets. While the partial-dataset trials showed low sensitivity to hyperparameter variations, the models trained on the complete datasets proved significantly more sensitive to these configurations.</w:t>
+      </w:r>
+    </w:p>
+    <w:p>
+      <w:pPr>
+        <w:rPr>
+          <w:b/>
+          <w:bCs/>
+        </w:rPr>
+      </w:pPr>
+      <w:r>
+        <w:rPr>
+          <w:b/>
+          <w:bCs/>
+        </w:rPr>
+        <w:t>Final Model Configurations</w:t>
+      </w:r>
+    </w:p>
+    <w:p>
+      <w:r>
+        <w:t>English Dataset</w:t>
+      </w:r>
+    </w:p>
+    <w:p>
+      <w:r>
+        <w:t>The optimal configurations for the English dataset were divided into two categories based on the data distribution used during training:</w:t>
       </w:r>
     </w:p>
     <w:p>
       <w:pPr>
         <w:numPr>
           <w:ilvl w:val="0"/>
-          <w:numId w:val="4"/>
+          <w:numId w:val="7"/>
         </w:numPr>
       </w:pPr>
       <w:r>
-        <w:t>Gradient Signal Density: We hypothesize that longer sequence lengths provide a higher signal-to-noise ratio for each weight update. Because the model can attend to a broader context in a single pass, the resulting gradients are more representative of the language's overall structure, allowing for more efficient optimization.</w:t>
+        <w:t>Full Dataset Training: The most effective configuration utilized 7 layers, 8 heads, and a 256 embedding dimension (with a 1024 MLP). Training was conducted with a 5e-4 learning rate using cosine annealing, 0.1 dropout (applied after initial embedding and causal attention), and 0.1 weight decay. This 5.13 million parameter model achieved a final loss of 0.12 after approximately 45,000 batches of 64-sequence lengths (2,880,000 total sequences).</w:t>
       </w:r>
     </w:p>
     <w:p>
       <w:pPr>
         <w:numPr>
           <w:ilvl w:val="0"/>
-          <w:numId w:val="4"/>
+          <w:numId w:val="7"/>
         </w:numPr>
       </w:pPr>
       <w:r>
-        <w:t>Contextual Truncation: For the shorter sequences, we hypothesize that the limited contextual window forced the model to frequently predict tokens based on incomplete se</w:t>
+        <w:t xml:space="preserve">90/10 Validation Split: The top performer (Trial 6) featured 8 layers, 8 heads, and a 256 embedding size (totaling 5.86 million parameters). With a 0.0046 learning rate, 0.0379 weight decay, and 0.1 dropout, it achieved a </w:t>
+      </w:r>
+      <w:r>
+        <w:rPr>
+          <w:lang w:val="en-US"/>
+        </w:rPr>
+        <w:t>minimum</w:t>
+      </w:r>
+      <w:r>
+        <w:t xml:space="preserve"> validation loss of 1.5188 at 1,880 batches (120,320 sequences), where the training loss was 1.299. Training concluded with a final training loss of 0.538 after 4,540 batches (290,560 sequences).</w:t>
+      </w:r>
+    </w:p>
+    <w:p>
+      <w:r>
+        <w:t>Hebrew Dataset</w:t>
+      </w:r>
+    </w:p>
+    <w:p>
+      <w:r>
+        <w:t>The Hebrew models followed a similar trend, though they achieved a lower overall loss on the full dataset:</w:t>
+      </w:r>
+    </w:p>
+    <w:p>
+      <w:pPr>
+        <w:numPr>
+          <w:ilvl w:val="0"/>
+          <w:numId w:val="8"/>
+        </w:numPr>
+      </w:pPr>
+      <w:r>
+        <w:t>Full Dataset Training: Mirroring the English architecture, this model used 7 layers, 8 heads, a 256 embedding dimension, and a 1024 MLP. Employing identical hyperparameters (5e-4 learning rate with cosine annealing, 0.1 dropout, and 0.1 weight decay), it achieved a loss of 0.09 after 50,000 batches (3,200,000 sequences).</w:t>
+      </w:r>
+    </w:p>
+    <w:p>
+      <w:pPr>
+        <w:numPr>
+          <w:ilvl w:val="0"/>
+          <w:numId w:val="8"/>
+        </w:numPr>
+      </w:pPr>
+      <w:r>
+        <w:lastRenderedPageBreak/>
+        <w:t>90/10 Validation Split: The best-performing Hebrew model (Trial 4) utilized a leaner architecture of 8 layers, 6 heads, a 192 embedding size, and a 768 MLP, resulting in 3.35 million parameters. Using a 0.00212 learning rate, 0.078 weight decay, and 0.1 dropout, it reached its best validation loss of 2.423 at 2,000 batches (128,000 sequences) with a training loss of 1.44. The final training loss reached 0.288 after 7,160 batches (458,240 sequences).</w:t>
+      </w:r>
+    </w:p>
+    <w:p>
+      <w:pPr>
+        <w:pStyle w:val="Heading1"/>
+        <w:rPr>
+          <w:lang w:val="en-US"/>
+        </w:rPr>
+      </w:pPr>
+      <w:r>
+        <w:rPr>
+          <w:lang w:val="en-US"/>
+        </w:rPr>
+        <w:t>Behavior Analysis of the English LLM</w:t>
+      </w:r>
+    </w:p>
+    <w:p>
+      <w:r>
+        <w:t>This section details the diagnostic framework and interpretability techniques used to analyze the attention mechanisms of the model trained on the full English dataset. By modifying the architecture specifically for information extraction, we were able to visualize how the Transformer distributes focus across character sequences.</w:t>
+      </w:r>
+    </w:p>
+    <w:p>
+      <w:pPr>
+        <w:rPr>
+          <w:b/>
+          <w:bCs/>
+        </w:rPr>
+      </w:pPr>
+      <w:r>
+        <w:rPr>
+          <w:b/>
+          <w:bCs/>
+        </w:rPr>
+        <w:t>Architectural Modifications for Interpretability</w:t>
+      </w:r>
+    </w:p>
+    <w:p>
+      <w:r>
+        <w:t>To facilitate efficient data extraction without compromising model integrity, two primary structural changes were implemented:</w:t>
+      </w:r>
+    </w:p>
+    <w:p>
+      <w:pPr>
+        <w:numPr>
+          <w:ilvl w:val="0"/>
+          <w:numId w:val="9"/>
+        </w:numPr>
+      </w:pPr>
+      <w:r>
+        <w:t>Unified KQV Matrices: Instead of utilizing separate linear layers for each attention head, we implemented a single, unified matrix for the Key, Query, and Value (KQV) projections for all heads within each layer. This adjustment not only improved computational efficiency but also enabled the simultaneous extraction of attention scores across the entire multi-head spectrum.</w:t>
+      </w:r>
+    </w:p>
+    <w:p>
+      <w:pPr>
+        <w:numPr>
+          <w:ilvl w:val="0"/>
+          <w:numId w:val="9"/>
+        </w:numPr>
+      </w:pPr>
+      <w:r>
+        <w:t>Identity Hooks for Transient States: Since attention matrices post-softmax are transient activations rather than stored parameters, we introduced a torch.identity layer immediately following the softmax operation. By attaching a forward hook to this identity layer, we could reliably capture and extract the attention tensors for visualization and analysis without interfering with the forward pass.</w:t>
+      </w:r>
+    </w:p>
+    <w:p>
+      <w:r>
+        <w:rPr>
+          <w:b/>
+          <w:bCs/>
+        </w:rPr>
+        <w:t>Methodology</w:t>
+      </w:r>
+      <w:r>
+        <w:t xml:space="preserve"> </w:t>
+      </w:r>
+      <w:r>
+        <w:rPr>
+          <w:b/>
+          <w:bCs/>
+        </w:rPr>
+        <w:t>for Heatmap Generation</w:t>
+      </w:r>
+    </w:p>
+    <w:p>
+      <w:r>
+        <w:t>To ensure the interpretability results were clear and comparable, we standardized the input stimuli:</w:t>
+      </w:r>
+    </w:p>
+    <w:p>
+      <w:pPr>
+        <w:numPr>
+          <w:ilvl w:val="0"/>
+          <w:numId w:val="10"/>
+        </w:numPr>
+      </w:pPr>
+      <w:r>
+        <w:t>Fixed Sequence Length: Multiple words of identical length (5 characters) were passed through the model.</w:t>
+      </w:r>
+    </w:p>
+    <w:p>
+      <w:pPr>
+        <w:numPr>
+          <w:ilvl w:val="0"/>
+          <w:numId w:val="10"/>
+        </w:numPr>
+      </w:pPr>
+      <w:r>
+        <w:t>Elimination of Padding Bias: By using uniform lengths, we bypassed the need for padding tokens, which can often skew attention distributions and create artifacts in heatmaps.</w:t>
+      </w:r>
+    </w:p>
+    <w:p>
+      <w:pPr>
+        <w:numPr>
+          <w:ilvl w:val="0"/>
+          <w:numId w:val="10"/>
+        </w:numPr>
+      </w:pPr>
+      <w:r>
+        <w:t>Cross-Layer Analysis: This standardization allowed for a direct comparison of how different layers view the same linguistic structures, providing a clean look at the model's internal hierarchy.</w:t>
+      </w:r>
+    </w:p>
+    <w:p>
+      <w:pPr>
+        <w:rPr>
+          <w:lang w:val="en-US"/>
+        </w:rPr>
+      </w:pPr>
+      <w:r>
+        <w:t>The following heatmaps represent a selection of attention distributions across various layers for several five-letter test words.</w:t>
+      </w:r>
+    </w:p>
+    <w:p>
+      <w:pPr>
+        <w:rPr>
+          <w:lang w:val="en-US"/>
+        </w:rPr>
+      </w:pPr>
+      <w:r>
+        <w:rPr>
+          <w:noProof/>
+          <w:lang w:val="en-US"/>
+        </w:rPr>
+        <w:lastRenderedPageBreak/>
+        <w:drawing>
+          <wp:inline distT="0" distB="0" distL="0" distR="0" wp14:anchorId="50217D0E" wp14:editId="48A64B33">
+            <wp:extent cx="5731510" cy="2865755"/>
+            <wp:effectExtent l="0" t="0" r="2540" b="0"/>
+            <wp:docPr id="1419657560" name="Picture 48"/>
+            <wp:cNvGraphicFramePr>
+              <a:graphicFrameLocks xmlns:a="http://schemas.openxmlformats.org/drawingml/2006/main" noChangeAspect="1"/>
+            </wp:cNvGraphicFramePr>
+            <a:graphic xmlns:a="http://schemas.openxmlformats.org/drawingml/2006/main">
+              <a:graphicData uri="http://schemas.openxmlformats.org/drawingml/2006/picture">
+                <pic:pic xmlns:pic="http://schemas.openxmlformats.org/drawingml/2006/picture">
+                  <pic:nvPicPr>
+                    <pic:cNvPr id="1419657560" name="Picture 1419657560"/>
+                    <pic:cNvPicPr/>
+                  </pic:nvPicPr>
+                  <pic:blipFill>
+                    <a:blip r:embed="rId29" cstate="print">
+                      <a:extLst>
+                        <a:ext uri="{28A0092B-C50C-407E-A947-70E740481C1C}">
+                          <a14:useLocalDpi xmlns:a14="http://schemas.microsoft.com/office/drawing/2010/main" val="0"/>
+                        </a:ext>
+                      </a:extLst>
+                    </a:blip>
+                    <a:stretch>
+                      <a:fillRect/>
+                    </a:stretch>
+                  </pic:blipFill>
+                  <pic:spPr>
+                    <a:xfrm>
+                      <a:off x="0" y="0"/>
+                      <a:ext cx="5731510" cy="2865755"/>
+                    </a:xfrm>
+                    <a:prstGeom prst="rect">
+                      <a:avLst/>
+                    </a:prstGeom>
+                  </pic:spPr>
+                </pic:pic>
+              </a:graphicData>
+            </a:graphic>
+          </wp:inline>
+        </w:drawing>
+      </w:r>
+      <w:r>
+        <w:rPr>
+          <w:noProof/>
+          <w:lang w:val="en-US"/>
+        </w:rPr>
+        <w:drawing>
+          <wp:inline distT="0" distB="0" distL="0" distR="0" wp14:anchorId="3E903E87" wp14:editId="7F645F3B">
+            <wp:extent cx="5731510" cy="2865755"/>
+            <wp:effectExtent l="0" t="0" r="2540" b="0"/>
+            <wp:docPr id="454731531" name="Picture 49"/>
+            <wp:cNvGraphicFramePr>
+              <a:graphicFrameLocks xmlns:a="http://schemas.openxmlformats.org/drawingml/2006/main" noChangeAspect="1"/>
+            </wp:cNvGraphicFramePr>
+            <a:graphic xmlns:a="http://schemas.openxmlformats.org/drawingml/2006/main">
+              <a:graphicData uri="http://schemas.openxmlformats.org/drawingml/2006/picture">
+                <pic:pic xmlns:pic="http://schemas.openxmlformats.org/drawingml/2006/picture">
+                  <pic:nvPicPr>
+                    <pic:cNvPr id="454731531" name="Picture 454731531"/>
+                    <pic:cNvPicPr/>
+                  </pic:nvPicPr>
+                  <pic:blipFill>
+                    <a:blip r:embed="rId30" cstate="print">
+                      <a:extLst>
+                        <a:ext uri="{28A0092B-C50C-407E-A947-70E740481C1C}">
+                          <a14:useLocalDpi xmlns:a14="http://schemas.microsoft.com/office/drawing/2010/main" val="0"/>
+                        </a:ext>
+                      </a:extLst>
+                    </a:blip>
+                    <a:stretch>
+                      <a:fillRect/>
+                    </a:stretch>
+                  </pic:blipFill>
+                  <pic:spPr>
+                    <a:xfrm>
+                      <a:off x="0" y="0"/>
+                      <a:ext cx="5731510" cy="2865755"/>
+                    </a:xfrm>
+                    <a:prstGeom prst="rect">
+                      <a:avLst/>
+                    </a:prstGeom>
+                  </pic:spPr>
+                </pic:pic>
+              </a:graphicData>
+            </a:graphic>
+          </wp:inline>
+        </w:drawing>
+      </w:r>
+      <w:r>
+        <w:rPr>
+          <w:noProof/>
+          <w:lang w:val="en-US"/>
+        </w:rPr>
+        <w:drawing>
+          <wp:inline distT="0" distB="0" distL="0" distR="0" wp14:anchorId="30600F17" wp14:editId="3FCB901C">
+            <wp:extent cx="5731510" cy="2865755"/>
+            <wp:effectExtent l="0" t="0" r="2540" b="0"/>
+            <wp:docPr id="1782526547" name="Picture 50"/>
+            <wp:cNvGraphicFramePr>
+              <a:graphicFrameLocks xmlns:a="http://schemas.openxmlformats.org/drawingml/2006/main" noChangeAspect="1"/>
+            </wp:cNvGraphicFramePr>
+            <a:graphic xmlns:a="http://schemas.openxmlformats.org/drawingml/2006/main">
+              <a:graphicData uri="http://schemas.openxmlformats.org/drawingml/2006/picture">
+                <pic:pic xmlns:pic="http://schemas.openxmlformats.org/drawingml/2006/picture">
+                  <pic:nvPicPr>
+                    <pic:cNvPr id="1782526547" name="Picture 1782526547"/>
+                    <pic:cNvPicPr/>
+                  </pic:nvPicPr>
+                  <pic:blipFill>
+                    <a:blip r:embed="rId31" cstate="print">
+                      <a:extLst>
+                        <a:ext uri="{28A0092B-C50C-407E-A947-70E740481C1C}">
+                          <a14:useLocalDpi xmlns:a14="http://schemas.microsoft.com/office/drawing/2010/main" val="0"/>
+                        </a:ext>
+                      </a:extLst>
+                    </a:blip>
+                    <a:stretch>
+                      <a:fillRect/>
+                    </a:stretch>
+                  </pic:blipFill>
+                  <pic:spPr>
+                    <a:xfrm>
+                      <a:off x="0" y="0"/>
+                      <a:ext cx="5731510" cy="2865755"/>
+                    </a:xfrm>
+                    <a:prstGeom prst="rect">
+                      <a:avLst/>
+                    </a:prstGeom>
+                  </pic:spPr>
+                </pic:pic>
+              </a:graphicData>
+            </a:graphic>
+          </wp:inline>
+        </w:drawing>
+      </w:r>
+      <w:r>
+        <w:rPr>
+          <w:noProof/>
+          <w:lang w:val="en-US"/>
+        </w:rPr>
+        <w:lastRenderedPageBreak/>
+        <w:drawing>
+          <wp:inline distT="0" distB="0" distL="0" distR="0" wp14:anchorId="16B9EFEA" wp14:editId="406A0EEE">
+            <wp:extent cx="5731510" cy="2865755"/>
+            <wp:effectExtent l="0" t="0" r="2540" b="0"/>
+            <wp:docPr id="1972536739" name="Picture 51"/>
+            <wp:cNvGraphicFramePr>
+              <a:graphicFrameLocks xmlns:a="http://schemas.openxmlformats.org/drawingml/2006/main" noChangeAspect="1"/>
+            </wp:cNvGraphicFramePr>
+            <a:graphic xmlns:a="http://schemas.openxmlformats.org/drawingml/2006/main">
+              <a:graphicData uri="http://schemas.openxmlformats.org/drawingml/2006/picture">
+                <pic:pic xmlns:pic="http://schemas.openxmlformats.org/drawingml/2006/picture">
+                  <pic:nvPicPr>
+                    <pic:cNvPr id="1972536739" name="Picture 1972536739"/>
+                    <pic:cNvPicPr/>
+                  </pic:nvPicPr>
+                  <pic:blipFill>
+                    <a:blip r:embed="rId32" cstate="print">
+                      <a:extLst>
+                        <a:ext uri="{28A0092B-C50C-407E-A947-70E740481C1C}">
+                          <a14:useLocalDpi xmlns:a14="http://schemas.microsoft.com/office/drawing/2010/main" val="0"/>
+                        </a:ext>
+                      </a:extLst>
+                    </a:blip>
+                    <a:stretch>
+                      <a:fillRect/>
+                    </a:stretch>
+                  </pic:blipFill>
+                  <pic:spPr>
+                    <a:xfrm>
+                      <a:off x="0" y="0"/>
+                      <a:ext cx="5731510" cy="2865755"/>
+                    </a:xfrm>
+                    <a:prstGeom prst="rect">
+                      <a:avLst/>
+                    </a:prstGeom>
+                  </pic:spPr>
+                </pic:pic>
+              </a:graphicData>
+            </a:graphic>
+          </wp:inline>
+        </w:drawing>
+      </w:r>
+      <w:r>
+        <w:rPr>
+          <w:noProof/>
+          <w:lang w:val="en-US"/>
+        </w:rPr>
+        <w:drawing>
+          <wp:inline distT="0" distB="0" distL="0" distR="0" wp14:anchorId="5576E422" wp14:editId="21D340CF">
+            <wp:extent cx="5731510" cy="2865755"/>
+            <wp:effectExtent l="0" t="0" r="2540" b="0"/>
+            <wp:docPr id="433359026" name="Picture 52"/>
+            <wp:cNvGraphicFramePr>
+              <a:graphicFrameLocks xmlns:a="http://schemas.openxmlformats.org/drawingml/2006/main" noChangeAspect="1"/>
+            </wp:cNvGraphicFramePr>
+            <a:graphic xmlns:a="http://schemas.openxmlformats.org/drawingml/2006/main">
+              <a:graphicData uri="http://schemas.openxmlformats.org/drawingml/2006/picture">
+                <pic:pic xmlns:pic="http://schemas.openxmlformats.org/drawingml/2006/picture">
+                  <pic:nvPicPr>
+                    <pic:cNvPr id="433359026" name="Picture 433359026"/>
+                    <pic:cNvPicPr/>
+                  </pic:nvPicPr>
+                  <pic:blipFill>
+                    <a:blip r:embed="rId33" cstate="print">
+                      <a:extLst>
+                        <a:ext uri="{28A0092B-C50C-407E-A947-70E740481C1C}">
+                          <a14:useLocalDpi xmlns:a14="http://schemas.microsoft.com/office/drawing/2010/main" val="0"/>
+                        </a:ext>
+                      </a:extLst>
+                    </a:blip>
+                    <a:stretch>
+                      <a:fillRect/>
+                    </a:stretch>
+                  </pic:blipFill>
+                  <pic:spPr>
+                    <a:xfrm>
+                      <a:off x="0" y="0"/>
+                      <a:ext cx="5731510" cy="2865755"/>
+                    </a:xfrm>
+                    <a:prstGeom prst="rect">
+                      <a:avLst/>
+                    </a:prstGeom>
+                  </pic:spPr>
+                </pic:pic>
+              </a:graphicData>
+            </a:graphic>
+          </wp:inline>
+        </w:drawing>
+      </w:r>
+      <w:r>
+        <w:rPr>
+          <w:noProof/>
+          <w:lang w:val="en-US"/>
+        </w:rPr>
+        <w:drawing>
+          <wp:inline distT="0" distB="0" distL="0" distR="0" wp14:anchorId="35FD3AEE" wp14:editId="1B5EE065">
+            <wp:extent cx="5731510" cy="2865755"/>
+            <wp:effectExtent l="0" t="0" r="2540" b="0"/>
+            <wp:docPr id="745827728" name="Picture 53"/>
+            <wp:cNvGraphicFramePr>
+              <a:graphicFrameLocks xmlns:a="http://schemas.openxmlformats.org/drawingml/2006/main" noChangeAspect="1"/>
+            </wp:cNvGraphicFramePr>
+            <a:graphic xmlns:a="http://schemas.openxmlformats.org/drawingml/2006/main">
+              <a:graphicData uri="http://schemas.openxmlformats.org/drawingml/2006/picture">
+                <pic:pic xmlns:pic="http://schemas.openxmlformats.org/drawingml/2006/picture">
+                  <pic:nvPicPr>
+                    <pic:cNvPr id="745827728" name="Picture 745827728"/>
+                    <pic:cNvPicPr/>
+                  </pic:nvPicPr>
+                  <pic:blipFill>
+                    <a:blip r:embed="rId34" cstate="print">
+                      <a:extLst>
+                        <a:ext uri="{28A0092B-C50C-407E-A947-70E740481C1C}">
+                          <a14:useLocalDpi xmlns:a14="http://schemas.microsoft.com/office/drawing/2010/main" val="0"/>
+                        </a:ext>
+                      </a:extLst>
+                    </a:blip>
+                    <a:stretch>
+                      <a:fillRect/>
+                    </a:stretch>
+                  </pic:blipFill>
+                  <pic:spPr>
+                    <a:xfrm>
+                      <a:off x="0" y="0"/>
+                      <a:ext cx="5731510" cy="2865755"/>
+                    </a:xfrm>
+                    <a:prstGeom prst="rect">
+                      <a:avLst/>
+                    </a:prstGeom>
+                  </pic:spPr>
+                </pic:pic>
+              </a:graphicData>
+            </a:graphic>
+          </wp:inline>
+        </w:drawing>
+      </w:r>
+      <w:r>
+        <w:rPr>
+          <w:noProof/>
+          <w:lang w:val="en-US"/>
+        </w:rPr>
+        <w:lastRenderedPageBreak/>
+        <w:drawing>
+          <wp:inline distT="0" distB="0" distL="0" distR="0" wp14:anchorId="2960F779" wp14:editId="6E0A4751">
+            <wp:extent cx="5731510" cy="2865755"/>
+            <wp:effectExtent l="0" t="0" r="2540" b="0"/>
+            <wp:docPr id="54445383" name="Picture 54"/>
+            <wp:cNvGraphicFramePr>
+              <a:graphicFrameLocks xmlns:a="http://schemas.openxmlformats.org/drawingml/2006/main" noChangeAspect="1"/>
+            </wp:cNvGraphicFramePr>
+            <a:graphic xmlns:a="http://schemas.openxmlformats.org/drawingml/2006/main">
+              <a:graphicData uri="http://schemas.openxmlformats.org/drawingml/2006/picture">
+                <pic:pic xmlns:pic="http://schemas.openxmlformats.org/drawingml/2006/picture">
+                  <pic:nvPicPr>
+                    <pic:cNvPr id="54445383" name="Picture 54445383"/>
+                    <pic:cNvPicPr/>
+                  </pic:nvPicPr>
+                  <pic:blipFill>
+                    <a:blip r:embed="rId35" cstate="print">
+                      <a:extLst>
+                        <a:ext uri="{28A0092B-C50C-407E-A947-70E740481C1C}">
+                          <a14:useLocalDpi xmlns:a14="http://schemas.microsoft.com/office/drawing/2010/main" val="0"/>
+                        </a:ext>
+                      </a:extLst>
+                    </a:blip>
+                    <a:stretch>
+                      <a:fillRect/>
+                    </a:stretch>
+                  </pic:blipFill>
+                  <pic:spPr>
+                    <a:xfrm>
+                      <a:off x="0" y="0"/>
+                      <a:ext cx="5731510" cy="2865755"/>
+                    </a:xfrm>
+                    <a:prstGeom prst="rect">
+                      <a:avLst/>
+                    </a:prstGeom>
+                  </pic:spPr>
+                </pic:pic>
+              </a:graphicData>
+            </a:graphic>
+          </wp:inline>
+        </w:drawing>
+      </w:r>
+      <w:r>
+        <w:rPr>
+          <w:noProof/>
+          <w:lang w:val="en-US"/>
+        </w:rPr>
+        <w:drawing>
+          <wp:inline distT="0" distB="0" distL="0" distR="0" wp14:anchorId="7FD95DAF" wp14:editId="2DE2BA1A">
+            <wp:extent cx="5731510" cy="2865755"/>
+            <wp:effectExtent l="0" t="0" r="2540" b="0"/>
+            <wp:docPr id="1416452972" name="Picture 55"/>
+            <wp:cNvGraphicFramePr>
+              <a:graphicFrameLocks xmlns:a="http://schemas.openxmlformats.org/drawingml/2006/main" noChangeAspect="1"/>
+            </wp:cNvGraphicFramePr>
+            <a:graphic xmlns:a="http://schemas.openxmlformats.org/drawingml/2006/main">
+              <a:graphicData uri="http://schemas.openxmlformats.org/drawingml/2006/picture">
+                <pic:pic xmlns:pic="http://schemas.openxmlformats.org/drawingml/2006/picture">
+                  <pic:nvPicPr>
+                    <pic:cNvPr id="1416452972" name="Picture 1416452972"/>
+                    <pic:cNvPicPr/>
+                  </pic:nvPicPr>
+                  <pic:blipFill>
+                    <a:blip r:embed="rId36" cstate="print">
+                      <a:extLst>
+                        <a:ext uri="{28A0092B-C50C-407E-A947-70E740481C1C}">
+                          <a14:useLocalDpi xmlns:a14="http://schemas.microsoft.com/office/drawing/2010/main" val="0"/>
+                        </a:ext>
+                      </a:extLst>
+                    </a:blip>
+                    <a:stretch>
+                      <a:fillRect/>
+                    </a:stretch>
+                  </pic:blipFill>
+                  <pic:spPr>
+                    <a:xfrm>
+                      <a:off x="0" y="0"/>
+                      <a:ext cx="5731510" cy="2865755"/>
+                    </a:xfrm>
+                    <a:prstGeom prst="rect">
+                      <a:avLst/>
+                    </a:prstGeom>
+                  </pic:spPr>
+                </pic:pic>
+              </a:graphicData>
+            </a:graphic>
+          </wp:inline>
+        </w:drawing>
+      </w:r>
+      <w:r>
+        <w:rPr>
+          <w:noProof/>
+          <w:lang w:val="en-US"/>
+        </w:rPr>
+        <w:drawing>
+          <wp:inline distT="0" distB="0" distL="0" distR="0" wp14:anchorId="0500D219" wp14:editId="313DE0B8">
+            <wp:extent cx="5731510" cy="2865755"/>
+            <wp:effectExtent l="0" t="0" r="2540" b="0"/>
+            <wp:docPr id="216711112" name="Picture 56"/>
+            <wp:cNvGraphicFramePr>
+              <a:graphicFrameLocks xmlns:a="http://schemas.openxmlformats.org/drawingml/2006/main" noChangeAspect="1"/>
+            </wp:cNvGraphicFramePr>
+            <a:graphic xmlns:a="http://schemas.openxmlformats.org/drawingml/2006/main">
+              <a:graphicData uri="http://schemas.openxmlformats.org/drawingml/2006/picture">
+                <pic:pic xmlns:pic="http://schemas.openxmlformats.org/drawingml/2006/picture">
+                  <pic:nvPicPr>
+                    <pic:cNvPr id="216711112" name="Picture 216711112"/>
+                    <pic:cNvPicPr/>
+                  </pic:nvPicPr>
+                  <pic:blipFill>
+                    <a:blip r:embed="rId37" cstate="print">
+                      <a:extLst>
+                        <a:ext uri="{28A0092B-C50C-407E-A947-70E740481C1C}">
+                          <a14:useLocalDpi xmlns:a14="http://schemas.microsoft.com/office/drawing/2010/main" val="0"/>
+                        </a:ext>
+                      </a:extLst>
+                    </a:blip>
+                    <a:stretch>
+                      <a:fillRect/>
+                    </a:stretch>
+                  </pic:blipFill>
+                  <pic:spPr>
+                    <a:xfrm>
+                      <a:off x="0" y="0"/>
+                      <a:ext cx="5731510" cy="2865755"/>
+                    </a:xfrm>
+                    <a:prstGeom prst="rect">
+                      <a:avLst/>
+                    </a:prstGeom>
+                  </pic:spPr>
+                </pic:pic>
+              </a:graphicData>
+            </a:graphic>
+          </wp:inline>
+        </w:drawing>
+      </w:r>
+      <w:r>
+        <w:rPr>
+          <w:noProof/>
+          <w:lang w:val="en-US"/>
+        </w:rPr>
+        <w:lastRenderedPageBreak/>
+        <w:drawing>
+          <wp:inline distT="0" distB="0" distL="0" distR="0" wp14:anchorId="72A3744E" wp14:editId="76D70092">
+            <wp:extent cx="5731510" cy="2865755"/>
+            <wp:effectExtent l="0" t="0" r="2540" b="0"/>
+            <wp:docPr id="2109094938" name="Picture 57"/>
+            <wp:cNvGraphicFramePr>
+              <a:graphicFrameLocks xmlns:a="http://schemas.openxmlformats.org/drawingml/2006/main" noChangeAspect="1"/>
+            </wp:cNvGraphicFramePr>
+            <a:graphic xmlns:a="http://schemas.openxmlformats.org/drawingml/2006/main">
+              <a:graphicData uri="http://schemas.openxmlformats.org/drawingml/2006/picture">
+                <pic:pic xmlns:pic="http://schemas.openxmlformats.org/drawingml/2006/picture">
+                  <pic:nvPicPr>
+                    <pic:cNvPr id="2109094938" name="Picture 2109094938"/>
+                    <pic:cNvPicPr/>
+                  </pic:nvPicPr>
+                  <pic:blipFill>
+                    <a:blip r:embed="rId38" cstate="print">
+                      <a:extLst>
+                        <a:ext uri="{28A0092B-C50C-407E-A947-70E740481C1C}">
+                          <a14:useLocalDpi xmlns:a14="http://schemas.microsoft.com/office/drawing/2010/main" val="0"/>
+                        </a:ext>
+                      </a:extLst>
+                    </a:blip>
+                    <a:stretch>
+                      <a:fillRect/>
+                    </a:stretch>
+                  </pic:blipFill>
+                  <pic:spPr>
+                    <a:xfrm>
+                      <a:off x="0" y="0"/>
+                      <a:ext cx="5731510" cy="2865755"/>
+                    </a:xfrm>
+                    <a:prstGeom prst="rect">
+                      <a:avLst/>
+                    </a:prstGeom>
+                  </pic:spPr>
+                </pic:pic>
+              </a:graphicData>
+            </a:graphic>
+          </wp:inline>
+        </w:drawing>
+      </w:r>
+      <w:r>
+        <w:rPr>
+          <w:noProof/>
+          <w:lang w:val="en-US"/>
+        </w:rPr>
+        <w:drawing>
+          <wp:inline distT="0" distB="0" distL="0" distR="0" wp14:anchorId="2E755AB0" wp14:editId="5DD95D23">
+            <wp:extent cx="5731510" cy="2865755"/>
+            <wp:effectExtent l="0" t="0" r="2540" b="0"/>
+            <wp:docPr id="1949299158" name="Picture 58"/>
+            <wp:cNvGraphicFramePr>
+              <a:graphicFrameLocks xmlns:a="http://schemas.openxmlformats.org/drawingml/2006/main" noChangeAspect="1"/>
+            </wp:cNvGraphicFramePr>
+            <a:graphic xmlns:a="http://schemas.openxmlformats.org/drawingml/2006/main">
+              <a:graphicData uri="http://schemas.openxmlformats.org/drawingml/2006/picture">
+                <pic:pic xmlns:pic="http://schemas.openxmlformats.org/drawingml/2006/picture">
+                  <pic:nvPicPr>
+                    <pic:cNvPr id="1949299158" name="Picture 1949299158"/>
+                    <pic:cNvPicPr/>
+                  </pic:nvPicPr>
+                  <pic:blipFill>
+                    <a:blip r:embed="rId39" cstate="print">
+                      <a:extLst>
+                        <a:ext uri="{28A0092B-C50C-407E-A947-70E740481C1C}">
+                          <a14:useLocalDpi xmlns:a14="http://schemas.microsoft.com/office/drawing/2010/main" val="0"/>
+                        </a:ext>
+                      </a:extLst>
+                    </a:blip>
+                    <a:stretch>
+                      <a:fillRect/>
+                    </a:stretch>
+                  </pic:blipFill>
+                  <pic:spPr>
+                    <a:xfrm>
+                      <a:off x="0" y="0"/>
+                      <a:ext cx="5731510" cy="2865755"/>
+                    </a:xfrm>
+                    <a:prstGeom prst="rect">
+                      <a:avLst/>
+                    </a:prstGeom>
+                  </pic:spPr>
+                </pic:pic>
+              </a:graphicData>
+            </a:graphic>
+          </wp:inline>
+        </w:drawing>
+      </w:r>
+      <w:r>
+        <w:rPr>
+          <w:noProof/>
+          <w:lang w:val="en-US"/>
+        </w:rPr>
+        <w:drawing>
+          <wp:inline distT="0" distB="0" distL="0" distR="0" wp14:anchorId="5C5094C7" wp14:editId="5B8D7BF5">
+            <wp:extent cx="5731510" cy="2865755"/>
+            <wp:effectExtent l="0" t="0" r="2540" b="0"/>
+            <wp:docPr id="564425359" name="Picture 59"/>
+            <wp:cNvGraphicFramePr>
+              <a:graphicFrameLocks xmlns:a="http://schemas.openxmlformats.org/drawingml/2006/main" noChangeAspect="1"/>
+            </wp:cNvGraphicFramePr>
+            <a:graphic xmlns:a="http://schemas.openxmlformats.org/drawingml/2006/main">
+              <a:graphicData uri="http://schemas.openxmlformats.org/drawingml/2006/picture">
+                <pic:pic xmlns:pic="http://schemas.openxmlformats.org/drawingml/2006/picture">
+                  <pic:nvPicPr>
+                    <pic:cNvPr id="564425359" name="Picture 564425359"/>
+                    <pic:cNvPicPr/>
+                  </pic:nvPicPr>
+                  <pic:blipFill>
+                    <a:blip r:embed="rId40" cstate="print">
+                      <a:extLst>
+                        <a:ext uri="{28A0092B-C50C-407E-A947-70E740481C1C}">
+                          <a14:useLocalDpi xmlns:a14="http://schemas.microsoft.com/office/drawing/2010/main" val="0"/>
+                        </a:ext>
+                      </a:extLst>
+                    </a:blip>
+                    <a:stretch>
+                      <a:fillRect/>
+                    </a:stretch>
+                  </pic:blipFill>
+                  <pic:spPr>
+                    <a:xfrm>
+                      <a:off x="0" y="0"/>
+                      <a:ext cx="5731510" cy="2865755"/>
+                    </a:xfrm>
+                    <a:prstGeom prst="rect">
+                      <a:avLst/>
+                    </a:prstGeom>
+                  </pic:spPr>
+                </pic:pic>
+              </a:graphicData>
+            </a:graphic>
+          </wp:inline>
+        </w:drawing>
+      </w:r>
+      <w:r>
+        <w:rPr>
+          <w:noProof/>
+          <w:lang w:val="en-US"/>
+        </w:rPr>
+        <w:lastRenderedPageBreak/>
+        <w:drawing>
+          <wp:inline distT="0" distB="0" distL="0" distR="0" wp14:anchorId="271D88CF" wp14:editId="2B579F78">
+            <wp:extent cx="5731510" cy="2865755"/>
+            <wp:effectExtent l="0" t="0" r="2540" b="0"/>
+            <wp:docPr id="1676182464" name="Picture 60"/>
+            <wp:cNvGraphicFramePr>
+              <a:graphicFrameLocks xmlns:a="http://schemas.openxmlformats.org/drawingml/2006/main" noChangeAspect="1"/>
+            </wp:cNvGraphicFramePr>
+            <a:graphic xmlns:a="http://schemas.openxmlformats.org/drawingml/2006/main">
+              <a:graphicData uri="http://schemas.openxmlformats.org/drawingml/2006/picture">
+                <pic:pic xmlns:pic="http://schemas.openxmlformats.org/drawingml/2006/picture">
+                  <pic:nvPicPr>
+                    <pic:cNvPr id="1676182464" name="Picture 1676182464"/>
+                    <pic:cNvPicPr/>
+                  </pic:nvPicPr>
+                  <pic:blipFill>
+                    <a:blip r:embed="rId41" cstate="print">
+                      <a:extLst>
+                        <a:ext uri="{28A0092B-C50C-407E-A947-70E740481C1C}">
+                          <a14:useLocalDpi xmlns:a14="http://schemas.microsoft.com/office/drawing/2010/main" val="0"/>
+                        </a:ext>
+                      </a:extLst>
+                    </a:blip>
+                    <a:stretch>
+                      <a:fillRect/>
+                    </a:stretch>
+                  </pic:blipFill>
+                  <pic:spPr>
+                    <a:xfrm>
+                      <a:off x="0" y="0"/>
+                      <a:ext cx="5731510" cy="2865755"/>
+                    </a:xfrm>
+                    <a:prstGeom prst="rect">
+                      <a:avLst/>
+                    </a:prstGeom>
+                  </pic:spPr>
+                </pic:pic>
+              </a:graphicData>
+            </a:graphic>
+          </wp:inline>
+        </w:drawing>
+      </w:r>
+      <w:r>
+        <w:rPr>
+          <w:noProof/>
+          <w:lang w:val="en-US"/>
+        </w:rPr>
+        <w:drawing>
+          <wp:inline distT="0" distB="0" distL="0" distR="0" wp14:anchorId="096E04DB" wp14:editId="5046131A">
+            <wp:extent cx="5731510" cy="2865755"/>
+            <wp:effectExtent l="0" t="0" r="2540" b="0"/>
+            <wp:docPr id="1543847480" name="Picture 61"/>
+            <wp:cNvGraphicFramePr>
+              <a:graphicFrameLocks xmlns:a="http://schemas.openxmlformats.org/drawingml/2006/main" noChangeAspect="1"/>
+            </wp:cNvGraphicFramePr>
+            <a:graphic xmlns:a="http://schemas.openxmlformats.org/drawingml/2006/main">
+              <a:graphicData uri="http://schemas.openxmlformats.org/drawingml/2006/picture">
+                <pic:pic xmlns:pic="http://schemas.openxmlformats.org/drawingml/2006/picture">
+                  <pic:nvPicPr>
+                    <pic:cNvPr id="1543847480" name="Picture 1543847480"/>
+                    <pic:cNvPicPr/>
+                  </pic:nvPicPr>
+                  <pic:blipFill>
+                    <a:blip r:embed="rId42" cstate="print">
+                      <a:extLst>
+                        <a:ext uri="{28A0092B-C50C-407E-A947-70E740481C1C}">
+                          <a14:useLocalDpi xmlns:a14="http://schemas.microsoft.com/office/drawing/2010/main" val="0"/>
+                        </a:ext>
+                      </a:extLst>
+                    </a:blip>
+                    <a:stretch>
+                      <a:fillRect/>
+                    </a:stretch>
+                  </pic:blipFill>
+                  <pic:spPr>
+                    <a:xfrm>
+                      <a:off x="0" y="0"/>
+                      <a:ext cx="5731510" cy="2865755"/>
+                    </a:xfrm>
+                    <a:prstGeom prst="rect">
+                      <a:avLst/>
+                    </a:prstGeom>
+                  </pic:spPr>
+                </pic:pic>
+              </a:graphicData>
+            </a:graphic>
+          </wp:inline>
+        </w:drawing>
+      </w:r>
+      <w:r>
+        <w:rPr>
+          <w:noProof/>
+          <w:lang w:val="en-US"/>
+        </w:rPr>
+        <w:drawing>
+          <wp:inline distT="0" distB="0" distL="0" distR="0" wp14:anchorId="096B9269" wp14:editId="5C0894EC">
+            <wp:extent cx="5731510" cy="2865755"/>
+            <wp:effectExtent l="0" t="0" r="2540" b="0"/>
+            <wp:docPr id="1881528154" name="Picture 62"/>
+            <wp:cNvGraphicFramePr>
+              <a:graphicFrameLocks xmlns:a="http://schemas.openxmlformats.org/drawingml/2006/main" noChangeAspect="1"/>
+            </wp:cNvGraphicFramePr>
+            <a:graphic xmlns:a="http://schemas.openxmlformats.org/drawingml/2006/main">
+              <a:graphicData uri="http://schemas.openxmlformats.org/drawingml/2006/picture">
+                <pic:pic xmlns:pic="http://schemas.openxmlformats.org/drawingml/2006/picture">
+                  <pic:nvPicPr>
+                    <pic:cNvPr id="1881528154" name="Picture 1881528154"/>
+                    <pic:cNvPicPr/>
+                  </pic:nvPicPr>
+                  <pic:blipFill>
+                    <a:blip r:embed="rId43" cstate="print">
+                      <a:extLst>
+                        <a:ext uri="{28A0092B-C50C-407E-A947-70E740481C1C}">
+                          <a14:useLocalDpi xmlns:a14="http://schemas.microsoft.com/office/drawing/2010/main" val="0"/>
+                        </a:ext>
+                      </a:extLst>
+                    </a:blip>
+                    <a:stretch>
+                      <a:fillRect/>
+                    </a:stretch>
+                  </pic:blipFill>
+                  <pic:spPr>
+                    <a:xfrm>
+                      <a:off x="0" y="0"/>
+                      <a:ext cx="5731510" cy="2865755"/>
+                    </a:xfrm>
+                    <a:prstGeom prst="rect">
+                      <a:avLst/>
+                    </a:prstGeom>
+                  </pic:spPr>
+                </pic:pic>
+              </a:graphicData>
+            </a:graphic>
+          </wp:inline>
+        </w:drawing>
+      </w:r>
+      <w:r>
+        <w:rPr>
+          <w:noProof/>
+          <w:lang w:val="en-US"/>
+        </w:rPr>
+        <w:lastRenderedPageBreak/>
+        <w:drawing>
+          <wp:inline distT="0" distB="0" distL="0" distR="0" wp14:anchorId="4EC55314" wp14:editId="582D46F9">
+            <wp:extent cx="5731510" cy="2865755"/>
+            <wp:effectExtent l="0" t="0" r="2540" b="0"/>
+            <wp:docPr id="1615010103" name="Picture 63"/>
+            <wp:cNvGraphicFramePr>
+              <a:graphicFrameLocks xmlns:a="http://schemas.openxmlformats.org/drawingml/2006/main" noChangeAspect="1"/>
+            </wp:cNvGraphicFramePr>
+            <a:graphic xmlns:a="http://schemas.openxmlformats.org/drawingml/2006/main">
+              <a:graphicData uri="http://schemas.openxmlformats.org/drawingml/2006/picture">
+                <pic:pic xmlns:pic="http://schemas.openxmlformats.org/drawingml/2006/picture">
+                  <pic:nvPicPr>
+                    <pic:cNvPr id="1615010103" name="Picture 1615010103"/>
+                    <pic:cNvPicPr/>
+                  </pic:nvPicPr>
+                  <pic:blipFill>
+                    <a:blip r:embed="rId44" cstate="print">
+                      <a:extLst>
+                        <a:ext uri="{28A0092B-C50C-407E-A947-70E740481C1C}">
+                          <a14:useLocalDpi xmlns:a14="http://schemas.microsoft.com/office/drawing/2010/main" val="0"/>
+                        </a:ext>
+                      </a:extLst>
+                    </a:blip>
+                    <a:stretch>
+                      <a:fillRect/>
+                    </a:stretch>
+                  </pic:blipFill>
+                  <pic:spPr>
+                    <a:xfrm>
+                      <a:off x="0" y="0"/>
+                      <a:ext cx="5731510" cy="2865755"/>
+                    </a:xfrm>
+                    <a:prstGeom prst="rect">
+                      <a:avLst/>
+                    </a:prstGeom>
+                  </pic:spPr>
+                </pic:pic>
+              </a:graphicData>
+            </a:graphic>
+          </wp:inline>
+        </w:drawing>
+      </w:r>
+      <w:r>
+        <w:rPr>
+          <w:noProof/>
+          <w:lang w:val="en-US"/>
+        </w:rPr>
+        <w:drawing>
+          <wp:inline distT="0" distB="0" distL="0" distR="0" wp14:anchorId="0811F657" wp14:editId="399D0749">
+            <wp:extent cx="5731510" cy="2865755"/>
+            <wp:effectExtent l="0" t="0" r="2540" b="0"/>
+            <wp:docPr id="14235863" name="Picture 64"/>
+            <wp:cNvGraphicFramePr>
+              <a:graphicFrameLocks xmlns:a="http://schemas.openxmlformats.org/drawingml/2006/main" noChangeAspect="1"/>
+            </wp:cNvGraphicFramePr>
+            <a:graphic xmlns:a="http://schemas.openxmlformats.org/drawingml/2006/main">
+              <a:graphicData uri="http://schemas.openxmlformats.org/drawingml/2006/picture">
+                <pic:pic xmlns:pic="http://schemas.openxmlformats.org/drawingml/2006/picture">
+                  <pic:nvPicPr>
+                    <pic:cNvPr id="14235863" name="Picture 14235863"/>
+                    <pic:cNvPicPr/>
+                  </pic:nvPicPr>
+                  <pic:blipFill>
+                    <a:blip r:embed="rId45" cstate="print">
+                      <a:extLst>
+                        <a:ext uri="{28A0092B-C50C-407E-A947-70E740481C1C}">
+                          <a14:useLocalDpi xmlns:a14="http://schemas.microsoft.com/office/drawing/2010/main" val="0"/>
+                        </a:ext>
+                      </a:extLst>
+                    </a:blip>
+                    <a:stretch>
+                      <a:fillRect/>
+                    </a:stretch>
+                  </pic:blipFill>
+                  <pic:spPr>
+                    <a:xfrm>
+                      <a:off x="0" y="0"/>
+                      <a:ext cx="5731510" cy="2865755"/>
+                    </a:xfrm>
+                    <a:prstGeom prst="rect">
+                      <a:avLst/>
+                    </a:prstGeom>
+                  </pic:spPr>
+                </pic:pic>
+              </a:graphicData>
+            </a:graphic>
+          </wp:inline>
+        </w:drawing>
+      </w:r>
+      <w:r>
+        <w:rPr>
+          <w:noProof/>
+          <w:lang w:val="en-US"/>
+        </w:rPr>
+        <w:drawing>
+          <wp:inline distT="0" distB="0" distL="0" distR="0" wp14:anchorId="3AD2F312" wp14:editId="717BE8C0">
+            <wp:extent cx="5731510" cy="2865755"/>
+            <wp:effectExtent l="0" t="0" r="2540" b="0"/>
+            <wp:docPr id="1878882340" name="Picture 65"/>
+            <wp:cNvGraphicFramePr>
+              <a:graphicFrameLocks xmlns:a="http://schemas.openxmlformats.org/drawingml/2006/main" noChangeAspect="1"/>
+            </wp:cNvGraphicFramePr>
+            <a:graphic xmlns:a="http://schemas.openxmlformats.org/drawingml/2006/main">
+              <a:graphicData uri="http://schemas.openxmlformats.org/drawingml/2006/picture">
+                <pic:pic xmlns:pic="http://schemas.openxmlformats.org/drawingml/2006/picture">
+                  <pic:nvPicPr>
+                    <pic:cNvPr id="1878882340" name="Picture 1878882340"/>
+                    <pic:cNvPicPr/>
+                  </pic:nvPicPr>
+                  <pic:blipFill>
+                    <a:blip r:embed="rId46" cstate="print">
+                      <a:extLst>
+                        <a:ext uri="{28A0092B-C50C-407E-A947-70E740481C1C}">
+                          <a14:useLocalDpi xmlns:a14="http://schemas.microsoft.com/office/drawing/2010/main" val="0"/>
+                        </a:ext>
+                      </a:extLst>
+                    </a:blip>
+                    <a:stretch>
+                      <a:fillRect/>
+                    </a:stretch>
+                  </pic:blipFill>
+                  <pic:spPr>
+                    <a:xfrm>
+                      <a:off x="0" y="0"/>
+                      <a:ext cx="5731510" cy="2865755"/>
+                    </a:xfrm>
+                    <a:prstGeom prst="rect">
+                      <a:avLst/>
+                    </a:prstGeom>
+                  </pic:spPr>
+                </pic:pic>
+              </a:graphicData>
+            </a:graphic>
+          </wp:inline>
+        </w:drawing>
+      </w:r>
+      <w:r>
+        <w:rPr>
+          <w:noProof/>
+          <w:lang w:val="en-US"/>
+        </w:rPr>
+        <w:lastRenderedPageBreak/>
+        <w:drawing>
+          <wp:inline distT="0" distB="0" distL="0" distR="0" wp14:anchorId="07776482" wp14:editId="511A1A9D">
+            <wp:extent cx="5731510" cy="2865755"/>
+            <wp:effectExtent l="0" t="0" r="2540" b="0"/>
+            <wp:docPr id="1247316937" name="Picture 66"/>
+            <wp:cNvGraphicFramePr>
+              <a:graphicFrameLocks xmlns:a="http://schemas.openxmlformats.org/drawingml/2006/main" noChangeAspect="1"/>
+            </wp:cNvGraphicFramePr>
+            <a:graphic xmlns:a="http://schemas.openxmlformats.org/drawingml/2006/main">
+              <a:graphicData uri="http://schemas.openxmlformats.org/drawingml/2006/picture">
+                <pic:pic xmlns:pic="http://schemas.openxmlformats.org/drawingml/2006/picture">
+                  <pic:nvPicPr>
+                    <pic:cNvPr id="1247316937" name="Picture 1247316937"/>
+                    <pic:cNvPicPr/>
+                  </pic:nvPicPr>
+                  <pic:blipFill>
+                    <a:blip r:embed="rId47" cstate="print">
+                      <a:extLst>
+                        <a:ext uri="{28A0092B-C50C-407E-A947-70E740481C1C}">
+                          <a14:useLocalDpi xmlns:a14="http://schemas.microsoft.com/office/drawing/2010/main" val="0"/>
+                        </a:ext>
+                      </a:extLst>
+                    </a:blip>
+                    <a:stretch>
+                      <a:fillRect/>
+                    </a:stretch>
+                  </pic:blipFill>
+                  <pic:spPr>
+                    <a:xfrm>
+                      <a:off x="0" y="0"/>
+                      <a:ext cx="5731510" cy="2865755"/>
+                    </a:xfrm>
+                    <a:prstGeom prst="rect">
+                      <a:avLst/>
+                    </a:prstGeom>
+                  </pic:spPr>
+                </pic:pic>
+              </a:graphicData>
+            </a:graphic>
+          </wp:inline>
+        </w:drawing>
+      </w:r>
+      <w:r>
+        <w:rPr>
+          <w:noProof/>
+          <w:lang w:val="en-US"/>
+        </w:rPr>
+        <w:drawing>
+          <wp:inline distT="0" distB="0" distL="0" distR="0" wp14:anchorId="413EAE66" wp14:editId="605251D4">
+            <wp:extent cx="5731510" cy="2865755"/>
+            <wp:effectExtent l="0" t="0" r="2540" b="0"/>
+            <wp:docPr id="113299463" name="Picture 67"/>
+            <wp:cNvGraphicFramePr>
+              <a:graphicFrameLocks xmlns:a="http://schemas.openxmlformats.org/drawingml/2006/main" noChangeAspect="1"/>
+            </wp:cNvGraphicFramePr>
+            <a:graphic xmlns:a="http://schemas.openxmlformats.org/drawingml/2006/main">
+              <a:graphicData uri="http://schemas.openxmlformats.org/drawingml/2006/picture">
+                <pic:pic xmlns:pic="http://schemas.openxmlformats.org/drawingml/2006/picture">
+                  <pic:nvPicPr>
+                    <pic:cNvPr id="113299463" name="Picture 113299463"/>
+                    <pic:cNvPicPr/>
+                  </pic:nvPicPr>
+                  <pic:blipFill>
+                    <a:blip r:embed="rId48" cstate="print">
+                      <a:extLst>
+                        <a:ext uri="{28A0092B-C50C-407E-A947-70E740481C1C}">
+                          <a14:useLocalDpi xmlns:a14="http://schemas.microsoft.com/office/drawing/2010/main" val="0"/>
+                        </a:ext>
+                      </a:extLst>
+                    </a:blip>
+                    <a:stretch>
+                      <a:fillRect/>
+                    </a:stretch>
+                  </pic:blipFill>
+                  <pic:spPr>
+                    <a:xfrm>
+                      <a:off x="0" y="0"/>
+                      <a:ext cx="5731510" cy="2865755"/>
+                    </a:xfrm>
+                    <a:prstGeom prst="rect">
+                      <a:avLst/>
+                    </a:prstGeom>
+                  </pic:spPr>
+                </pic:pic>
+              </a:graphicData>
+            </a:graphic>
+          </wp:inline>
+        </w:drawing>
+      </w:r>
+      <w:r>
+        <w:rPr>
+          <w:noProof/>
+          <w:lang w:val="en-US"/>
+        </w:rPr>
+        <w:drawing>
+          <wp:inline distT="0" distB="0" distL="0" distR="0" wp14:anchorId="7CF9D390" wp14:editId="48903BC8">
+            <wp:extent cx="5731510" cy="2865755"/>
+            <wp:effectExtent l="0" t="0" r="2540" b="0"/>
+            <wp:docPr id="1437068316" name="Picture 68"/>
+            <wp:cNvGraphicFramePr>
+              <a:graphicFrameLocks xmlns:a="http://schemas.openxmlformats.org/drawingml/2006/main" noChangeAspect="1"/>
+            </wp:cNvGraphicFramePr>
+            <a:graphic xmlns:a="http://schemas.openxmlformats.org/drawingml/2006/main">
+              <a:graphicData uri="http://schemas.openxmlformats.org/drawingml/2006/picture">
+                <pic:pic xmlns:pic="http://schemas.openxmlformats.org/drawingml/2006/picture">
+                  <pic:nvPicPr>
+                    <pic:cNvPr id="1437068316" name="Picture 1437068316"/>
+                    <pic:cNvPicPr/>
+                  </pic:nvPicPr>
+                  <pic:blipFill>
+                    <a:blip r:embed="rId49" cstate="print">
+                      <a:extLst>
+                        <a:ext uri="{28A0092B-C50C-407E-A947-70E740481C1C}">
+                          <a14:useLocalDpi xmlns:a14="http://schemas.microsoft.com/office/drawing/2010/main" val="0"/>
+                        </a:ext>
+                      </a:extLst>
+                    </a:blip>
+                    <a:stretch>
+                      <a:fillRect/>
+                    </a:stretch>
+                  </pic:blipFill>
+                  <pic:spPr>
+                    <a:xfrm>
+                      <a:off x="0" y="0"/>
+                      <a:ext cx="5731510" cy="2865755"/>
+                    </a:xfrm>
+                    <a:prstGeom prst="rect">
+                      <a:avLst/>
+                    </a:prstGeom>
+                  </pic:spPr>
+                </pic:pic>
+              </a:graphicData>
+            </a:graphic>
+          </wp:inline>
+        </w:drawing>
+      </w:r>
+    </w:p>
+    <w:p/>
+    <w:p>
+      <w:pPr>
+        <w:rPr>
+          <w:lang w:val="en-US"/>
+        </w:rPr>
+      </w:pPr>
+      <w:r>
+        <w:t xml:space="preserve">Initial analysis of the attention heatmaps revealed distinct structural patterns that shed light on the model’s internal processing logic. In Layer </w:t>
+      </w:r>
+      <w:r>
+        <w:rPr>
+          <w:lang w:val="en-US"/>
+        </w:rPr>
+        <w:t>0, head 3</w:t>
+      </w:r>
+      <w:r>
+        <w:t>, a prominent diagonal appeared immediately below the main diagonal, suggesting that tokens were attending primarily to their direct predecessors. This indicates that Layer 3 may be functioning as a local feature extractor or bigram detector. Conversely, in Layer 4</w:t>
+      </w:r>
+      <w:r>
+        <w:rPr>
+          <w:lang w:val="en-US"/>
+        </w:rPr>
+        <w:t xml:space="preserve">, </w:t>
+      </w:r>
+      <w:r>
+        <w:t xml:space="preserve">Head 0, the first column was consistently highlighted across different inputs. This behavior suggests the first token is serving </w:t>
+      </w:r>
+      <w:r>
+        <w:rPr>
+          <w:lang w:val="en-US"/>
+        </w:rPr>
+        <w:t>as</w:t>
+      </w:r>
+      <w:r>
+        <w:t xml:space="preserve"> a global reference point</w:t>
+      </w:r>
+      <w:r>
+        <w:rPr>
+          <w:lang w:val="en-US"/>
+        </w:rPr>
+        <w:t xml:space="preserve"> or sink</w:t>
+      </w:r>
+      <w:r>
+        <w:t>, a common characteristic in Transformer architectures where the model delegates or</w:t>
+      </w:r>
+      <w:r>
+        <w:rPr>
+          <w:lang w:val="en-US"/>
+        </w:rPr>
+        <w:t xml:space="preserve"> ‘null’ or</w:t>
+      </w:r>
+      <w:r>
+        <w:t xml:space="preserve"> 'summary' attention to the initial position in the sequence.</w:t>
+      </w:r>
+    </w:p>
+    <w:p>
+      <w:pPr>
+        <w:rPr>
+          <w:lang w:val="en-US"/>
+        </w:rPr>
+      </w:pPr>
+      <w:r>
+        <w:t>To quantitatively verify the 'previous-token' attention hypothesis, we developed a diagnostic method to calculate the average attention score across multiple words for specific relative offsets. In Layer 0 (Head 3), tokens exhibited an average attention score of 0.9726 toward their immediate predecessors. When accounting for the residual connection</w:t>
+      </w:r>
+      <w:r>
+        <w:rPr>
+          <w:lang w:val="en-US"/>
+        </w:rPr>
+        <w:t xml:space="preserve"> </w:t>
+      </w:r>
+      <w:r>
+        <w:t>which preserves the identity of the current token</w:t>
+      </w:r>
+      <w:r>
+        <w:rPr>
+          <w:lang w:val="en-US"/>
+        </w:rPr>
+        <w:t xml:space="preserve">, </w:t>
+      </w:r>
+      <w:r>
+        <w:t xml:space="preserve">this near-total focus on the i-1 position suggests that this head functions as a near-perfect bigram detector. This indicates that the model's lowest hierarchy is dedicated to local character-to-character transition mapping before </w:t>
+      </w:r>
+      <w:r>
+        <w:rPr>
+          <w:lang w:val="en-US"/>
+        </w:rPr>
+        <w:t xml:space="preserve">possible </w:t>
+      </w:r>
+      <w:r>
+        <w:t>higher-level features are extracted in subsequent layers.</w:t>
+      </w:r>
+      <w:r>
+        <w:rPr>
+          <w:noProof/>
+          <w:lang w:val="en-US"/>
+        </w:rPr>
+        <w:drawing>
+          <wp:inline distT="0" distB="0" distL="0" distR="0" wp14:anchorId="1D57D095" wp14:editId="6A480F4D">
+            <wp:extent cx="5731510" cy="2865755"/>
+            <wp:effectExtent l="0" t="0" r="2540" b="0"/>
+            <wp:docPr id="1706379063" name="Picture 70"/>
+            <wp:cNvGraphicFramePr>
+              <a:graphicFrameLocks xmlns:a="http://schemas.openxmlformats.org/drawingml/2006/main" noChangeAspect="1"/>
+            </wp:cNvGraphicFramePr>
+            <a:graphic xmlns:a="http://schemas.openxmlformats.org/drawingml/2006/main">
+              <a:graphicData uri="http://schemas.openxmlformats.org/drawingml/2006/picture">
+                <pic:pic xmlns:pic="http://schemas.openxmlformats.org/drawingml/2006/picture">
+                  <pic:nvPicPr>
+                    <pic:cNvPr id="1706379063" name="Picture 1706379063"/>
+                    <pic:cNvPicPr/>
+                  </pic:nvPicPr>
+                  <pic:blipFill>
+                    <a:blip r:embed="rId50">
+                      <a:extLst>
+                        <a:ext uri="{28A0092B-C50C-407E-A947-70E740481C1C}">
+                          <a14:useLocalDpi xmlns:a14="http://schemas.microsoft.com/office/drawing/2010/main" val="0"/>
+                        </a:ext>
+                      </a:extLst>
+                    </a:blip>
+                    <a:stretch>
+                      <a:fillRect/>
+                    </a:stretch>
+                  </pic:blipFill>
+                  <pic:spPr>
+                    <a:xfrm>
+                      <a:off x="0" y="0"/>
+                      <a:ext cx="5731510" cy="2865755"/>
+                    </a:xfrm>
+                    <a:prstGeom prst="rect">
+                      <a:avLst/>
+                    </a:prstGeom>
+                  </pic:spPr>
+                </pic:pic>
+              </a:graphicData>
+            </a:graphic>
+          </wp:inline>
+        </w:drawing>
+      </w:r>
+    </w:p>
+    <w:p>
+      <w:pPr>
+        <w:rPr>
+          <w:noProof/>
+          <w:lang w:val="en-US"/>
+        </w:rPr>
+      </w:pPr>
+      <w:r>
+        <w:rPr>
+          <w:lang w:val="en-US"/>
+        </w:rPr>
+        <w:t>Q</w:t>
+      </w:r>
+      <w:r>
+        <w:t>uantitative analysis of subsequent layers did not yield significant 'previous-token' attention patterns.</w:t>
+      </w:r>
+    </w:p>
+    <w:p>
+      <w:pPr>
+        <w:rPr>
+          <w:noProof/>
+          <w:lang w:val="en-US"/>
+        </w:rPr>
+      </w:pPr>
+      <w:r>
+        <w:rPr>
+          <w:noProof/>
+        </w:rPr>
+        <w:t>To validate the 'first-token' attention observed in Layer 4, we conducted a robust analysis across a large sample of words. To eliminate positional bias, we only calculated scores for tokens at index 3 or higher, ensuring each token had a sufficient look-back window. The results confirmed a strong preference for the beginning-of-sequence token: Head 0 exhibited a near-total focus with an average score of 0.8872, while Heads 3, 4, and 5 showed high, yet more varied, focus at 0.8448, 0.7584, and 0.6989 respectively. This indicates that by Layer 4, the model has shifted from local character-mapping to global sequence management, utilizing the initial token as a stable 'attention sink' or a central repository for word-level context.</w:t>
+      </w:r>
+    </w:p>
+    <w:p>
+      <w:pPr>
+        <w:rPr>
+          <w:lang w:val="en-US"/>
+        </w:rPr>
+      </w:pPr>
+      <w:r>
+        <w:rPr>
+          <w:noProof/>
+          <w:lang w:val="en-US"/>
+        </w:rPr>
+        <w:lastRenderedPageBreak/>
+        <w:drawing>
+          <wp:inline distT="0" distB="0" distL="0" distR="0" wp14:anchorId="7A77CA34" wp14:editId="4B1C2359">
+            <wp:extent cx="5731510" cy="2865755"/>
+            <wp:effectExtent l="0" t="0" r="2540" b="0"/>
+            <wp:docPr id="848189817" name="Picture 77"/>
+            <wp:cNvGraphicFramePr>
+              <a:graphicFrameLocks xmlns:a="http://schemas.openxmlformats.org/drawingml/2006/main" noChangeAspect="1"/>
+            </wp:cNvGraphicFramePr>
+            <a:graphic xmlns:a="http://schemas.openxmlformats.org/drawingml/2006/main">
+              <a:graphicData uri="http://schemas.openxmlformats.org/drawingml/2006/picture">
+                <pic:pic xmlns:pic="http://schemas.openxmlformats.org/drawingml/2006/picture">
+                  <pic:nvPicPr>
+                    <pic:cNvPr id="848189817" name="Picture 848189817"/>
+                    <pic:cNvPicPr/>
+                  </pic:nvPicPr>
+                  <pic:blipFill>
+                    <a:blip r:embed="rId51">
+                      <a:extLst>
+                        <a:ext uri="{28A0092B-C50C-407E-A947-70E740481C1C}">
+                          <a14:useLocalDpi xmlns:a14="http://schemas.microsoft.com/office/drawing/2010/main" val="0"/>
+                        </a:ext>
+                      </a:extLst>
+                    </a:blip>
+                    <a:stretch>
+                      <a:fillRect/>
+                    </a:stretch>
+                  </pic:blipFill>
+                  <pic:spPr>
+                    <a:xfrm>
+                      <a:off x="0" y="0"/>
+                      <a:ext cx="5731510" cy="2865755"/>
+                    </a:xfrm>
+                    <a:prstGeom prst="rect">
+                      <a:avLst/>
+                    </a:prstGeom>
+                  </pic:spPr>
+                </pic:pic>
+              </a:graphicData>
+            </a:graphic>
+          </wp:inline>
+        </w:drawing>
+      </w:r>
+    </w:p>
+    <w:p>
+      <w:pPr>
+        <w:rPr>
+          <w:lang w:val="en-US"/>
+        </w:rPr>
+      </w:pPr>
+      <w:r>
+        <w:t xml:space="preserve">A longitudinal analysis across all layers revealed a clear trend: average attention scores toward the beginning-of-sequence token were significantly lower in the initial layers and </w:t>
+      </w:r>
+      <w:r>
+        <w:rPr>
+          <w:lang w:val="en-US"/>
+        </w:rPr>
+        <w:t>was higher</w:t>
+      </w:r>
+      <w:r>
+        <w:t xml:space="preserve"> in the later stages of the model. This trend strongly supports the 'local-to-global' hierarchy hypothesis. In the early layers, the model's attention budget is primarily dedicated to local feature extraction and character-level transition mapping (as seen in the Layer 0 bigram detector). By the mid-to-late layers (specifically Layer 4), the model transitions toward global sequence management. By this stage, local</w:t>
       </w:r>
       <w:proofErr w:type="spellStart"/>
       <w:r>
         <w:rPr>
           <w:lang w:val="en-US"/>
         </w:rPr>
-        <w:t>ntence</w:t>
+        <w:t>ality</w:t>
       </w:r>
       <w:proofErr w:type="spellEnd"/>
       <w:r>
-        <w:t xml:space="preserve"> fragments. While the loss still decreased consistently</w:t>
-      </w:r>
-      <w:r>
-        <w:rPr>
-          <w:lang w:val="en-US"/>
-        </w:rPr>
-        <w:t xml:space="preserve">, </w:t>
-      </w:r>
-      <w:r>
-        <w:t>proving the model was successfully extracting patterns</w:t>
-      </w:r>
-      <w:r>
-        <w:rPr>
-          <w:lang w:val="en-US"/>
-        </w:rPr>
-        <w:t xml:space="preserve">, </w:t>
-      </w:r>
-      <w:r>
-        <w:t>this "contextual truncation" necessitated a larger volume of updates to achieve the same degree of convergence observed in longer-sequence trials.</w:t>
-      </w:r>
-    </w:p>
-    <w:p>
-      <w:pPr>
-        <w:ind w:left="360"/>
-      </w:pPr>
-    </w:p>
-    <w:p>
-      <w:pPr>
-        <w:ind w:left="360"/>
-      </w:pPr>
-      <w:r>
-        <w:rPr>
-          <w:lang w:val="en-US"/>
-        </w:rPr>
-        <w:t xml:space="preserve">In summary under the conditions of validation loss, the best model for English dataset were trained on sequences of length 64, 7 layers with 6 heads, an embedding dimension of 192, an </w:t>
+        <w:rPr>
+          <w:lang w:val="en-US"/>
+        </w:rPr>
+        <w:t xml:space="preserve"> may</w:t>
+      </w:r>
+      <w:r>
+        <w:t xml:space="preserve"> ha</w:t>
       </w:r>
       <w:proofErr w:type="spellStart"/>
       <w:r>
         <w:rPr>
           <w:lang w:val="en-US"/>
         </w:rPr>
-        <w:t>mlp</w:t>
+        <w:t>ve</w:t>
       </w:r>
       <w:proofErr w:type="spellEnd"/>
       <w:r>
-        <w:rPr>
-          <w:lang w:val="en-US"/>
-        </w:rPr>
-        <w:t xml:space="preserve"> dimension of 768 and a initial global learning rate of about 3.9</w:t>
-      </w:r>
-      <w:r>
-        <w:rPr>
-          <w:lang w:val="en-US"/>
-        </w:rPr>
-        <w:t>2</w:t>
-      </w:r>
-      <w:r>
-        <w:rPr>
-          <w:lang w:val="en-US"/>
-        </w:rPr>
-        <w:t>e-4</w:t>
-      </w:r>
-      <w:r>
-        <w:rPr>
-          <w:lang w:val="en-US"/>
-        </w:rPr>
-        <w:t xml:space="preserve"> (training trial 6)</w:t>
-      </w:r>
-      <w:r>
-        <w:rPr>
+        <w:t xml:space="preserve"> been integrated into the hidden states, allowing the attention heads to utilize the </w:t>
+      </w:r>
+      <w:r>
+        <w:rPr>
+          <w:lang w:val="en-US"/>
+        </w:rPr>
+        <w:t>beginning of sequence</w:t>
+      </w:r>
+      <w:r>
+        <w:t xml:space="preserve"> token as a stable anchor for word-level context and structural organization.</w:t>
+      </w:r>
+    </w:p>
+    <w:p>
+      <w:pPr>
+        <w:rPr>
+          <w:lang w:val="en-US"/>
+        </w:rPr>
+      </w:pPr>
+      <w:r>
+        <w:rPr>
+          <w:noProof/>
+          <w:lang w:val="en-US"/>
+        </w:rPr>
+        <w:lastRenderedPageBreak/>
+        <w:drawing>
+          <wp:inline distT="0" distB="0" distL="0" distR="0" wp14:anchorId="48DE193E" wp14:editId="5DB1584B">
+            <wp:extent cx="5731510" cy="2865755"/>
+            <wp:effectExtent l="0" t="0" r="2540" b="0"/>
+            <wp:docPr id="972681995" name="Picture 78"/>
+            <wp:cNvGraphicFramePr>
+              <a:graphicFrameLocks xmlns:a="http://schemas.openxmlformats.org/drawingml/2006/main" noChangeAspect="1"/>
+            </wp:cNvGraphicFramePr>
+            <a:graphic xmlns:a="http://schemas.openxmlformats.org/drawingml/2006/main">
+              <a:graphicData uri="http://schemas.openxmlformats.org/drawingml/2006/picture">
+                <pic:pic xmlns:pic="http://schemas.openxmlformats.org/drawingml/2006/picture">
+                  <pic:nvPicPr>
+                    <pic:cNvPr id="972681995" name="Picture 972681995"/>
+                    <pic:cNvPicPr/>
+                  </pic:nvPicPr>
+                  <pic:blipFill>
+                    <a:blip r:embed="rId52">
+                      <a:extLst>
+                        <a:ext uri="{28A0092B-C50C-407E-A947-70E740481C1C}">
+                          <a14:useLocalDpi xmlns:a14="http://schemas.microsoft.com/office/drawing/2010/main" val="0"/>
+                        </a:ext>
+                      </a:extLst>
+                    </a:blip>
+                    <a:stretch>
+                      <a:fillRect/>
+                    </a:stretch>
+                  </pic:blipFill>
+                  <pic:spPr>
+                    <a:xfrm>
+                      <a:off x="0" y="0"/>
+                      <a:ext cx="5731510" cy="2865755"/>
+                    </a:xfrm>
+                    <a:prstGeom prst="rect">
+                      <a:avLst/>
+                    </a:prstGeom>
+                  </pic:spPr>
+                </pic:pic>
+              </a:graphicData>
+            </a:graphic>
+          </wp:inline>
+        </w:drawing>
+      </w:r>
+      <w:r>
+        <w:rPr>
+          <w:noProof/>
+          <w:lang w:val="en-US"/>
+        </w:rPr>
+        <w:drawing>
+          <wp:inline distT="0" distB="0" distL="0" distR="0" wp14:anchorId="21CF5734" wp14:editId="300E2706">
+            <wp:extent cx="5731510" cy="2865755"/>
+            <wp:effectExtent l="0" t="0" r="2540" b="0"/>
+            <wp:docPr id="1222142487" name="Picture 79"/>
+            <wp:cNvGraphicFramePr>
+              <a:graphicFrameLocks xmlns:a="http://schemas.openxmlformats.org/drawingml/2006/main" noChangeAspect="1"/>
+            </wp:cNvGraphicFramePr>
+            <a:graphic xmlns:a="http://schemas.openxmlformats.org/drawingml/2006/main">
+              <a:graphicData uri="http://schemas.openxmlformats.org/drawingml/2006/picture">
+                <pic:pic xmlns:pic="http://schemas.openxmlformats.org/drawingml/2006/picture">
+                  <pic:nvPicPr>
+                    <pic:cNvPr id="1222142487" name="Picture 1222142487"/>
+                    <pic:cNvPicPr/>
+                  </pic:nvPicPr>
+                  <pic:blipFill>
+                    <a:blip r:embed="rId53">
+                      <a:extLst>
+                        <a:ext uri="{28A0092B-C50C-407E-A947-70E740481C1C}">
+                          <a14:useLocalDpi xmlns:a14="http://schemas.microsoft.com/office/drawing/2010/main" val="0"/>
+                        </a:ext>
+                      </a:extLst>
+                    </a:blip>
+                    <a:stretch>
+                      <a:fillRect/>
+                    </a:stretch>
+                  </pic:blipFill>
+                  <pic:spPr>
+                    <a:xfrm>
+                      <a:off x="0" y="0"/>
+                      <a:ext cx="5731510" cy="2865755"/>
+                    </a:xfrm>
+                    <a:prstGeom prst="rect">
+                      <a:avLst/>
+                    </a:prstGeom>
+                  </pic:spPr>
+                </pic:pic>
+              </a:graphicData>
+            </a:graphic>
+          </wp:inline>
+        </w:drawing>
+      </w:r>
+      <w:r>
+        <w:rPr>
+          <w:noProof/>
+          <w:lang w:val="en-US"/>
+        </w:rPr>
+        <w:drawing>
+          <wp:inline distT="0" distB="0" distL="0" distR="0" wp14:anchorId="7ED9C532" wp14:editId="3CFE9852">
+            <wp:extent cx="5731510" cy="2865755"/>
+            <wp:effectExtent l="0" t="0" r="2540" b="0"/>
+            <wp:docPr id="726239432" name="Picture 80"/>
+            <wp:cNvGraphicFramePr>
+              <a:graphicFrameLocks xmlns:a="http://schemas.openxmlformats.org/drawingml/2006/main" noChangeAspect="1"/>
+            </wp:cNvGraphicFramePr>
+            <a:graphic xmlns:a="http://schemas.openxmlformats.org/drawingml/2006/main">
+              <a:graphicData uri="http://schemas.openxmlformats.org/drawingml/2006/picture">
+                <pic:pic xmlns:pic="http://schemas.openxmlformats.org/drawingml/2006/picture">
+                  <pic:nvPicPr>
+                    <pic:cNvPr id="726239432" name="Picture 726239432"/>
+                    <pic:cNvPicPr/>
+                  </pic:nvPicPr>
+                  <pic:blipFill>
+                    <a:blip r:embed="rId54">
+                      <a:extLst>
+                        <a:ext uri="{28A0092B-C50C-407E-A947-70E740481C1C}">
+                          <a14:useLocalDpi xmlns:a14="http://schemas.microsoft.com/office/drawing/2010/main" val="0"/>
+                        </a:ext>
+                      </a:extLst>
+                    </a:blip>
+                    <a:stretch>
+                      <a:fillRect/>
+                    </a:stretch>
+                  </pic:blipFill>
+                  <pic:spPr>
+                    <a:xfrm>
+                      <a:off x="0" y="0"/>
+                      <a:ext cx="5731510" cy="2865755"/>
+                    </a:xfrm>
+                    <a:prstGeom prst="rect">
+                      <a:avLst/>
+                    </a:prstGeom>
+                  </pic:spPr>
+                </pic:pic>
+              </a:graphicData>
+            </a:graphic>
+          </wp:inline>
+        </w:drawing>
+      </w:r>
+      <w:r>
+        <w:rPr>
+          <w:noProof/>
+          <w:lang w:val="en-US"/>
+        </w:rPr>
+        <w:lastRenderedPageBreak/>
+        <w:drawing>
+          <wp:inline distT="0" distB="0" distL="0" distR="0" wp14:anchorId="007A8417" wp14:editId="71033C3E">
+            <wp:extent cx="5731510" cy="2865755"/>
+            <wp:effectExtent l="0" t="0" r="2540" b="0"/>
+            <wp:docPr id="298002068" name="Picture 81"/>
+            <wp:cNvGraphicFramePr>
+              <a:graphicFrameLocks xmlns:a="http://schemas.openxmlformats.org/drawingml/2006/main" noChangeAspect="1"/>
+            </wp:cNvGraphicFramePr>
+            <a:graphic xmlns:a="http://schemas.openxmlformats.org/drawingml/2006/main">
+              <a:graphicData uri="http://schemas.openxmlformats.org/drawingml/2006/picture">
+                <pic:pic xmlns:pic="http://schemas.openxmlformats.org/drawingml/2006/picture">
+                  <pic:nvPicPr>
+                    <pic:cNvPr id="298002068" name="Picture 298002068"/>
+                    <pic:cNvPicPr/>
+                  </pic:nvPicPr>
+                  <pic:blipFill>
+                    <a:blip r:embed="rId51">
+                      <a:extLst>
+                        <a:ext uri="{28A0092B-C50C-407E-A947-70E740481C1C}">
+                          <a14:useLocalDpi xmlns:a14="http://schemas.microsoft.com/office/drawing/2010/main" val="0"/>
+                        </a:ext>
+                      </a:extLst>
+                    </a:blip>
+                    <a:stretch>
+                      <a:fillRect/>
+                    </a:stretch>
+                  </pic:blipFill>
+                  <pic:spPr>
+                    <a:xfrm>
+                      <a:off x="0" y="0"/>
+                      <a:ext cx="5731510" cy="2865755"/>
+                    </a:xfrm>
+                    <a:prstGeom prst="rect">
+                      <a:avLst/>
+                    </a:prstGeom>
+                  </pic:spPr>
+                </pic:pic>
+              </a:graphicData>
+            </a:graphic>
+          </wp:inline>
+        </w:drawing>
+      </w:r>
+      <w:r>
+        <w:rPr>
+          <w:noProof/>
+          <w:lang w:val="en-US"/>
+        </w:rPr>
+        <w:drawing>
+          <wp:inline distT="0" distB="0" distL="0" distR="0" wp14:anchorId="48159F48" wp14:editId="2389B587">
+            <wp:extent cx="5731510" cy="2865755"/>
+            <wp:effectExtent l="0" t="0" r="2540" b="0"/>
+            <wp:docPr id="450137706" name="Picture 82"/>
+            <wp:cNvGraphicFramePr>
+              <a:graphicFrameLocks xmlns:a="http://schemas.openxmlformats.org/drawingml/2006/main" noChangeAspect="1"/>
+            </wp:cNvGraphicFramePr>
+            <a:graphic xmlns:a="http://schemas.openxmlformats.org/drawingml/2006/main">
+              <a:graphicData uri="http://schemas.openxmlformats.org/drawingml/2006/picture">
+                <pic:pic xmlns:pic="http://schemas.openxmlformats.org/drawingml/2006/picture">
+                  <pic:nvPicPr>
+                    <pic:cNvPr id="450137706" name="Picture 450137706"/>
+                    <pic:cNvPicPr/>
+                  </pic:nvPicPr>
+                  <pic:blipFill>
+                    <a:blip r:embed="rId55">
+                      <a:extLst>
+                        <a:ext uri="{28A0092B-C50C-407E-A947-70E740481C1C}">
+                          <a14:useLocalDpi xmlns:a14="http://schemas.microsoft.com/office/drawing/2010/main" val="0"/>
+                        </a:ext>
+                      </a:extLst>
+                    </a:blip>
+                    <a:stretch>
+                      <a:fillRect/>
+                    </a:stretch>
+                  </pic:blipFill>
+                  <pic:spPr>
+                    <a:xfrm>
+                      <a:off x="0" y="0"/>
+                      <a:ext cx="5731510" cy="2865755"/>
+                    </a:xfrm>
+                    <a:prstGeom prst="rect">
+                      <a:avLst/>
+                    </a:prstGeom>
+                  </pic:spPr>
+                </pic:pic>
+              </a:graphicData>
+            </a:graphic>
+          </wp:inline>
+        </w:drawing>
+      </w:r>
+      <w:r>
+        <w:rPr>
+          <w:noProof/>
+          <w:lang w:val="en-US"/>
+        </w:rPr>
+        <w:drawing>
+          <wp:inline distT="0" distB="0" distL="0" distR="0" wp14:anchorId="3D1872B5" wp14:editId="780B5D63">
+            <wp:extent cx="5731510" cy="2865755"/>
+            <wp:effectExtent l="0" t="0" r="2540" b="0"/>
+            <wp:docPr id="802886668" name="Picture 83"/>
+            <wp:cNvGraphicFramePr>
+              <a:graphicFrameLocks xmlns:a="http://schemas.openxmlformats.org/drawingml/2006/main" noChangeAspect="1"/>
+            </wp:cNvGraphicFramePr>
+            <a:graphic xmlns:a="http://schemas.openxmlformats.org/drawingml/2006/main">
+              <a:graphicData uri="http://schemas.openxmlformats.org/drawingml/2006/picture">
+                <pic:pic xmlns:pic="http://schemas.openxmlformats.org/drawingml/2006/picture">
+                  <pic:nvPicPr>
+                    <pic:cNvPr id="802886668" name="Picture 802886668"/>
+                    <pic:cNvPicPr/>
+                  </pic:nvPicPr>
+                  <pic:blipFill>
+                    <a:blip r:embed="rId56">
+                      <a:extLst>
+                        <a:ext uri="{28A0092B-C50C-407E-A947-70E740481C1C}">
+                          <a14:useLocalDpi xmlns:a14="http://schemas.microsoft.com/office/drawing/2010/main" val="0"/>
+                        </a:ext>
+                      </a:extLst>
+                    </a:blip>
+                    <a:stretch>
+                      <a:fillRect/>
+                    </a:stretch>
+                  </pic:blipFill>
+                  <pic:spPr>
+                    <a:xfrm>
+                      <a:off x="0" y="0"/>
+                      <a:ext cx="5731510" cy="2865755"/>
+                    </a:xfrm>
+                    <a:prstGeom prst="rect">
+                      <a:avLst/>
+                    </a:prstGeom>
+                  </pic:spPr>
+                </pic:pic>
+              </a:graphicData>
+            </a:graphic>
+          </wp:inline>
+        </w:drawing>
+      </w:r>
+    </w:p>
+    <w:p>
+      <w:pPr>
+        <w:rPr>
+          <w:b/>
+          <w:bCs/>
+          <w:lang w:val="en-US"/>
+        </w:rPr>
+      </w:pPr>
+      <w:r>
+        <w:rPr>
+          <w:b/>
+          <w:bCs/>
+          <w:lang w:val="en-US"/>
+        </w:rPr>
+        <w:lastRenderedPageBreak/>
+        <w:t>Additional Behavioral Tests</w:t>
+      </w:r>
+    </w:p>
+    <w:p>
+      <w:pPr>
+        <w:rPr>
+          <w:lang w:val="en-US"/>
+        </w:rPr>
+      </w:pPr>
+      <w:r>
+        <w:t xml:space="preserve">To investigate whether the model utilizes 'induction circuits' to handle repetitive structures, we tested its attention response to repeated word sequences (e.g., 'apple apple'). We specifically analyzed whether tokens in the second instance of a word would attend to their corresponding predecessors in the first instance. The results were inconclusive, with average attention scores failing to exceed 0.2 across all layers. </w:t>
+      </w:r>
+    </w:p>
+    <w:p>
+      <w:pPr>
+        <w:rPr>
+          <w:lang w:val="en-US"/>
+        </w:rPr>
+      </w:pPr>
+      <w:r>
+        <w:rPr>
+          <w:noProof/>
+          <w:lang w:val="en-US"/>
+        </w:rPr>
+        <w:drawing>
+          <wp:inline distT="0" distB="0" distL="0" distR="0" wp14:anchorId="68E99CF0" wp14:editId="39CF230D">
+            <wp:extent cx="5731510" cy="2865755"/>
+            <wp:effectExtent l="0" t="0" r="2540" b="0"/>
+            <wp:docPr id="902249270" name="Picture 84"/>
+            <wp:cNvGraphicFramePr>
+              <a:graphicFrameLocks xmlns:a="http://schemas.openxmlformats.org/drawingml/2006/main" noChangeAspect="1"/>
+            </wp:cNvGraphicFramePr>
+            <a:graphic xmlns:a="http://schemas.openxmlformats.org/drawingml/2006/main">
+              <a:graphicData uri="http://schemas.openxmlformats.org/drawingml/2006/picture">
+                <pic:pic xmlns:pic="http://schemas.openxmlformats.org/drawingml/2006/picture">
+                  <pic:nvPicPr>
+                    <pic:cNvPr id="902249270" name="Picture 902249270"/>
+                    <pic:cNvPicPr/>
+                  </pic:nvPicPr>
+                  <pic:blipFill>
+                    <a:blip r:embed="rId57">
+                      <a:extLst>
+                        <a:ext uri="{28A0092B-C50C-407E-A947-70E740481C1C}">
+                          <a14:useLocalDpi xmlns:a14="http://schemas.microsoft.com/office/drawing/2010/main" val="0"/>
+                        </a:ext>
+                      </a:extLst>
+                    </a:blip>
+                    <a:stretch>
+                      <a:fillRect/>
+                    </a:stretch>
+                  </pic:blipFill>
+                  <pic:spPr>
+                    <a:xfrm>
+                      <a:off x="0" y="0"/>
+                      <a:ext cx="5731510" cy="2865755"/>
+                    </a:xfrm>
+                    <a:prstGeom prst="rect">
+                      <a:avLst/>
+                    </a:prstGeom>
+                  </pic:spPr>
+                </pic:pic>
+              </a:graphicData>
+            </a:graphic>
+          </wp:inline>
+        </w:drawing>
+      </w:r>
+      <w:r>
+        <w:rPr>
+          <w:noProof/>
+          <w:lang w:val="en-US"/>
+        </w:rPr>
+        <w:drawing>
+          <wp:inline distT="0" distB="0" distL="0" distR="0" wp14:anchorId="5F2610E0" wp14:editId="0BD7446F">
+            <wp:extent cx="5731510" cy="2865755"/>
+            <wp:effectExtent l="0" t="0" r="2540" b="0"/>
+            <wp:docPr id="1488230655" name="Picture 85"/>
+            <wp:cNvGraphicFramePr>
+              <a:graphicFrameLocks xmlns:a="http://schemas.openxmlformats.org/drawingml/2006/main" noChangeAspect="1"/>
+            </wp:cNvGraphicFramePr>
+            <a:graphic xmlns:a="http://schemas.openxmlformats.org/drawingml/2006/main">
+              <a:graphicData uri="http://schemas.openxmlformats.org/drawingml/2006/picture">
+                <pic:pic xmlns:pic="http://schemas.openxmlformats.org/drawingml/2006/picture">
+                  <pic:nvPicPr>
+                    <pic:cNvPr id="1488230655" name="Picture 1488230655"/>
+                    <pic:cNvPicPr/>
+                  </pic:nvPicPr>
+                  <pic:blipFill>
+                    <a:blip r:embed="rId58">
+                      <a:extLst>
+                        <a:ext uri="{28A0092B-C50C-407E-A947-70E740481C1C}">
+                          <a14:useLocalDpi xmlns:a14="http://schemas.microsoft.com/office/drawing/2010/main" val="0"/>
+                        </a:ext>
+                      </a:extLst>
+                    </a:blip>
+                    <a:stretch>
+                      <a:fillRect/>
+                    </a:stretch>
+                  </pic:blipFill>
+                  <pic:spPr>
+                    <a:xfrm>
+                      <a:off x="0" y="0"/>
+                      <a:ext cx="5731510" cy="2865755"/>
+                    </a:xfrm>
+                    <a:prstGeom prst="rect">
+                      <a:avLst/>
+                    </a:prstGeom>
+                  </pic:spPr>
+                </pic:pic>
+              </a:graphicData>
+            </a:graphic>
+          </wp:inline>
+        </w:drawing>
+      </w:r>
+      <w:r>
+        <w:rPr>
+          <w:noProof/>
+          <w:lang w:val="en-US"/>
+        </w:rPr>
+        <w:lastRenderedPageBreak/>
+        <w:drawing>
+          <wp:inline distT="0" distB="0" distL="0" distR="0" wp14:anchorId="04911369" wp14:editId="433CBF92">
+            <wp:extent cx="5731510" cy="2865755"/>
+            <wp:effectExtent l="0" t="0" r="2540" b="0"/>
+            <wp:docPr id="980953148" name="Picture 86"/>
+            <wp:cNvGraphicFramePr>
+              <a:graphicFrameLocks xmlns:a="http://schemas.openxmlformats.org/drawingml/2006/main" noChangeAspect="1"/>
+            </wp:cNvGraphicFramePr>
+            <a:graphic xmlns:a="http://schemas.openxmlformats.org/drawingml/2006/main">
+              <a:graphicData uri="http://schemas.openxmlformats.org/drawingml/2006/picture">
+                <pic:pic xmlns:pic="http://schemas.openxmlformats.org/drawingml/2006/picture">
+                  <pic:nvPicPr>
+                    <pic:cNvPr id="980953148" name="Picture 980953148"/>
+                    <pic:cNvPicPr/>
+                  </pic:nvPicPr>
+                  <pic:blipFill>
+                    <a:blip r:embed="rId59">
+                      <a:extLst>
+                        <a:ext uri="{28A0092B-C50C-407E-A947-70E740481C1C}">
+                          <a14:useLocalDpi xmlns:a14="http://schemas.microsoft.com/office/drawing/2010/main" val="0"/>
+                        </a:ext>
+                      </a:extLst>
+                    </a:blip>
+                    <a:stretch>
+                      <a:fillRect/>
+                    </a:stretch>
+                  </pic:blipFill>
+                  <pic:spPr>
+                    <a:xfrm>
+                      <a:off x="0" y="0"/>
+                      <a:ext cx="5731510" cy="2865755"/>
+                    </a:xfrm>
+                    <a:prstGeom prst="rect">
+                      <a:avLst/>
+                    </a:prstGeom>
+                  </pic:spPr>
+                </pic:pic>
+              </a:graphicData>
+            </a:graphic>
+          </wp:inline>
+        </w:drawing>
+      </w:r>
+      <w:r>
+        <w:rPr>
+          <w:noProof/>
+          <w:lang w:val="en-US"/>
+        </w:rPr>
+        <w:drawing>
+          <wp:inline distT="0" distB="0" distL="0" distR="0" wp14:anchorId="61B23062" wp14:editId="40FDCADA">
+            <wp:extent cx="5731510" cy="2865755"/>
+            <wp:effectExtent l="0" t="0" r="2540" b="0"/>
+            <wp:docPr id="1956088283" name="Picture 87"/>
+            <wp:cNvGraphicFramePr>
+              <a:graphicFrameLocks xmlns:a="http://schemas.openxmlformats.org/drawingml/2006/main" noChangeAspect="1"/>
+            </wp:cNvGraphicFramePr>
+            <a:graphic xmlns:a="http://schemas.openxmlformats.org/drawingml/2006/main">
+              <a:graphicData uri="http://schemas.openxmlformats.org/drawingml/2006/picture">
+                <pic:pic xmlns:pic="http://schemas.openxmlformats.org/drawingml/2006/picture">
+                  <pic:nvPicPr>
+                    <pic:cNvPr id="1956088283" name="Picture 1956088283"/>
+                    <pic:cNvPicPr/>
+                  </pic:nvPicPr>
+                  <pic:blipFill>
+                    <a:blip r:embed="rId60">
+                      <a:extLst>
+                        <a:ext uri="{28A0092B-C50C-407E-A947-70E740481C1C}">
+                          <a14:useLocalDpi xmlns:a14="http://schemas.microsoft.com/office/drawing/2010/main" val="0"/>
+                        </a:ext>
+                      </a:extLst>
+                    </a:blip>
+                    <a:stretch>
+                      <a:fillRect/>
+                    </a:stretch>
+                  </pic:blipFill>
+                  <pic:spPr>
+                    <a:xfrm>
+                      <a:off x="0" y="0"/>
+                      <a:ext cx="5731510" cy="2865755"/>
+                    </a:xfrm>
+                    <a:prstGeom prst="rect">
+                      <a:avLst/>
+                    </a:prstGeom>
+                  </pic:spPr>
+                </pic:pic>
+              </a:graphicData>
+            </a:graphic>
+          </wp:inline>
+        </w:drawing>
+      </w:r>
+      <w:r>
+        <w:rPr>
+          <w:noProof/>
+          <w:lang w:val="en-US"/>
+        </w:rPr>
+        <w:drawing>
+          <wp:inline distT="0" distB="0" distL="0" distR="0" wp14:anchorId="1F87B2ED" wp14:editId="596762AC">
+            <wp:extent cx="5731510" cy="2865755"/>
+            <wp:effectExtent l="0" t="0" r="2540" b="0"/>
+            <wp:docPr id="1162017130" name="Picture 88"/>
+            <wp:cNvGraphicFramePr>
+              <a:graphicFrameLocks xmlns:a="http://schemas.openxmlformats.org/drawingml/2006/main" noChangeAspect="1"/>
+            </wp:cNvGraphicFramePr>
+            <a:graphic xmlns:a="http://schemas.openxmlformats.org/drawingml/2006/main">
+              <a:graphicData uri="http://schemas.openxmlformats.org/drawingml/2006/picture">
+                <pic:pic xmlns:pic="http://schemas.openxmlformats.org/drawingml/2006/picture">
+                  <pic:nvPicPr>
+                    <pic:cNvPr id="1162017130" name="Picture 1162017130"/>
+                    <pic:cNvPicPr/>
+                  </pic:nvPicPr>
+                  <pic:blipFill>
+                    <a:blip r:embed="rId61">
+                      <a:extLst>
+                        <a:ext uri="{28A0092B-C50C-407E-A947-70E740481C1C}">
+                          <a14:useLocalDpi xmlns:a14="http://schemas.microsoft.com/office/drawing/2010/main" val="0"/>
+                        </a:ext>
+                      </a:extLst>
+                    </a:blip>
+                    <a:stretch>
+                      <a:fillRect/>
+                    </a:stretch>
+                  </pic:blipFill>
+                  <pic:spPr>
+                    <a:xfrm>
+                      <a:off x="0" y="0"/>
+                      <a:ext cx="5731510" cy="2865755"/>
+                    </a:xfrm>
+                    <a:prstGeom prst="rect">
+                      <a:avLst/>
+                    </a:prstGeom>
+                  </pic:spPr>
+                </pic:pic>
+              </a:graphicData>
+            </a:graphic>
+          </wp:inline>
+        </w:drawing>
+      </w:r>
+      <w:r>
+        <w:rPr>
+          <w:noProof/>
+          <w:lang w:val="en-US"/>
+        </w:rPr>
+        <w:lastRenderedPageBreak/>
+        <w:drawing>
+          <wp:inline distT="0" distB="0" distL="0" distR="0" wp14:anchorId="409717D0" wp14:editId="574D74FD">
+            <wp:extent cx="5731510" cy="2865755"/>
+            <wp:effectExtent l="0" t="0" r="2540" b="0"/>
+            <wp:docPr id="2003603962" name="Picture 89"/>
+            <wp:cNvGraphicFramePr>
+              <a:graphicFrameLocks xmlns:a="http://schemas.openxmlformats.org/drawingml/2006/main" noChangeAspect="1"/>
+            </wp:cNvGraphicFramePr>
+            <a:graphic xmlns:a="http://schemas.openxmlformats.org/drawingml/2006/main">
+              <a:graphicData uri="http://schemas.openxmlformats.org/drawingml/2006/picture">
+                <pic:pic xmlns:pic="http://schemas.openxmlformats.org/drawingml/2006/picture">
+                  <pic:nvPicPr>
+                    <pic:cNvPr id="2003603962" name="Picture 2003603962"/>
+                    <pic:cNvPicPr/>
+                  </pic:nvPicPr>
+                  <pic:blipFill>
+                    <a:blip r:embed="rId62">
+                      <a:extLst>
+                        <a:ext uri="{28A0092B-C50C-407E-A947-70E740481C1C}">
+                          <a14:useLocalDpi xmlns:a14="http://schemas.microsoft.com/office/drawing/2010/main" val="0"/>
+                        </a:ext>
+                      </a:extLst>
+                    </a:blip>
+                    <a:stretch>
+                      <a:fillRect/>
+                    </a:stretch>
+                  </pic:blipFill>
+                  <pic:spPr>
+                    <a:xfrm>
+                      <a:off x="0" y="0"/>
+                      <a:ext cx="5731510" cy="2865755"/>
+                    </a:xfrm>
+                    <a:prstGeom prst="rect">
+                      <a:avLst/>
+                    </a:prstGeom>
+                  </pic:spPr>
+                </pic:pic>
+              </a:graphicData>
+            </a:graphic>
+          </wp:inline>
+        </w:drawing>
+      </w:r>
+      <w:r>
+        <w:rPr>
+          <w:noProof/>
+          <w:lang w:val="en-US"/>
+        </w:rPr>
+        <w:drawing>
+          <wp:inline distT="0" distB="0" distL="0" distR="0" wp14:anchorId="251BE949" wp14:editId="4BC14544">
+            <wp:extent cx="5731510" cy="2865755"/>
+            <wp:effectExtent l="0" t="0" r="2540" b="0"/>
+            <wp:docPr id="1301379778" name="Picture 90"/>
+            <wp:cNvGraphicFramePr>
+              <a:graphicFrameLocks xmlns:a="http://schemas.openxmlformats.org/drawingml/2006/main" noChangeAspect="1"/>
+            </wp:cNvGraphicFramePr>
+            <a:graphic xmlns:a="http://schemas.openxmlformats.org/drawingml/2006/main">
+              <a:graphicData uri="http://schemas.openxmlformats.org/drawingml/2006/picture">
+                <pic:pic xmlns:pic="http://schemas.openxmlformats.org/drawingml/2006/picture">
+                  <pic:nvPicPr>
+                    <pic:cNvPr id="1301379778" name="Picture 1301379778"/>
+                    <pic:cNvPicPr/>
+                  </pic:nvPicPr>
+                  <pic:blipFill>
+                    <a:blip r:embed="rId63">
+                      <a:extLst>
+                        <a:ext uri="{28A0092B-C50C-407E-A947-70E740481C1C}">
+                          <a14:useLocalDpi xmlns:a14="http://schemas.microsoft.com/office/drawing/2010/main" val="0"/>
+                        </a:ext>
+                      </a:extLst>
+                    </a:blip>
+                    <a:stretch>
+                      <a:fillRect/>
+                    </a:stretch>
+                  </pic:blipFill>
+                  <pic:spPr>
+                    <a:xfrm>
+                      <a:off x="0" y="0"/>
+                      <a:ext cx="5731510" cy="2865755"/>
+                    </a:xfrm>
+                    <a:prstGeom prst="rect">
+                      <a:avLst/>
+                    </a:prstGeom>
+                  </pic:spPr>
+                </pic:pic>
+              </a:graphicData>
+            </a:graphic>
+          </wp:inline>
+        </w:drawing>
+      </w:r>
+    </w:p>
+    <w:p>
+      <w:pPr>
+        <w:rPr>
+          <w:lang w:val="en-US"/>
+        </w:rPr>
+      </w:pPr>
+      <w:r>
+        <w:t>The inconclusive repetition results, staying below 0.2</w:t>
+      </w:r>
+      <w:r>
+        <w:rPr>
+          <w:lang w:val="en-US"/>
+        </w:rPr>
+        <w:t>,</w:t>
+      </w:r>
+      <w:r>
+        <w:t xml:space="preserve"> align with the observations from Layer 0. Because Head 3 in Layer 0 gives nearly all its weight (0.9726) to the immediate predecessor, there is little attention budget directed further back in the sequence. This indicates the model is highly specialized for local character transitions rather than long-range induction or copying mechanisms.</w:t>
+      </w:r>
+    </w:p>
+    <w:p>
+      <w:pPr>
+        <w:rPr>
+          <w:lang w:val="en-US"/>
+        </w:rPr>
+      </w:pPr>
+      <w:r>
+        <w:t>To analyze the relationship between phonetic categories, we drafted balanced test sentences with nearly equal distributions of vowels and consonants to prevent frequency bias. We then collected statistics on four distinct interaction types: how consonants attended to other consonants (C→C) or vowels (C→V), and how vowels attended to consonants (V→C) or other vowels (V→V). This analysis aimed to determine if specific attention heads had evolved into phonetic feature detectors, such as "vowel-seekers" or "consonant-detectors," which would prioritize tokens based on their phonetic category rather than their relative position. These results provide a final layer of interpretability, revealing whether the model's internal representations are influenced by the phonotactic constraints of the English language.</w:t>
+      </w:r>
+    </w:p>
+    <w:p>
+      <w:pPr>
+        <w:rPr>
+          <w:noProof/>
+          <w:lang w:val="en-US"/>
+        </w:rPr>
+      </w:pPr>
+      <w:r>
+        <w:rPr>
+          <w:noProof/>
+          <w:lang w:val="en-US"/>
+        </w:rPr>
+        <w:lastRenderedPageBreak/>
+        <w:drawing>
+          <wp:inline distT="0" distB="0" distL="0" distR="0" wp14:anchorId="79482592" wp14:editId="4AB93DD9">
+            <wp:extent cx="5731510" cy="4776470"/>
+            <wp:effectExtent l="0" t="0" r="2540" b="5080"/>
+            <wp:docPr id="21032568" name="Picture 91"/>
+            <wp:cNvGraphicFramePr>
+              <a:graphicFrameLocks xmlns:a="http://schemas.openxmlformats.org/drawingml/2006/main" noChangeAspect="1"/>
+            </wp:cNvGraphicFramePr>
+            <a:graphic xmlns:a="http://schemas.openxmlformats.org/drawingml/2006/main">
+              <a:graphicData uri="http://schemas.openxmlformats.org/drawingml/2006/picture">
+                <pic:pic xmlns:pic="http://schemas.openxmlformats.org/drawingml/2006/picture">
+                  <pic:nvPicPr>
+                    <pic:cNvPr id="21032568" name="Picture 21032568"/>
+                    <pic:cNvPicPr/>
+                  </pic:nvPicPr>
+                  <pic:blipFill>
+                    <a:blip r:embed="rId64">
+                      <a:extLst>
+                        <a:ext uri="{28A0092B-C50C-407E-A947-70E740481C1C}">
+                          <a14:useLocalDpi xmlns:a14="http://schemas.microsoft.com/office/drawing/2010/main" val="0"/>
+                        </a:ext>
+                      </a:extLst>
+                    </a:blip>
+                    <a:stretch>
+                      <a:fillRect/>
+                    </a:stretch>
+                  </pic:blipFill>
+                  <pic:spPr>
+                    <a:xfrm>
+                      <a:off x="0" y="0"/>
+                      <a:ext cx="5731510" cy="4776470"/>
+                    </a:xfrm>
+                    <a:prstGeom prst="rect">
+                      <a:avLst/>
+                    </a:prstGeom>
+                  </pic:spPr>
+                </pic:pic>
+              </a:graphicData>
+            </a:graphic>
+          </wp:inline>
+        </w:drawing>
+      </w:r>
+      <w:r>
+        <w:rPr>
+          <w:noProof/>
+          <w:lang w:val="en-US"/>
+        </w:rPr>
+        <w:lastRenderedPageBreak/>
+        <w:drawing>
+          <wp:inline distT="0" distB="0" distL="0" distR="0" wp14:anchorId="42726155" wp14:editId="271562E6">
+            <wp:extent cx="5731510" cy="4776470"/>
+            <wp:effectExtent l="0" t="0" r="2540" b="5080"/>
+            <wp:docPr id="929600576" name="Picture 92"/>
+            <wp:cNvGraphicFramePr>
+              <a:graphicFrameLocks xmlns:a="http://schemas.openxmlformats.org/drawingml/2006/main" noChangeAspect="1"/>
+            </wp:cNvGraphicFramePr>
+            <a:graphic xmlns:a="http://schemas.openxmlformats.org/drawingml/2006/main">
+              <a:graphicData uri="http://schemas.openxmlformats.org/drawingml/2006/picture">
+                <pic:pic xmlns:pic="http://schemas.openxmlformats.org/drawingml/2006/picture">
+                  <pic:nvPicPr>
+                    <pic:cNvPr id="929600576" name="Picture 929600576"/>
+                    <pic:cNvPicPr/>
+                  </pic:nvPicPr>
+                  <pic:blipFill>
+                    <a:blip r:embed="rId65">
+                      <a:extLst>
+                        <a:ext uri="{28A0092B-C50C-407E-A947-70E740481C1C}">
+                          <a14:useLocalDpi xmlns:a14="http://schemas.microsoft.com/office/drawing/2010/main" val="0"/>
+                        </a:ext>
+                      </a:extLst>
+                    </a:blip>
+                    <a:stretch>
+                      <a:fillRect/>
+                    </a:stretch>
+                  </pic:blipFill>
+                  <pic:spPr>
+                    <a:xfrm>
+                      <a:off x="0" y="0"/>
+                      <a:ext cx="5731510" cy="4776470"/>
+                    </a:xfrm>
+                    <a:prstGeom prst="rect">
+                      <a:avLst/>
+                    </a:prstGeom>
+                  </pic:spPr>
+                </pic:pic>
+              </a:graphicData>
+            </a:graphic>
+          </wp:inline>
+        </w:drawing>
+      </w:r>
+      <w:r>
+        <w:rPr>
+          <w:noProof/>
+          <w:lang w:val="en-US"/>
+        </w:rPr>
+        <w:lastRenderedPageBreak/>
+        <w:drawing>
+          <wp:inline distT="0" distB="0" distL="0" distR="0" wp14:anchorId="137FCEDA" wp14:editId="1728E25E">
+            <wp:extent cx="5731510" cy="4776470"/>
+            <wp:effectExtent l="0" t="0" r="2540" b="5080"/>
+            <wp:docPr id="1965497412" name="Picture 93"/>
+            <wp:cNvGraphicFramePr>
+              <a:graphicFrameLocks xmlns:a="http://schemas.openxmlformats.org/drawingml/2006/main" noChangeAspect="1"/>
+            </wp:cNvGraphicFramePr>
+            <a:graphic xmlns:a="http://schemas.openxmlformats.org/drawingml/2006/main">
+              <a:graphicData uri="http://schemas.openxmlformats.org/drawingml/2006/picture">
+                <pic:pic xmlns:pic="http://schemas.openxmlformats.org/drawingml/2006/picture">
+                  <pic:nvPicPr>
+                    <pic:cNvPr id="1965497412" name="Picture 1965497412"/>
+                    <pic:cNvPicPr/>
+                  </pic:nvPicPr>
+                  <pic:blipFill>
+                    <a:blip r:embed="rId66">
+                      <a:extLst>
+                        <a:ext uri="{28A0092B-C50C-407E-A947-70E740481C1C}">
+                          <a14:useLocalDpi xmlns:a14="http://schemas.microsoft.com/office/drawing/2010/main" val="0"/>
+                        </a:ext>
+                      </a:extLst>
+                    </a:blip>
+                    <a:stretch>
+                      <a:fillRect/>
+                    </a:stretch>
+                  </pic:blipFill>
+                  <pic:spPr>
+                    <a:xfrm>
+                      <a:off x="0" y="0"/>
+                      <a:ext cx="5731510" cy="4776470"/>
+                    </a:xfrm>
+                    <a:prstGeom prst="rect">
+                      <a:avLst/>
+                    </a:prstGeom>
+                  </pic:spPr>
+                </pic:pic>
+              </a:graphicData>
+            </a:graphic>
+          </wp:inline>
+        </w:drawing>
+      </w:r>
+      <w:r>
+        <w:rPr>
+          <w:noProof/>
+          <w:lang w:val="en-US"/>
+        </w:rPr>
+        <w:lastRenderedPageBreak/>
+        <w:drawing>
+          <wp:inline distT="0" distB="0" distL="0" distR="0" wp14:anchorId="78B0E760" wp14:editId="6C4424CA">
+            <wp:extent cx="5731510" cy="4776470"/>
+            <wp:effectExtent l="0" t="0" r="2540" b="5080"/>
+            <wp:docPr id="1658303602" name="Picture 94"/>
+            <wp:cNvGraphicFramePr>
+              <a:graphicFrameLocks xmlns:a="http://schemas.openxmlformats.org/drawingml/2006/main" noChangeAspect="1"/>
+            </wp:cNvGraphicFramePr>
+            <a:graphic xmlns:a="http://schemas.openxmlformats.org/drawingml/2006/main">
+              <a:graphicData uri="http://schemas.openxmlformats.org/drawingml/2006/picture">
+                <pic:pic xmlns:pic="http://schemas.openxmlformats.org/drawingml/2006/picture">
+                  <pic:nvPicPr>
+                    <pic:cNvPr id="1658303602" name="Picture 1658303602"/>
+                    <pic:cNvPicPr/>
+                  </pic:nvPicPr>
+                  <pic:blipFill>
+                    <a:blip r:embed="rId67">
+                      <a:extLst>
+                        <a:ext uri="{28A0092B-C50C-407E-A947-70E740481C1C}">
+                          <a14:useLocalDpi xmlns:a14="http://schemas.microsoft.com/office/drawing/2010/main" val="0"/>
+                        </a:ext>
+                      </a:extLst>
+                    </a:blip>
+                    <a:stretch>
+                      <a:fillRect/>
+                    </a:stretch>
+                  </pic:blipFill>
+                  <pic:spPr>
+                    <a:xfrm>
+                      <a:off x="0" y="0"/>
+                      <a:ext cx="5731510" cy="4776470"/>
+                    </a:xfrm>
+                    <a:prstGeom prst="rect">
+                      <a:avLst/>
+                    </a:prstGeom>
+                  </pic:spPr>
+                </pic:pic>
+              </a:graphicData>
+            </a:graphic>
+          </wp:inline>
+        </w:drawing>
+      </w:r>
+    </w:p>
+    <w:p>
+      <w:pPr>
+        <w:rPr>
+          <w:noProof/>
+          <w:lang w:val="en-US"/>
+        </w:rPr>
+      </w:pPr>
+      <w:r>
+        <w:rPr>
+          <w:noProof/>
+          <w:lang w:val="en-US"/>
+        </w:rPr>
+        <w:lastRenderedPageBreak/>
+        <w:drawing>
+          <wp:inline distT="0" distB="0" distL="0" distR="0" wp14:anchorId="65108A93" wp14:editId="2AA89B85">
+            <wp:extent cx="5731510" cy="4776470"/>
+            <wp:effectExtent l="0" t="0" r="2540" b="5080"/>
+            <wp:docPr id="874197998" name="Picture 97"/>
+            <wp:cNvGraphicFramePr>
+              <a:graphicFrameLocks xmlns:a="http://schemas.openxmlformats.org/drawingml/2006/main" noChangeAspect="1"/>
+            </wp:cNvGraphicFramePr>
+            <a:graphic xmlns:a="http://schemas.openxmlformats.org/drawingml/2006/main">
+              <a:graphicData uri="http://schemas.openxmlformats.org/drawingml/2006/picture">
+                <pic:pic xmlns:pic="http://schemas.openxmlformats.org/drawingml/2006/picture">
+                  <pic:nvPicPr>
+                    <pic:cNvPr id="874197998" name="Picture 874197998"/>
+                    <pic:cNvPicPr/>
+                  </pic:nvPicPr>
+                  <pic:blipFill>
+                    <a:blip r:embed="rId68">
+                      <a:extLst>
+                        <a:ext uri="{28A0092B-C50C-407E-A947-70E740481C1C}">
+                          <a14:useLocalDpi xmlns:a14="http://schemas.microsoft.com/office/drawing/2010/main" val="0"/>
+                        </a:ext>
+                      </a:extLst>
+                    </a:blip>
+                    <a:stretch>
+                      <a:fillRect/>
+                    </a:stretch>
+                  </pic:blipFill>
+                  <pic:spPr>
+                    <a:xfrm>
+                      <a:off x="0" y="0"/>
+                      <a:ext cx="5731510" cy="4776470"/>
+                    </a:xfrm>
+                    <a:prstGeom prst="rect">
+                      <a:avLst/>
+                    </a:prstGeom>
+                  </pic:spPr>
+                </pic:pic>
+              </a:graphicData>
+            </a:graphic>
+          </wp:inline>
+        </w:drawing>
+      </w:r>
+      <w:r>
+        <w:rPr>
+          <w:noProof/>
+          <w:lang w:val="en-US"/>
+        </w:rPr>
+        <w:lastRenderedPageBreak/>
+        <w:drawing>
+          <wp:inline distT="0" distB="0" distL="0" distR="0" wp14:anchorId="3EC9AAAB" wp14:editId="128F5CD8">
+            <wp:extent cx="5731510" cy="4776470"/>
+            <wp:effectExtent l="0" t="0" r="2540" b="5080"/>
+            <wp:docPr id="1521173294" name="Picture 95"/>
+            <wp:cNvGraphicFramePr>
+              <a:graphicFrameLocks xmlns:a="http://schemas.openxmlformats.org/drawingml/2006/main" noChangeAspect="1"/>
+            </wp:cNvGraphicFramePr>
+            <a:graphic xmlns:a="http://schemas.openxmlformats.org/drawingml/2006/main">
+              <a:graphicData uri="http://schemas.openxmlformats.org/drawingml/2006/picture">
+                <pic:pic xmlns:pic="http://schemas.openxmlformats.org/drawingml/2006/picture">
+                  <pic:nvPicPr>
+                    <pic:cNvPr id="1521173294" name="Picture 1521173294"/>
+                    <pic:cNvPicPr/>
+                  </pic:nvPicPr>
+                  <pic:blipFill>
+                    <a:blip r:embed="rId69">
+                      <a:extLst>
+                        <a:ext uri="{28A0092B-C50C-407E-A947-70E740481C1C}">
+                          <a14:useLocalDpi xmlns:a14="http://schemas.microsoft.com/office/drawing/2010/main" val="0"/>
+                        </a:ext>
+                      </a:extLst>
+                    </a:blip>
+                    <a:stretch>
+                      <a:fillRect/>
+                    </a:stretch>
+                  </pic:blipFill>
+                  <pic:spPr>
+                    <a:xfrm>
+                      <a:off x="0" y="0"/>
+                      <a:ext cx="5731510" cy="4776470"/>
+                    </a:xfrm>
+                    <a:prstGeom prst="rect">
+                      <a:avLst/>
+                    </a:prstGeom>
+                  </pic:spPr>
+                </pic:pic>
+              </a:graphicData>
+            </a:graphic>
+          </wp:inline>
+        </w:drawing>
+      </w:r>
+      <w:r>
+        <w:rPr>
+          <w:noProof/>
+          <w:lang w:val="en-US"/>
+        </w:rPr>
+        <w:lastRenderedPageBreak/>
+        <w:drawing>
+          <wp:inline distT="0" distB="0" distL="0" distR="0" wp14:anchorId="7BDC3F13" wp14:editId="3B8B3C51">
+            <wp:extent cx="5731510" cy="4776470"/>
+            <wp:effectExtent l="0" t="0" r="2540" b="5080"/>
+            <wp:docPr id="723211065" name="Picture 96"/>
+            <wp:cNvGraphicFramePr>
+              <a:graphicFrameLocks xmlns:a="http://schemas.openxmlformats.org/drawingml/2006/main" noChangeAspect="1"/>
+            </wp:cNvGraphicFramePr>
+            <a:graphic xmlns:a="http://schemas.openxmlformats.org/drawingml/2006/main">
+              <a:graphicData uri="http://schemas.openxmlformats.org/drawingml/2006/picture">
+                <pic:pic xmlns:pic="http://schemas.openxmlformats.org/drawingml/2006/picture">
+                  <pic:nvPicPr>
+                    <pic:cNvPr id="723211065" name="Picture 723211065"/>
+                    <pic:cNvPicPr/>
+                  </pic:nvPicPr>
+                  <pic:blipFill>
+                    <a:blip r:embed="rId70">
+                      <a:extLst>
+                        <a:ext uri="{28A0092B-C50C-407E-A947-70E740481C1C}">
+                          <a14:useLocalDpi xmlns:a14="http://schemas.microsoft.com/office/drawing/2010/main" val="0"/>
+                        </a:ext>
+                      </a:extLst>
+                    </a:blip>
+                    <a:stretch>
+                      <a:fillRect/>
+                    </a:stretch>
+                  </pic:blipFill>
+                  <pic:spPr>
+                    <a:xfrm>
+                      <a:off x="0" y="0"/>
+                      <a:ext cx="5731510" cy="4776470"/>
+                    </a:xfrm>
+                    <a:prstGeom prst="rect">
+                      <a:avLst/>
+                    </a:prstGeom>
+                  </pic:spPr>
+                </pic:pic>
+              </a:graphicData>
+            </a:graphic>
+          </wp:inline>
+        </w:drawing>
+      </w:r>
+    </w:p>
+    <w:p>
+      <w:pPr>
+        <w:rPr>
+          <w:noProof/>
+        </w:rPr>
+      </w:pPr>
+      <w:r>
+        <w:rPr>
+          <w:noProof/>
+        </w:rPr>
+        <w:t>Analysis of the phonetic attention distributions across layers reveals several distinct patterns of specialization, with a notable transition from syntactic to categorical focus.</w:t>
+      </w:r>
+    </w:p>
+    <w:p>
+      <w:pPr>
+        <w:rPr>
+          <w:noProof/>
+        </w:rPr>
+      </w:pPr>
+      <w:r>
+        <w:rPr>
+          <w:noProof/>
+        </w:rPr>
+        <w:t>In Layer 0, Head 3, we observe a high preference for Consonants attending to Vowels (~0.63) and Vowels attending to Consonants (~0.53). However, consistent with our previous findings, this result is largely driven by the head's role as a previous-token detector; in English, consonants are statistically most likely to be preceded by vowels and vice versa. Therefore, these scores likely reflect local bigram probabilities rather than a high-level phonetic classification.</w:t>
+      </w:r>
+    </w:p>
+    <w:p>
+      <w:pPr>
+        <w:rPr>
+          <w:noProof/>
+        </w:rPr>
+      </w:pPr>
+      <w:r>
+        <w:rPr>
+          <w:noProof/>
+        </w:rPr>
+        <w:t>A more clear example of phonetic specialization emerges in Layer 4, Head 5. In this configuration, the head demonstrates a strong "Vowel-Seeking" behavior regardless of the source token's category. Vowels attend to other vowels with an average score of 0.57 (compared to only 0.10 for consonants), and consonants attend to vowels with a score of 0.68 (compared to 0.12 for consonants). This represents one of the most uniform categorical preferences across the model, suggesting this specific head has specialized in identifying and anchoring to the vocalic structure of the word.</w:t>
+      </w:r>
+    </w:p>
+    <w:p>
+      <w:pPr>
+        <w:rPr>
+          <w:noProof/>
+          <w:lang w:val="en-US"/>
+        </w:rPr>
+      </w:pPr>
+      <w:r>
+        <w:rPr>
+          <w:noProof/>
+        </w:rPr>
+        <w:t xml:space="preserve">Across the remaining layers, the attention patterns become increasingly varied. Layer 2, Head 4 shows a strong preference for attending to consonants, while Layer 5, Head 0 shows a marked preference for vowels. These fluctuations across the mid-to-late layers indicate that once the basic bigram structure is established in Layer 0, the model utilizes different heads to track </w:t>
+      </w:r>
+      <w:r>
+        <w:rPr>
+          <w:noProof/>
+        </w:rPr>
+        <w:lastRenderedPageBreak/>
+        <w:t>alternating phonetic patterns, likely to assist in identifying syllable boundaries and valid English phonotactic sequences.</w:t>
+      </w:r>
+    </w:p>
+    <w:p>
+      <w:pPr>
+        <w:pStyle w:val="Heading1"/>
+        <w:rPr>
+          <w:noProof/>
+          <w:lang w:val="en-US"/>
+        </w:rPr>
+      </w:pPr>
+      <w:r>
+        <w:rPr>
+          <w:noProof/>
+        </w:rPr>
+        <w:t>Project Experience Summary</w:t>
+      </w:r>
+    </w:p>
+    <w:p>
+      <w:pPr>
+        <w:rPr>
+          <w:noProof/>
+        </w:rPr>
+      </w:pPr>
+      <w:r>
+        <w:rPr>
+          <w:noProof/>
+        </w:rPr>
+        <w:t>Our experience with this project was defined by an iterative, evidence-based exploration of Transformer architectures. By developing character-level language models for both English and Hebrew, we were able to observe firsthand how distinct linguistic structures influence the optimization process. The project evolved from a broad stochastic search of the design space</w:t>
+      </w:r>
+      <w:r>
+        <w:rPr>
+          <w:noProof/>
           <w:lang w:val="en-US"/>
         </w:rPr>
         <w:t xml:space="preserve"> </w:t>
       </w:r>
-    </w:p>
-    <w:p/>
+      <w:r>
+        <w:rPr>
+          <w:noProof/>
+        </w:rPr>
+        <w:t>systematically testing various combinations of depth, attention heads, and embedding dimensions</w:t>
+      </w:r>
+      <w:r>
+        <w:rPr>
+          <w:noProof/>
+          <w:lang w:val="en-US"/>
+        </w:rPr>
+        <w:t xml:space="preserve"> </w:t>
+      </w:r>
+      <w:r>
+        <w:rPr>
+          <w:noProof/>
+        </w:rPr>
+        <w:t>into a rigorous mechanistic interpretability study.</w:t>
+      </w:r>
+    </w:p>
+    <w:p>
+      <w:pPr>
+        <w:rPr>
+          <w:noProof/>
+        </w:rPr>
+      </w:pPr>
+      <w:r>
+        <w:rPr>
+          <w:noProof/>
+        </w:rPr>
+        <w:t xml:space="preserve">A central challenge of our research was balancing model capacity against computational constraints. We maintained architectural parity with identical parameter counts (approximately </w:t>
+      </w:r>
+      <w:r>
+        <w:rPr>
+          <w:noProof/>
+          <w:lang w:val="en-US"/>
+        </w:rPr>
+        <w:t>&gt;</w:t>
+      </w:r>
+      <w:r>
+        <w:rPr>
+          <w:noProof/>
+        </w:rPr>
+        <w:t>5.1M) across both languages, yet observed divergent training dynamics: the Hebrew models exhibited a more rapid, albeit erratic, initial loss decrease compared to the English models. This divergence underscored the necessity of moving beyond "black-box" performance metrics to analyze the models' internal behaviors.</w:t>
+      </w:r>
+    </w:p>
+    <w:p>
+      <w:pPr>
+        <w:rPr>
+          <w:noProof/>
+        </w:rPr>
+      </w:pPr>
+      <w:r>
+        <w:rPr>
+          <w:noProof/>
+        </w:rPr>
+        <w:t>The most significant phase of the project involved developing custom diagnostic tools to extract and visualize attention mechanisms. This shifted our focus from merely observing loss curves to empirically validating functional hypotheses. Key findings included:</w:t>
+      </w:r>
+    </w:p>
+    <w:p>
+      <w:pPr>
+        <w:numPr>
+          <w:ilvl w:val="0"/>
+          <w:numId w:val="11"/>
+        </w:numPr>
+        <w:rPr>
+          <w:noProof/>
+        </w:rPr>
+      </w:pPr>
+      <w:r>
+        <w:rPr>
+          <w:noProof/>
+        </w:rPr>
+        <w:t>Layer 0, Head 3: Identification as a near-perfect bigram detector, with an average attention score of 0.9726 toward immediate predecessors.</w:t>
+      </w:r>
+    </w:p>
+    <w:p>
+      <w:pPr>
+        <w:numPr>
+          <w:ilvl w:val="0"/>
+          <w:numId w:val="11"/>
+        </w:numPr>
+        <w:rPr>
+          <w:noProof/>
+        </w:rPr>
+      </w:pPr>
+      <w:r>
+        <w:rPr>
+          <w:noProof/>
+        </w:rPr>
+        <w:t>Layer 4 Integration: Observation of a functional transition toward global sequence management, characterized by the emergence of "attention sinks" at the beginning of the sequence.</w:t>
+      </w:r>
+    </w:p>
+    <w:p>
+      <w:pPr>
+        <w:numPr>
+          <w:ilvl w:val="0"/>
+          <w:numId w:val="11"/>
+        </w:numPr>
+        <w:rPr>
+          <w:noProof/>
+        </w:rPr>
+      </w:pPr>
+      <w:r>
+        <w:rPr>
+          <w:noProof/>
+        </w:rPr>
+        <w:t>Induction Limits: Verification that the models prioritized local statistical transitions over long-range induction, as evidenced by inconclusive results in repetition tests.</w:t>
+      </w:r>
+    </w:p>
+    <w:p>
+      <w:pPr>
+        <w:rPr>
+          <w:noProof/>
+        </w:rPr>
+      </w:pPr>
+      <w:r>
+        <w:rPr>
+          <w:noProof/>
+        </w:rPr>
+        <w:t>Ultimately, this project served as a lesson in the value of granular analysis. We demonstrated that even "negative" results, such as the absence of induction circuits, are vital for defining the boundaries of a model’s capabilities and understanding the hierarchy of information processing from local syntax to global context.</w:t>
+      </w:r>
+    </w:p>
+    <w:p>
+      <w:pPr>
+        <w:rPr>
+          <w:noProof/>
+        </w:rPr>
+      </w:pPr>
+    </w:p>
+    <w:p>
+      <w:pPr>
+        <w:rPr>
+          <w:noProof/>
+        </w:rPr>
+      </w:pPr>
+    </w:p>
     <w:sectPr>
-      <w:headerReference w:type="default" r:id="rId29"/>
+      <w:headerReference w:type="default" r:id="rId71"/>
       <w:pgSz w:w="11906" w:h="16838"/>
       <w:pgMar w:top="1440" w:right="1440" w:bottom="1440" w:left="1440" w:header="720" w:footer="720" w:gutter="0"/>
       <w:cols w:space="720"/>
@@ -1793,6 +4684,304 @@
 <file path=word/numbering.xml><?xml version="1.0" encoding="utf-8"?>
 <w:numbering xmlns:wpc="http://schemas.microsoft.com/office/word/2010/wordprocessingCanvas" xmlns:cx="http://schemas.microsoft.com/office/drawing/2014/chartex" xmlns:cx1="http://schemas.microsoft.com/office/drawing/2015/9/8/chartex" xmlns:cx2="http://schemas.microsoft.com/office/drawing/2015/10/21/chartex" xmlns:cx3="http://schemas.microsoft.com/office/drawing/2016/5/9/chartex" xmlns:cx4="http://schemas.microsoft.com/office/drawing/2016/5/10/chartex" xmlns:cx5="http://schemas.microsoft.com/office/drawing/2016/5/11/chartex" xmlns:cx6="http://schemas.microsoft.com/office/drawing/2016/5/12/chartex" xmlns:cx7="http://schemas.microsoft.com/office/drawing/2016/5/13/chartex" xmlns:cx8="http://schemas.microsoft.com/office/drawing/2016/5/14/chartex" xmlns:mc="http://schemas.openxmlformats.org/markup-compatibility/2006" xmlns:aink="http://schemas.microsoft.com/office/drawing/2016/ink" xmlns:am3d="http://schemas.microsoft.com/office/drawing/2017/model3d" xmlns:o="urn:schemas-microsoft-com:office:office" xmlns:oel="http://schemas.microsoft.com/office/2019/extlst" xmlns:r="http://schemas.openxmlformats.org/officeDocument/2006/relationships" xmlns:m="http://schemas.openxmlformats.org/officeDocument/2006/math" xmlns:v="urn:schemas-microsoft-com:vml" xmlns:wp14="http://schemas.microsoft.com/office/word/2010/wordprocessingDrawing" xmlns:wp="http://schemas.openxmlformats.org/drawingml/2006/wordprocessingDrawing" xmlns:w10="urn:schemas-microsoft-com:office:word" xmlns:w="http://schemas.openxmlformats.org/wordprocessingml/2006/main" xmlns:w14="http://schemas.microsoft.com/office/word/2010/wordml" xmlns:w15="http://schemas.microsoft.com/office/word/2012/wordml" xmlns:w16cex="http://schemas.microsoft.com/office/word/2018/wordml/cex" xmlns:w16cid="http://schemas.microsoft.com/office/word/2016/wordml/cid" xmlns:w16="http://schemas.microsoft.com/office/word/2018/wordml" xmlns:w16du="http://schemas.microsoft.com/office/word/2023/wordml/word16du" xmlns:w16sdtdh="http://schemas.microsoft.com/office/word/2020/wordml/sdtdatahash" xmlns:w16sdtfl="http://schemas.microsoft.com/office/word/2024/wordml/sdtformatlock" xmlns:w16se="http://schemas.microsoft.com/office/word/2015/wordml/symex" xmlns:wpg="http://schemas.microsoft.com/office/word/2010/wordprocessingGroup" xmlns:wpi="http://schemas.microsoft.com/office/word/2010/wordprocessingInk" xmlns:wne="http://schemas.microsoft.com/office/word/2006/wordml" xmlns:wps="http://schemas.microsoft.com/office/word/2010/wordprocessingShape" mc:Ignorable="w14 w15 w16se w16cid w16 w16cex w16sdtdh w16sdtfl w16du wp14">
   <w:abstractNum w:abstractNumId="0" w15:restartNumberingAfterBreak="0">
+    <w:nsid w:val="01844BC2"/>
+    <w:multiLevelType w:val="multilevel"/>
+    <w:tmpl w:val="3224FBF0"/>
+    <w:lvl w:ilvl="0">
+      <w:start w:val="1"/>
+      <w:numFmt w:val="bullet"/>
+      <w:lvlText w:val=""/>
+      <w:lvlJc w:val="left"/>
+      <w:pPr>
+        <w:tabs>
+          <w:tab w:val="num" w:pos="720"/>
+        </w:tabs>
+        <w:ind w:left="720" w:hanging="360"/>
+      </w:pPr>
+      <w:rPr>
+        <w:rFonts w:ascii="Symbol" w:hAnsi="Symbol" w:hint="default"/>
+        <w:sz w:val="20"/>
+      </w:rPr>
+    </w:lvl>
+    <w:lvl w:ilvl="1" w:tentative="1">
+      <w:start w:val="1"/>
+      <w:numFmt w:val="bullet"/>
+      <w:lvlText w:val="o"/>
+      <w:lvlJc w:val="left"/>
+      <w:pPr>
+        <w:tabs>
+          <w:tab w:val="num" w:pos="1440"/>
+        </w:tabs>
+        <w:ind w:left="1440" w:hanging="360"/>
+      </w:pPr>
+      <w:rPr>
+        <w:rFonts w:ascii="Courier New" w:hAnsi="Courier New" w:hint="default"/>
+        <w:sz w:val="20"/>
+      </w:rPr>
+    </w:lvl>
+    <w:lvl w:ilvl="2" w:tentative="1">
+      <w:start w:val="1"/>
+      <w:numFmt w:val="bullet"/>
+      <w:lvlText w:val=""/>
+      <w:lvlJc w:val="left"/>
+      <w:pPr>
+        <w:tabs>
+          <w:tab w:val="num" w:pos="2160"/>
+        </w:tabs>
+        <w:ind w:left="2160" w:hanging="360"/>
+      </w:pPr>
+      <w:rPr>
+        <w:rFonts w:ascii="Wingdings" w:hAnsi="Wingdings" w:hint="default"/>
+        <w:sz w:val="20"/>
+      </w:rPr>
+    </w:lvl>
+    <w:lvl w:ilvl="3" w:tentative="1">
+      <w:start w:val="1"/>
+      <w:numFmt w:val="bullet"/>
+      <w:lvlText w:val=""/>
+      <w:lvlJc w:val="left"/>
+      <w:pPr>
+        <w:tabs>
+          <w:tab w:val="num" w:pos="2880"/>
+        </w:tabs>
+        <w:ind w:left="2880" w:hanging="360"/>
+      </w:pPr>
+      <w:rPr>
+        <w:rFonts w:ascii="Wingdings" w:hAnsi="Wingdings" w:hint="default"/>
+        <w:sz w:val="20"/>
+      </w:rPr>
+    </w:lvl>
+    <w:lvl w:ilvl="4" w:tentative="1">
+      <w:start w:val="1"/>
+      <w:numFmt w:val="bullet"/>
+      <w:lvlText w:val=""/>
+      <w:lvlJc w:val="left"/>
+      <w:pPr>
+        <w:tabs>
+          <w:tab w:val="num" w:pos="3600"/>
+        </w:tabs>
+        <w:ind w:left="3600" w:hanging="360"/>
+      </w:pPr>
+      <w:rPr>
+        <w:rFonts w:ascii="Wingdings" w:hAnsi="Wingdings" w:hint="default"/>
+        <w:sz w:val="20"/>
+      </w:rPr>
+    </w:lvl>
+    <w:lvl w:ilvl="5" w:tentative="1">
+      <w:start w:val="1"/>
+      <w:numFmt w:val="bullet"/>
+      <w:lvlText w:val=""/>
+      <w:lvlJc w:val="left"/>
+      <w:pPr>
+        <w:tabs>
+          <w:tab w:val="num" w:pos="4320"/>
+        </w:tabs>
+        <w:ind w:left="4320" w:hanging="360"/>
+      </w:pPr>
+      <w:rPr>
+        <w:rFonts w:ascii="Wingdings" w:hAnsi="Wingdings" w:hint="default"/>
+        <w:sz w:val="20"/>
+      </w:rPr>
+    </w:lvl>
+    <w:lvl w:ilvl="6" w:tentative="1">
+      <w:start w:val="1"/>
+      <w:numFmt w:val="bullet"/>
+      <w:lvlText w:val=""/>
+      <w:lvlJc w:val="left"/>
+      <w:pPr>
+        <w:tabs>
+          <w:tab w:val="num" w:pos="5040"/>
+        </w:tabs>
+        <w:ind w:left="5040" w:hanging="360"/>
+      </w:pPr>
+      <w:rPr>
+        <w:rFonts w:ascii="Wingdings" w:hAnsi="Wingdings" w:hint="default"/>
+        <w:sz w:val="20"/>
+      </w:rPr>
+    </w:lvl>
+    <w:lvl w:ilvl="7" w:tentative="1">
+      <w:start w:val="1"/>
+      <w:numFmt w:val="bullet"/>
+      <w:lvlText w:val=""/>
+      <w:lvlJc w:val="left"/>
+      <w:pPr>
+        <w:tabs>
+          <w:tab w:val="num" w:pos="5760"/>
+        </w:tabs>
+        <w:ind w:left="5760" w:hanging="360"/>
+      </w:pPr>
+      <w:rPr>
+        <w:rFonts w:ascii="Wingdings" w:hAnsi="Wingdings" w:hint="default"/>
+        <w:sz w:val="20"/>
+      </w:rPr>
+    </w:lvl>
+    <w:lvl w:ilvl="8" w:tentative="1">
+      <w:start w:val="1"/>
+      <w:numFmt w:val="bullet"/>
+      <w:lvlText w:val=""/>
+      <w:lvlJc w:val="left"/>
+      <w:pPr>
+        <w:tabs>
+          <w:tab w:val="num" w:pos="6480"/>
+        </w:tabs>
+        <w:ind w:left="6480" w:hanging="360"/>
+      </w:pPr>
+      <w:rPr>
+        <w:rFonts w:ascii="Wingdings" w:hAnsi="Wingdings" w:hint="default"/>
+        <w:sz w:val="20"/>
+      </w:rPr>
+    </w:lvl>
+  </w:abstractNum>
+  <w:abstractNum w:abstractNumId="1" w15:restartNumberingAfterBreak="0">
+    <w:nsid w:val="0B3513FC"/>
+    <w:multiLevelType w:val="multilevel"/>
+    <w:tmpl w:val="D5105640"/>
+    <w:lvl w:ilvl="0">
+      <w:start w:val="1"/>
+      <w:numFmt w:val="bullet"/>
+      <w:lvlText w:val=""/>
+      <w:lvlJc w:val="left"/>
+      <w:pPr>
+        <w:tabs>
+          <w:tab w:val="num" w:pos="720"/>
+        </w:tabs>
+        <w:ind w:left="720" w:hanging="360"/>
+      </w:pPr>
+      <w:rPr>
+        <w:rFonts w:ascii="Symbol" w:hAnsi="Symbol" w:hint="default"/>
+        <w:sz w:val="20"/>
+      </w:rPr>
+    </w:lvl>
+    <w:lvl w:ilvl="1" w:tentative="1">
+      <w:start w:val="1"/>
+      <w:numFmt w:val="bullet"/>
+      <w:lvlText w:val="o"/>
+      <w:lvlJc w:val="left"/>
+      <w:pPr>
+        <w:tabs>
+          <w:tab w:val="num" w:pos="1440"/>
+        </w:tabs>
+        <w:ind w:left="1440" w:hanging="360"/>
+      </w:pPr>
+      <w:rPr>
+        <w:rFonts w:ascii="Courier New" w:hAnsi="Courier New" w:hint="default"/>
+        <w:sz w:val="20"/>
+      </w:rPr>
+    </w:lvl>
+    <w:lvl w:ilvl="2" w:tentative="1">
+      <w:start w:val="1"/>
+      <w:numFmt w:val="bullet"/>
+      <w:lvlText w:val=""/>
+      <w:lvlJc w:val="left"/>
+      <w:pPr>
+        <w:tabs>
+          <w:tab w:val="num" w:pos="2160"/>
+        </w:tabs>
+        <w:ind w:left="2160" w:hanging="360"/>
+      </w:pPr>
+      <w:rPr>
+        <w:rFonts w:ascii="Wingdings" w:hAnsi="Wingdings" w:hint="default"/>
+        <w:sz w:val="20"/>
+      </w:rPr>
+    </w:lvl>
+    <w:lvl w:ilvl="3" w:tentative="1">
+      <w:start w:val="1"/>
+      <w:numFmt w:val="bullet"/>
+      <w:lvlText w:val=""/>
+      <w:lvlJc w:val="left"/>
+      <w:pPr>
+        <w:tabs>
+          <w:tab w:val="num" w:pos="2880"/>
+        </w:tabs>
+        <w:ind w:left="2880" w:hanging="360"/>
+      </w:pPr>
+      <w:rPr>
+        <w:rFonts w:ascii="Wingdings" w:hAnsi="Wingdings" w:hint="default"/>
+        <w:sz w:val="20"/>
+      </w:rPr>
+    </w:lvl>
+    <w:lvl w:ilvl="4" w:tentative="1">
+      <w:start w:val="1"/>
+      <w:numFmt w:val="bullet"/>
+      <w:lvlText w:val=""/>
+      <w:lvlJc w:val="left"/>
+      <w:pPr>
+        <w:tabs>
+          <w:tab w:val="num" w:pos="3600"/>
+        </w:tabs>
+        <w:ind w:left="3600" w:hanging="360"/>
+      </w:pPr>
+      <w:rPr>
+        <w:rFonts w:ascii="Wingdings" w:hAnsi="Wingdings" w:hint="default"/>
+        <w:sz w:val="20"/>
+      </w:rPr>
+    </w:lvl>
+    <w:lvl w:ilvl="5" w:tentative="1">
+      <w:start w:val="1"/>
+      <w:numFmt w:val="bullet"/>
+      <w:lvlText w:val=""/>
+      <w:lvlJc w:val="left"/>
+      <w:pPr>
+        <w:tabs>
+          <w:tab w:val="num" w:pos="4320"/>
+        </w:tabs>
+        <w:ind w:left="4320" w:hanging="360"/>
+      </w:pPr>
+      <w:rPr>
+        <w:rFonts w:ascii="Wingdings" w:hAnsi="Wingdings" w:hint="default"/>
+        <w:sz w:val="20"/>
+      </w:rPr>
+    </w:lvl>
+    <w:lvl w:ilvl="6" w:tentative="1">
+      <w:start w:val="1"/>
+      <w:numFmt w:val="bullet"/>
+      <w:lvlText w:val=""/>
+      <w:lvlJc w:val="left"/>
+      <w:pPr>
+        <w:tabs>
+          <w:tab w:val="num" w:pos="5040"/>
+        </w:tabs>
+        <w:ind w:left="5040" w:hanging="360"/>
+      </w:pPr>
+      <w:rPr>
+        <w:rFonts w:ascii="Wingdings" w:hAnsi="Wingdings" w:hint="default"/>
+        <w:sz w:val="20"/>
+      </w:rPr>
+    </w:lvl>
+    <w:lvl w:ilvl="7" w:tentative="1">
+      <w:start w:val="1"/>
+      <w:numFmt w:val="bullet"/>
+      <w:lvlText w:val=""/>
+      <w:lvlJc w:val="left"/>
+      <w:pPr>
+        <w:tabs>
+          <w:tab w:val="num" w:pos="5760"/>
+        </w:tabs>
+        <w:ind w:left="5760" w:hanging="360"/>
+      </w:pPr>
+      <w:rPr>
+        <w:rFonts w:ascii="Wingdings" w:hAnsi="Wingdings" w:hint="default"/>
+        <w:sz w:val="20"/>
+      </w:rPr>
+    </w:lvl>
+    <w:lvl w:ilvl="8" w:tentative="1">
+      <w:start w:val="1"/>
+      <w:numFmt w:val="bullet"/>
+      <w:lvlText w:val=""/>
+      <w:lvlJc w:val="left"/>
+      <w:pPr>
+        <w:tabs>
+          <w:tab w:val="num" w:pos="6480"/>
+        </w:tabs>
+        <w:ind w:left="6480" w:hanging="360"/>
+      </w:pPr>
+      <w:rPr>
+        <w:rFonts w:ascii="Wingdings" w:hAnsi="Wingdings" w:hint="default"/>
+        <w:sz w:val="20"/>
+      </w:rPr>
+    </w:lvl>
+  </w:abstractNum>
+  <w:abstractNum w:abstractNumId="2" w15:restartNumberingAfterBreak="0">
     <w:nsid w:val="0BE17688"/>
     <w:multiLevelType w:val="multilevel"/>
     <w:tmpl w:val="02F248C4"/>
@@ -1905,7 +5094,7 @@
       </w:pPr>
     </w:lvl>
   </w:abstractNum>
-  <w:abstractNum w:abstractNumId="1" w15:restartNumberingAfterBreak="0">
+  <w:abstractNum w:abstractNumId="3" w15:restartNumberingAfterBreak="0">
     <w:nsid w:val="270243A1"/>
     <w:multiLevelType w:val="multilevel"/>
     <w:tmpl w:val="7110CDD0"/>
@@ -2054,7 +5243,156 @@
       </w:rPr>
     </w:lvl>
   </w:abstractNum>
-  <w:abstractNum w:abstractNumId="2" w15:restartNumberingAfterBreak="0">
+  <w:abstractNum w:abstractNumId="4" w15:restartNumberingAfterBreak="0">
+    <w:nsid w:val="2FE92AAF"/>
+    <w:multiLevelType w:val="multilevel"/>
+    <w:tmpl w:val="50D6B61C"/>
+    <w:lvl w:ilvl="0">
+      <w:start w:val="1"/>
+      <w:numFmt w:val="bullet"/>
+      <w:lvlText w:val=""/>
+      <w:lvlJc w:val="left"/>
+      <w:pPr>
+        <w:tabs>
+          <w:tab w:val="num" w:pos="720"/>
+        </w:tabs>
+        <w:ind w:left="720" w:hanging="360"/>
+      </w:pPr>
+      <w:rPr>
+        <w:rFonts w:ascii="Symbol" w:hAnsi="Symbol" w:hint="default"/>
+        <w:sz w:val="20"/>
+      </w:rPr>
+    </w:lvl>
+    <w:lvl w:ilvl="1" w:tentative="1">
+      <w:start w:val="1"/>
+      <w:numFmt w:val="bullet"/>
+      <w:lvlText w:val="o"/>
+      <w:lvlJc w:val="left"/>
+      <w:pPr>
+        <w:tabs>
+          <w:tab w:val="num" w:pos="1440"/>
+        </w:tabs>
+        <w:ind w:left="1440" w:hanging="360"/>
+      </w:pPr>
+      <w:rPr>
+        <w:rFonts w:ascii="Courier New" w:hAnsi="Courier New" w:hint="default"/>
+        <w:sz w:val="20"/>
+      </w:rPr>
+    </w:lvl>
+    <w:lvl w:ilvl="2" w:tentative="1">
+      <w:start w:val="1"/>
+      <w:numFmt w:val="bullet"/>
+      <w:lvlText w:val=""/>
+      <w:lvlJc w:val="left"/>
+      <w:pPr>
+        <w:tabs>
+          <w:tab w:val="num" w:pos="2160"/>
+        </w:tabs>
+        <w:ind w:left="2160" w:hanging="360"/>
+      </w:pPr>
+      <w:rPr>
+        <w:rFonts w:ascii="Wingdings" w:hAnsi="Wingdings" w:hint="default"/>
+        <w:sz w:val="20"/>
+      </w:rPr>
+    </w:lvl>
+    <w:lvl w:ilvl="3" w:tentative="1">
+      <w:start w:val="1"/>
+      <w:numFmt w:val="bullet"/>
+      <w:lvlText w:val=""/>
+      <w:lvlJc w:val="left"/>
+      <w:pPr>
+        <w:tabs>
+          <w:tab w:val="num" w:pos="2880"/>
+        </w:tabs>
+        <w:ind w:left="2880" w:hanging="360"/>
+      </w:pPr>
+      <w:rPr>
+        <w:rFonts w:ascii="Wingdings" w:hAnsi="Wingdings" w:hint="default"/>
+        <w:sz w:val="20"/>
+      </w:rPr>
+    </w:lvl>
+    <w:lvl w:ilvl="4" w:tentative="1">
+      <w:start w:val="1"/>
+      <w:numFmt w:val="bullet"/>
+      <w:lvlText w:val=""/>
+      <w:lvlJc w:val="left"/>
+      <w:pPr>
+        <w:tabs>
+          <w:tab w:val="num" w:pos="3600"/>
+        </w:tabs>
+        <w:ind w:left="3600" w:hanging="360"/>
+      </w:pPr>
+      <w:rPr>
+        <w:rFonts w:ascii="Wingdings" w:hAnsi="Wingdings" w:hint="default"/>
+        <w:sz w:val="20"/>
+      </w:rPr>
+    </w:lvl>
+    <w:lvl w:ilvl="5" w:tentative="1">
+      <w:start w:val="1"/>
+      <w:numFmt w:val="bullet"/>
+      <w:lvlText w:val=""/>
+      <w:lvlJc w:val="left"/>
+      <w:pPr>
+        <w:tabs>
+          <w:tab w:val="num" w:pos="4320"/>
+        </w:tabs>
+        <w:ind w:left="4320" w:hanging="360"/>
+      </w:pPr>
+      <w:rPr>
+        <w:rFonts w:ascii="Wingdings" w:hAnsi="Wingdings" w:hint="default"/>
+        <w:sz w:val="20"/>
+      </w:rPr>
+    </w:lvl>
+    <w:lvl w:ilvl="6" w:tentative="1">
+      <w:start w:val="1"/>
+      <w:numFmt w:val="bullet"/>
+      <w:lvlText w:val=""/>
+      <w:lvlJc w:val="left"/>
+      <w:pPr>
+        <w:tabs>
+          <w:tab w:val="num" w:pos="5040"/>
+        </w:tabs>
+        <w:ind w:left="5040" w:hanging="360"/>
+      </w:pPr>
+      <w:rPr>
+        <w:rFonts w:ascii="Wingdings" w:hAnsi="Wingdings" w:hint="default"/>
+        <w:sz w:val="20"/>
+      </w:rPr>
+    </w:lvl>
+    <w:lvl w:ilvl="7" w:tentative="1">
+      <w:start w:val="1"/>
+      <w:numFmt w:val="bullet"/>
+      <w:lvlText w:val=""/>
+      <w:lvlJc w:val="left"/>
+      <w:pPr>
+        <w:tabs>
+          <w:tab w:val="num" w:pos="5760"/>
+        </w:tabs>
+        <w:ind w:left="5760" w:hanging="360"/>
+      </w:pPr>
+      <w:rPr>
+        <w:rFonts w:ascii="Wingdings" w:hAnsi="Wingdings" w:hint="default"/>
+        <w:sz w:val="20"/>
+      </w:rPr>
+    </w:lvl>
+    <w:lvl w:ilvl="8" w:tentative="1">
+      <w:start w:val="1"/>
+      <w:numFmt w:val="bullet"/>
+      <w:lvlText w:val=""/>
+      <w:lvlJc w:val="left"/>
+      <w:pPr>
+        <w:tabs>
+          <w:tab w:val="num" w:pos="6480"/>
+        </w:tabs>
+        <w:ind w:left="6480" w:hanging="360"/>
+      </w:pPr>
+      <w:rPr>
+        <w:rFonts w:ascii="Wingdings" w:hAnsi="Wingdings" w:hint="default"/>
+        <w:sz w:val="20"/>
+      </w:rPr>
+    </w:lvl>
+  </w:abstractNum>
+  <w:abstractNum w:abstractNumId="5" w15:restartNumberingAfterBreak="0">
     <w:nsid w:val="34DA4E5D"/>
     <w:multiLevelType w:val="multilevel"/>
     <w:tmpl w:val="3050B236"/>
@@ -2203,7 +5541,7 @@
       </w:rPr>
     </w:lvl>
   </w:abstractNum>
-  <w:abstractNum w:abstractNumId="3" w15:restartNumberingAfterBreak="0">
+  <w:abstractNum w:abstractNumId="6" w15:restartNumberingAfterBreak="0">
     <w:nsid w:val="411D37C1"/>
     <w:multiLevelType w:val="multilevel"/>
     <w:tmpl w:val="3A543278"/>
@@ -2352,17 +5690,598 @@
       </w:rPr>
     </w:lvl>
   </w:abstractNum>
+  <w:abstractNum w:abstractNumId="7" w15:restartNumberingAfterBreak="0">
+    <w:nsid w:val="41A6485E"/>
+    <w:multiLevelType w:val="multilevel"/>
+    <w:tmpl w:val="1FCC5396"/>
+    <w:lvl w:ilvl="0">
+      <w:start w:val="1"/>
+      <w:numFmt w:val="bullet"/>
+      <w:lvlText w:val=""/>
+      <w:lvlJc w:val="left"/>
+      <w:pPr>
+        <w:tabs>
+          <w:tab w:val="num" w:pos="720"/>
+        </w:tabs>
+        <w:ind w:left="720" w:hanging="360"/>
+      </w:pPr>
+      <w:rPr>
+        <w:rFonts w:ascii="Symbol" w:hAnsi="Symbol" w:hint="default"/>
+        <w:sz w:val="20"/>
+      </w:rPr>
+    </w:lvl>
+    <w:lvl w:ilvl="1" w:tentative="1">
+      <w:start w:val="1"/>
+      <w:numFmt w:val="bullet"/>
+      <w:lvlText w:val="o"/>
+      <w:lvlJc w:val="left"/>
+      <w:pPr>
+        <w:tabs>
+          <w:tab w:val="num" w:pos="1440"/>
+        </w:tabs>
+        <w:ind w:left="1440" w:hanging="360"/>
+      </w:pPr>
+      <w:rPr>
+        <w:rFonts w:ascii="Courier New" w:hAnsi="Courier New" w:hint="default"/>
+        <w:sz w:val="20"/>
+      </w:rPr>
+    </w:lvl>
+    <w:lvl w:ilvl="2" w:tentative="1">
+      <w:start w:val="1"/>
+      <w:numFmt w:val="bullet"/>
+      <w:lvlText w:val=""/>
+      <w:lvlJc w:val="left"/>
+      <w:pPr>
+        <w:tabs>
+          <w:tab w:val="num" w:pos="2160"/>
+        </w:tabs>
+        <w:ind w:left="2160" w:hanging="360"/>
+      </w:pPr>
+      <w:rPr>
+        <w:rFonts w:ascii="Wingdings" w:hAnsi="Wingdings" w:hint="default"/>
+        <w:sz w:val="20"/>
+      </w:rPr>
+    </w:lvl>
+    <w:lvl w:ilvl="3" w:tentative="1">
+      <w:start w:val="1"/>
+      <w:numFmt w:val="bullet"/>
+      <w:lvlText w:val=""/>
+      <w:lvlJc w:val="left"/>
+      <w:pPr>
+        <w:tabs>
+          <w:tab w:val="num" w:pos="2880"/>
+        </w:tabs>
+        <w:ind w:left="2880" w:hanging="360"/>
+      </w:pPr>
+      <w:rPr>
+        <w:rFonts w:ascii="Wingdings" w:hAnsi="Wingdings" w:hint="default"/>
+        <w:sz w:val="20"/>
+      </w:rPr>
+    </w:lvl>
+    <w:lvl w:ilvl="4" w:tentative="1">
+      <w:start w:val="1"/>
+      <w:numFmt w:val="bullet"/>
+      <w:lvlText w:val=""/>
+      <w:lvlJc w:val="left"/>
+      <w:pPr>
+        <w:tabs>
+          <w:tab w:val="num" w:pos="3600"/>
+        </w:tabs>
+        <w:ind w:left="3600" w:hanging="360"/>
+      </w:pPr>
+      <w:rPr>
+        <w:rFonts w:ascii="Wingdings" w:hAnsi="Wingdings" w:hint="default"/>
+        <w:sz w:val="20"/>
+      </w:rPr>
+    </w:lvl>
+    <w:lvl w:ilvl="5" w:tentative="1">
+      <w:start w:val="1"/>
+      <w:numFmt w:val="bullet"/>
+      <w:lvlText w:val=""/>
+      <w:lvlJc w:val="left"/>
+      <w:pPr>
+        <w:tabs>
+          <w:tab w:val="num" w:pos="4320"/>
+        </w:tabs>
+        <w:ind w:left="4320" w:hanging="360"/>
+      </w:pPr>
+      <w:rPr>
+        <w:rFonts w:ascii="Wingdings" w:hAnsi="Wingdings" w:hint="default"/>
+        <w:sz w:val="20"/>
+      </w:rPr>
+    </w:lvl>
+    <w:lvl w:ilvl="6" w:tentative="1">
+      <w:start w:val="1"/>
+      <w:numFmt w:val="bullet"/>
+      <w:lvlText w:val=""/>
+      <w:lvlJc w:val="left"/>
+      <w:pPr>
+        <w:tabs>
+          <w:tab w:val="num" w:pos="5040"/>
+        </w:tabs>
+        <w:ind w:left="5040" w:hanging="360"/>
+      </w:pPr>
+      <w:rPr>
+        <w:rFonts w:ascii="Wingdings" w:hAnsi="Wingdings" w:hint="default"/>
+        <w:sz w:val="20"/>
+      </w:rPr>
+    </w:lvl>
+    <w:lvl w:ilvl="7" w:tentative="1">
+      <w:start w:val="1"/>
+      <w:numFmt w:val="bullet"/>
+      <w:lvlText w:val=""/>
+      <w:lvlJc w:val="left"/>
+      <w:pPr>
+        <w:tabs>
+          <w:tab w:val="num" w:pos="5760"/>
+        </w:tabs>
+        <w:ind w:left="5760" w:hanging="360"/>
+      </w:pPr>
+      <w:rPr>
+        <w:rFonts w:ascii="Wingdings" w:hAnsi="Wingdings" w:hint="default"/>
+        <w:sz w:val="20"/>
+      </w:rPr>
+    </w:lvl>
+    <w:lvl w:ilvl="8" w:tentative="1">
+      <w:start w:val="1"/>
+      <w:numFmt w:val="bullet"/>
+      <w:lvlText w:val=""/>
+      <w:lvlJc w:val="left"/>
+      <w:pPr>
+        <w:tabs>
+          <w:tab w:val="num" w:pos="6480"/>
+        </w:tabs>
+        <w:ind w:left="6480" w:hanging="360"/>
+      </w:pPr>
+      <w:rPr>
+        <w:rFonts w:ascii="Wingdings" w:hAnsi="Wingdings" w:hint="default"/>
+        <w:sz w:val="20"/>
+      </w:rPr>
+    </w:lvl>
+  </w:abstractNum>
+  <w:abstractNum w:abstractNumId="8" w15:restartNumberingAfterBreak="0">
+    <w:nsid w:val="485408EA"/>
+    <w:multiLevelType w:val="multilevel"/>
+    <w:tmpl w:val="38243D10"/>
+    <w:lvl w:ilvl="0">
+      <w:start w:val="1"/>
+      <w:numFmt w:val="bullet"/>
+      <w:lvlText w:val=""/>
+      <w:lvlJc w:val="left"/>
+      <w:pPr>
+        <w:tabs>
+          <w:tab w:val="num" w:pos="720"/>
+        </w:tabs>
+        <w:ind w:left="720" w:hanging="360"/>
+      </w:pPr>
+      <w:rPr>
+        <w:rFonts w:ascii="Symbol" w:hAnsi="Symbol" w:hint="default"/>
+        <w:sz w:val="20"/>
+      </w:rPr>
+    </w:lvl>
+    <w:lvl w:ilvl="1" w:tentative="1">
+      <w:start w:val="1"/>
+      <w:numFmt w:val="bullet"/>
+      <w:lvlText w:val="o"/>
+      <w:lvlJc w:val="left"/>
+      <w:pPr>
+        <w:tabs>
+          <w:tab w:val="num" w:pos="1440"/>
+        </w:tabs>
+        <w:ind w:left="1440" w:hanging="360"/>
+      </w:pPr>
+      <w:rPr>
+        <w:rFonts w:ascii="Courier New" w:hAnsi="Courier New" w:hint="default"/>
+        <w:sz w:val="20"/>
+      </w:rPr>
+    </w:lvl>
+    <w:lvl w:ilvl="2" w:tentative="1">
+      <w:start w:val="1"/>
+      <w:numFmt w:val="bullet"/>
+      <w:lvlText w:val=""/>
+      <w:lvlJc w:val="left"/>
+      <w:pPr>
+        <w:tabs>
+          <w:tab w:val="num" w:pos="2160"/>
+        </w:tabs>
+        <w:ind w:left="2160" w:hanging="360"/>
+      </w:pPr>
+      <w:rPr>
+        <w:rFonts w:ascii="Wingdings" w:hAnsi="Wingdings" w:hint="default"/>
+        <w:sz w:val="20"/>
+      </w:rPr>
+    </w:lvl>
+    <w:lvl w:ilvl="3" w:tentative="1">
+      <w:start w:val="1"/>
+      <w:numFmt w:val="bullet"/>
+      <w:lvlText w:val=""/>
+      <w:lvlJc w:val="left"/>
+      <w:pPr>
+        <w:tabs>
+          <w:tab w:val="num" w:pos="2880"/>
+        </w:tabs>
+        <w:ind w:left="2880" w:hanging="360"/>
+      </w:pPr>
+      <w:rPr>
+        <w:rFonts w:ascii="Wingdings" w:hAnsi="Wingdings" w:hint="default"/>
+        <w:sz w:val="20"/>
+      </w:rPr>
+    </w:lvl>
+    <w:lvl w:ilvl="4" w:tentative="1">
+      <w:start w:val="1"/>
+      <w:numFmt w:val="bullet"/>
+      <w:lvlText w:val=""/>
+      <w:lvlJc w:val="left"/>
+      <w:pPr>
+        <w:tabs>
+          <w:tab w:val="num" w:pos="3600"/>
+        </w:tabs>
+        <w:ind w:left="3600" w:hanging="360"/>
+      </w:pPr>
+      <w:rPr>
+        <w:rFonts w:ascii="Wingdings" w:hAnsi="Wingdings" w:hint="default"/>
+        <w:sz w:val="20"/>
+      </w:rPr>
+    </w:lvl>
+    <w:lvl w:ilvl="5" w:tentative="1">
+      <w:start w:val="1"/>
+      <w:numFmt w:val="bullet"/>
+      <w:lvlText w:val=""/>
+      <w:lvlJc w:val="left"/>
+      <w:pPr>
+        <w:tabs>
+          <w:tab w:val="num" w:pos="4320"/>
+        </w:tabs>
+        <w:ind w:left="4320" w:hanging="360"/>
+      </w:pPr>
+      <w:rPr>
+        <w:rFonts w:ascii="Wingdings" w:hAnsi="Wingdings" w:hint="default"/>
+        <w:sz w:val="20"/>
+      </w:rPr>
+    </w:lvl>
+    <w:lvl w:ilvl="6" w:tentative="1">
+      <w:start w:val="1"/>
+      <w:numFmt w:val="bullet"/>
+      <w:lvlText w:val=""/>
+      <w:lvlJc w:val="left"/>
+      <w:pPr>
+        <w:tabs>
+          <w:tab w:val="num" w:pos="5040"/>
+        </w:tabs>
+        <w:ind w:left="5040" w:hanging="360"/>
+      </w:pPr>
+      <w:rPr>
+        <w:rFonts w:ascii="Wingdings" w:hAnsi="Wingdings" w:hint="default"/>
+        <w:sz w:val="20"/>
+      </w:rPr>
+    </w:lvl>
+    <w:lvl w:ilvl="7" w:tentative="1">
+      <w:start w:val="1"/>
+      <w:numFmt w:val="bullet"/>
+      <w:lvlText w:val=""/>
+      <w:lvlJc w:val="left"/>
+      <w:pPr>
+        <w:tabs>
+          <w:tab w:val="num" w:pos="5760"/>
+        </w:tabs>
+        <w:ind w:left="5760" w:hanging="360"/>
+      </w:pPr>
+      <w:rPr>
+        <w:rFonts w:ascii="Wingdings" w:hAnsi="Wingdings" w:hint="default"/>
+        <w:sz w:val="20"/>
+      </w:rPr>
+    </w:lvl>
+    <w:lvl w:ilvl="8" w:tentative="1">
+      <w:start w:val="1"/>
+      <w:numFmt w:val="bullet"/>
+      <w:lvlText w:val=""/>
+      <w:lvlJc w:val="left"/>
+      <w:pPr>
+        <w:tabs>
+          <w:tab w:val="num" w:pos="6480"/>
+        </w:tabs>
+        <w:ind w:left="6480" w:hanging="360"/>
+      </w:pPr>
+      <w:rPr>
+        <w:rFonts w:ascii="Wingdings" w:hAnsi="Wingdings" w:hint="default"/>
+        <w:sz w:val="20"/>
+      </w:rPr>
+    </w:lvl>
+  </w:abstractNum>
+  <w:abstractNum w:abstractNumId="9" w15:restartNumberingAfterBreak="0">
+    <w:nsid w:val="4E682EA0"/>
+    <w:multiLevelType w:val="multilevel"/>
+    <w:tmpl w:val="F8EC3664"/>
+    <w:lvl w:ilvl="0">
+      <w:start w:val="1"/>
+      <w:numFmt w:val="decimal"/>
+      <w:lvlText w:val="%1."/>
+      <w:lvlJc w:val="left"/>
+      <w:pPr>
+        <w:tabs>
+          <w:tab w:val="num" w:pos="720"/>
+        </w:tabs>
+        <w:ind w:left="720" w:hanging="360"/>
+      </w:pPr>
+    </w:lvl>
+    <w:lvl w:ilvl="1" w:tentative="1">
+      <w:start w:val="1"/>
+      <w:numFmt w:val="decimal"/>
+      <w:lvlText w:val="%2."/>
+      <w:lvlJc w:val="left"/>
+      <w:pPr>
+        <w:tabs>
+          <w:tab w:val="num" w:pos="1440"/>
+        </w:tabs>
+        <w:ind w:left="1440" w:hanging="360"/>
+      </w:pPr>
+    </w:lvl>
+    <w:lvl w:ilvl="2" w:tentative="1">
+      <w:start w:val="1"/>
+      <w:numFmt w:val="decimal"/>
+      <w:lvlText w:val="%3."/>
+      <w:lvlJc w:val="left"/>
+      <w:pPr>
+        <w:tabs>
+          <w:tab w:val="num" w:pos="2160"/>
+        </w:tabs>
+        <w:ind w:left="2160" w:hanging="360"/>
+      </w:pPr>
+    </w:lvl>
+    <w:lvl w:ilvl="3" w:tentative="1">
+      <w:start w:val="1"/>
+      <w:numFmt w:val="decimal"/>
+      <w:lvlText w:val="%4."/>
+      <w:lvlJc w:val="left"/>
+      <w:pPr>
+        <w:tabs>
+          <w:tab w:val="num" w:pos="2880"/>
+        </w:tabs>
+        <w:ind w:left="2880" w:hanging="360"/>
+      </w:pPr>
+    </w:lvl>
+    <w:lvl w:ilvl="4" w:tentative="1">
+      <w:start w:val="1"/>
+      <w:numFmt w:val="decimal"/>
+      <w:lvlText w:val="%5."/>
+      <w:lvlJc w:val="left"/>
+      <w:pPr>
+        <w:tabs>
+          <w:tab w:val="num" w:pos="3600"/>
+        </w:tabs>
+        <w:ind w:left="3600" w:hanging="360"/>
+      </w:pPr>
+    </w:lvl>
+    <w:lvl w:ilvl="5" w:tentative="1">
+      <w:start w:val="1"/>
+      <w:numFmt w:val="decimal"/>
+      <w:lvlText w:val="%6."/>
+      <w:lvlJc w:val="left"/>
+      <w:pPr>
+        <w:tabs>
+          <w:tab w:val="num" w:pos="4320"/>
+        </w:tabs>
+        <w:ind w:left="4320" w:hanging="360"/>
+      </w:pPr>
+    </w:lvl>
+    <w:lvl w:ilvl="6" w:tentative="1">
+      <w:start w:val="1"/>
+      <w:numFmt w:val="decimal"/>
+      <w:lvlText w:val="%7."/>
+      <w:lvlJc w:val="left"/>
+      <w:pPr>
+        <w:tabs>
+          <w:tab w:val="num" w:pos="5040"/>
+        </w:tabs>
+        <w:ind w:left="5040" w:hanging="360"/>
+      </w:pPr>
+    </w:lvl>
+    <w:lvl w:ilvl="7" w:tentative="1">
+      <w:start w:val="1"/>
+      <w:numFmt w:val="decimal"/>
+      <w:lvlText w:val="%8."/>
+      <w:lvlJc w:val="left"/>
+      <w:pPr>
+        <w:tabs>
+          <w:tab w:val="num" w:pos="5760"/>
+        </w:tabs>
+        <w:ind w:left="5760" w:hanging="360"/>
+      </w:pPr>
+    </w:lvl>
+    <w:lvl w:ilvl="8" w:tentative="1">
+      <w:start w:val="1"/>
+      <w:numFmt w:val="decimal"/>
+      <w:lvlText w:val="%9."/>
+      <w:lvlJc w:val="left"/>
+      <w:pPr>
+        <w:tabs>
+          <w:tab w:val="num" w:pos="6480"/>
+        </w:tabs>
+        <w:ind w:left="6480" w:hanging="360"/>
+      </w:pPr>
+    </w:lvl>
+  </w:abstractNum>
+  <w:abstractNum w:abstractNumId="10" w15:restartNumberingAfterBreak="0">
+    <w:nsid w:val="6CFD7A8C"/>
+    <w:multiLevelType w:val="multilevel"/>
+    <w:tmpl w:val="479C8B9E"/>
+    <w:lvl w:ilvl="0">
+      <w:start w:val="1"/>
+      <w:numFmt w:val="bullet"/>
+      <w:lvlText w:val=""/>
+      <w:lvlJc w:val="left"/>
+      <w:pPr>
+        <w:tabs>
+          <w:tab w:val="num" w:pos="720"/>
+        </w:tabs>
+        <w:ind w:left="720" w:hanging="360"/>
+      </w:pPr>
+      <w:rPr>
+        <w:rFonts w:ascii="Symbol" w:hAnsi="Symbol" w:hint="default"/>
+        <w:sz w:val="20"/>
+      </w:rPr>
+    </w:lvl>
+    <w:lvl w:ilvl="1" w:tentative="1">
+      <w:start w:val="1"/>
+      <w:numFmt w:val="bullet"/>
+      <w:lvlText w:val="o"/>
+      <w:lvlJc w:val="left"/>
+      <w:pPr>
+        <w:tabs>
+          <w:tab w:val="num" w:pos="1440"/>
+        </w:tabs>
+        <w:ind w:left="1440" w:hanging="360"/>
+      </w:pPr>
+      <w:rPr>
+        <w:rFonts w:ascii="Courier New" w:hAnsi="Courier New" w:hint="default"/>
+        <w:sz w:val="20"/>
+      </w:rPr>
+    </w:lvl>
+    <w:lvl w:ilvl="2" w:tentative="1">
+      <w:start w:val="1"/>
+      <w:numFmt w:val="bullet"/>
+      <w:lvlText w:val=""/>
+      <w:lvlJc w:val="left"/>
+      <w:pPr>
+        <w:tabs>
+          <w:tab w:val="num" w:pos="2160"/>
+        </w:tabs>
+        <w:ind w:left="2160" w:hanging="360"/>
+      </w:pPr>
+      <w:rPr>
+        <w:rFonts w:ascii="Wingdings" w:hAnsi="Wingdings" w:hint="default"/>
+        <w:sz w:val="20"/>
+      </w:rPr>
+    </w:lvl>
+    <w:lvl w:ilvl="3" w:tentative="1">
+      <w:start w:val="1"/>
+      <w:numFmt w:val="bullet"/>
+      <w:lvlText w:val=""/>
+      <w:lvlJc w:val="left"/>
+      <w:pPr>
+        <w:tabs>
+          <w:tab w:val="num" w:pos="2880"/>
+        </w:tabs>
+        <w:ind w:left="2880" w:hanging="360"/>
+      </w:pPr>
+      <w:rPr>
+        <w:rFonts w:ascii="Wingdings" w:hAnsi="Wingdings" w:hint="default"/>
+        <w:sz w:val="20"/>
+      </w:rPr>
+    </w:lvl>
+    <w:lvl w:ilvl="4" w:tentative="1">
+      <w:start w:val="1"/>
+      <w:numFmt w:val="bullet"/>
+      <w:lvlText w:val=""/>
+      <w:lvlJc w:val="left"/>
+      <w:pPr>
+        <w:tabs>
+          <w:tab w:val="num" w:pos="3600"/>
+        </w:tabs>
+        <w:ind w:left="3600" w:hanging="360"/>
+      </w:pPr>
+      <w:rPr>
+        <w:rFonts w:ascii="Wingdings" w:hAnsi="Wingdings" w:hint="default"/>
+        <w:sz w:val="20"/>
+      </w:rPr>
+    </w:lvl>
+    <w:lvl w:ilvl="5" w:tentative="1">
+      <w:start w:val="1"/>
+      <w:numFmt w:val="bullet"/>
+      <w:lvlText w:val=""/>
+      <w:lvlJc w:val="left"/>
+      <w:pPr>
+        <w:tabs>
+          <w:tab w:val="num" w:pos="4320"/>
+        </w:tabs>
+        <w:ind w:left="4320" w:hanging="360"/>
+      </w:pPr>
+      <w:rPr>
+        <w:rFonts w:ascii="Wingdings" w:hAnsi="Wingdings" w:hint="default"/>
+        <w:sz w:val="20"/>
+      </w:rPr>
+    </w:lvl>
+    <w:lvl w:ilvl="6" w:tentative="1">
+      <w:start w:val="1"/>
+      <w:numFmt w:val="bullet"/>
+      <w:lvlText w:val=""/>
+      <w:lvlJc w:val="left"/>
+      <w:pPr>
+        <w:tabs>
+          <w:tab w:val="num" w:pos="5040"/>
+        </w:tabs>
+        <w:ind w:left="5040" w:hanging="360"/>
+      </w:pPr>
+      <w:rPr>
+        <w:rFonts w:ascii="Wingdings" w:hAnsi="Wingdings" w:hint="default"/>
+        <w:sz w:val="20"/>
+      </w:rPr>
+    </w:lvl>
+    <w:lvl w:ilvl="7" w:tentative="1">
+      <w:start w:val="1"/>
+      <w:numFmt w:val="bullet"/>
+      <w:lvlText w:val=""/>
+      <w:lvlJc w:val="left"/>
+      <w:pPr>
+        <w:tabs>
+          <w:tab w:val="num" w:pos="5760"/>
+        </w:tabs>
+        <w:ind w:left="5760" w:hanging="360"/>
+      </w:pPr>
+      <w:rPr>
+        <w:rFonts w:ascii="Wingdings" w:hAnsi="Wingdings" w:hint="default"/>
+        <w:sz w:val="20"/>
+      </w:rPr>
+    </w:lvl>
+    <w:lvl w:ilvl="8" w:tentative="1">
+      <w:start w:val="1"/>
+      <w:numFmt w:val="bullet"/>
+      <w:lvlText w:val=""/>
+      <w:lvlJc w:val="left"/>
+      <w:pPr>
+        <w:tabs>
+          <w:tab w:val="num" w:pos="6480"/>
+        </w:tabs>
+        <w:ind w:left="6480" w:hanging="360"/>
+      </w:pPr>
+      <w:rPr>
+        <w:rFonts w:ascii="Wingdings" w:hAnsi="Wingdings" w:hint="default"/>
+        <w:sz w:val="20"/>
+      </w:rPr>
+    </w:lvl>
+  </w:abstractNum>
   <w:num w:numId="1" w16cid:durableId="1105073122">
+    <w:abstractNumId w:val="6"/>
+  </w:num>
+  <w:num w:numId="2" w16cid:durableId="814420703">
     <w:abstractNumId w:val="3"/>
   </w:num>
-  <w:num w:numId="2" w16cid:durableId="814420703">
+  <w:num w:numId="3" w16cid:durableId="183902014">
+    <w:abstractNumId w:val="2"/>
+  </w:num>
+  <w:num w:numId="4" w16cid:durableId="882062156">
+    <w:abstractNumId w:val="5"/>
+  </w:num>
+  <w:num w:numId="5" w16cid:durableId="1299650015">
+    <w:abstractNumId w:val="10"/>
+  </w:num>
+  <w:num w:numId="6" w16cid:durableId="2128506360">
+    <w:abstractNumId w:val="7"/>
+  </w:num>
+  <w:num w:numId="7" w16cid:durableId="621303000">
     <w:abstractNumId w:val="1"/>
   </w:num>
-  <w:num w:numId="3" w16cid:durableId="183902014">
+  <w:num w:numId="8" w16cid:durableId="1984507815">
+    <w:abstractNumId w:val="4"/>
+  </w:num>
+  <w:num w:numId="9" w16cid:durableId="1836725856">
     <w:abstractNumId w:val="0"/>
   </w:num>
-  <w:num w:numId="4" w16cid:durableId="882062156">
-    <w:abstractNumId w:val="2"/>
+  <w:num w:numId="10" w16cid:durableId="156384236">
+    <w:abstractNumId w:val="9"/>
+  </w:num>
+  <w:num w:numId="11" w16cid:durableId="186138151">
+    <w:abstractNumId w:val="8"/>
   </w:num>
 </w:numbering>
 </file>
@@ -3327,6 +7246,25 @@
     <w:uiPriority w:val="99"/>
     <w:rsid w:val="00CC06A0"/>
   </w:style>
+  <w:style w:type="paragraph" w:styleId="NormalWeb">
+    <w:name w:val="Normal (Web)"/>
+    <w:basedOn w:val="Normal"/>
+    <w:uiPriority w:val="99"/>
+    <w:semiHidden/>
+    <w:unhideWhenUsed/>
+    <w:rsid w:val="001A7D84"/>
+    <w:pPr>
+      <w:spacing w:before="100" w:beforeAutospacing="1" w:after="100" w:afterAutospacing="1" w:line="240" w:lineRule="auto"/>
+    </w:pPr>
+    <w:rPr>
+      <w:rFonts w:ascii="Times New Roman" w:eastAsia="Times New Roman" w:hAnsi="Times New Roman" w:cs="Times New Roman"/>
+      <w:kern w:val="0"/>
+      <w:sz w:val="24"/>
+      <w:szCs w:val="24"/>
+      <w:lang/>
+      <w14:ligatures w14:val="none"/>
+    </w:rPr>
+  </w:style>
 </w:styles>
 </file>
 

--- a/Model Weight Initialization.docx
+++ b/Model Weight Initialization.docx
@@ -183,7 +183,16 @@
         <w:t xml:space="preserve">approximately </w:t>
       </w:r>
       <w:r>
-        <w:t>2.5 million parameters, the model utilized a sequence length of 128 tokens and implemented Pre-Layer Normalization.</w:t>
+        <w:t>2.5 million parameters, the model utilized a sequence length of 128 tokens and implemented Pre-Layer Normalization</w:t>
+      </w:r>
+      <w:r>
+        <w:rPr>
+          <w:lang w:val="en-US"/>
+        </w:rPr>
+        <w:t xml:space="preserve"> and residual connections</w:t>
+      </w:r>
+      <w:r>
+        <w:t>.</w:t>
       </w:r>
     </w:p>
     <w:p>
@@ -252,6 +261,11 @@
       </w:r>
     </w:p>
     <w:p>
+      <w:pPr>
+        <w:rPr>
+          <w:lang w:val="en-US"/>
+        </w:rPr>
+      </w:pPr>
       <w:r>
         <w:t>To enhance generalization, a subsequent experiment introduced dropout layers</w:t>
       </w:r>
@@ -263,6 +277,12 @@
       </w:r>
       <w:r>
         <w:t xml:space="preserve"> immediately following the initial embedding and after each causal self-attention mechanism. This addition resulted in a slightly higher final loss of 0.31 over the same 50,000-batch interval. This increase was expected, as dropout serves as a regularization technique that prevents overfitting by injecting stochastic noise into the learning process, effectively trading a marginal degree of training optimization for increased model robustness and better performance on unseen data.</w:t>
+      </w:r>
+      <w:r>
+        <w:rPr>
+          <w:lang w:val="en-US"/>
+        </w:rPr>
+        <w:t xml:space="preserve"> Experiments between pre-norm normalization and post-norm normalization did not yield significant differences. </w:t>
       </w:r>
     </w:p>
     <w:p>
@@ -433,7 +453,16 @@
         <w:t>9</w:t>
       </w:r>
       <w:r>
-        <w:t xml:space="preserve"> after the full 50,000-batch duration. It should be noted that the Hebrew configuration considered a vocabulary of 159 tokens, bringing the total parameter count to approximately 5.18 million. While these architectural and scheduling adjustments significantly improved the final loss and mitigated training instability, they necessitated a longer training duration and increased computational overhead compared to earlier iterations. This was a direct result of the increased layer count and expanded dimensions</w:t>
+        <w:t xml:space="preserve"> after the full 50,000-batch duration</w:t>
+      </w:r>
+      <w:r>
+        <w:rPr>
+          <w:lang w:val="en-US"/>
+        </w:rPr>
+        <w:t xml:space="preserve"> (3,200,000 sequences)</w:t>
+      </w:r>
+      <w:r>
+        <w:t>. It should be noted that the Hebrew configuration considered a vocabulary of 159 tokens, bringing the total parameter count to approximately 5.18 million. While these architectural and scheduling adjustments significantly improved the final loss and mitigated training instability, they necessitated a longer training duration and increased computational overhead compared to earlier iterations. This was a direct result of the increased layer count and expanded dimensions</w:t>
       </w:r>
       <w:r>
         <w:rPr>
@@ -717,13 +746,34 @@
         </w:rPr>
       </w:pPr>
       <w:r>
-        <w:t>For each dataset, ten unique architectural combinations were trialed to identify the optimal configuration. The scope was constrained to ten iterations due to limited computational resources and associated costs. To prevent overfitting and unnecessary computation, an early stopping condition was implemented, halting training when the validation loss reached 1.5 times its recorded minimum. The following graphs summarize the training and validation losses achieved across these trials.</w:t>
-      </w:r>
-      <w:r>
-        <w:rPr>
-          <w:lang w:val="en-US"/>
-        </w:rPr>
-        <w:t xml:space="preserve"> Losses were recorded </w:t>
+        <w:t>For each dataset, ten unique architectural combinations</w:t>
+      </w:r>
+      <w:r>
+        <w:rPr>
+          <w:lang w:val="en-US"/>
+        </w:rPr>
+        <w:t xml:space="preserve"> for each language</w:t>
+      </w:r>
+      <w:r>
+        <w:t xml:space="preserve"> were trialed to identify the optimal configuration. The scope was constrained to ten iterations due to limited computational resources and associated costs. To prevent overfitting and unnecessary computation, an early stopping condition was implemented, halting training when the validation loss reached 1.5 times its recorded minimum. The following graphs summarize the training and validation losses achieved across these trials.</w:t>
+      </w:r>
+      <w:r>
+        <w:rPr>
+          <w:lang w:val="en-US"/>
+        </w:rPr>
+        <w:t xml:space="preserve"> Losses were re</w:t>
+      </w:r>
+      <w:r>
+        <w:rPr>
+          <w:lang w:val="en-US"/>
+        </w:rPr>
+        <w:t xml:space="preserve">corded every 10 batches. </w:t>
+      </w:r>
+      <w:r>
+        <w:rPr>
+          <w:lang w:val="en-US"/>
+        </w:rPr>
+        <w:t xml:space="preserve"> </w:t>
       </w:r>
     </w:p>
     <w:p>
@@ -1741,16 +1791,26 @@
         <w:rPr>
           <w:lang w:val="en-US"/>
         </w:rPr>
-        <w:t xml:space="preserve"> in the specific type </w:t>
-      </w:r>
-      <w:proofErr w:type="spellStart"/>
-      <w:r>
-        <w:rPr>
-          <w:lang w:val="en-US"/>
-        </w:rPr>
-        <w:t>dats</w:t>
-      </w:r>
-      <w:proofErr w:type="spellEnd"/>
+        <w:t xml:space="preserve"> in the specific type dat</w:t>
+      </w:r>
+      <w:r>
+        <w:rPr>
+          <w:lang w:val="en-US"/>
+        </w:rPr>
+        <w:t>a</w:t>
+      </w:r>
+      <w:r>
+        <w:rPr>
+          <w:lang w:val="en-US"/>
+        </w:rPr>
+        <w:t>s</w:t>
+      </w:r>
+      <w:r>
+        <w:rPr>
+          <w:lang w:val="en-US"/>
+        </w:rPr>
+        <w:t>ets</w:t>
+      </w:r>
       <w:r>
         <w:t>, leading the model to optimize for specific nuances of the training data rather than universal features.</w:t>
       </w:r>
@@ -1851,7 +1911,37 @@
         </w:numPr>
       </w:pPr>
       <w:r>
-        <w:t>Full Dataset Training: The most effective configuration utilized 7 layers, 8 heads, and a 256 embedding dimension (with a 1024 MLP). Training was conducted with a 5e-4 learning rate using cosine annealing, 0.1 dropout (applied after initial embedding and causal attention), and 0.1 weight decay. This 5.13 million parameter model achieved a final loss of 0.12 after approximately 45,000 batches of 64-sequence lengths (2,880,000 total sequences).</w:t>
+        <w:t>Full Dataset Training: The most effective configuration utilized 7 layers, 8 heads, and a 256 embedding dimension (with a 1024 MLP). Training was conducted with a 5e-4 learning rate using cosine annealing</w:t>
+      </w:r>
+      <w:r>
+        <w:rPr>
+          <w:lang w:val="en-US"/>
+        </w:rPr>
+        <w:t xml:space="preserve"> scheduler for a maximum of 50</w:t>
+      </w:r>
+      <w:r>
+        <w:rPr>
+          <w:lang w:val="en-US"/>
+        </w:rPr>
+        <w:t>,</w:t>
+      </w:r>
+      <w:r>
+        <w:rPr>
+          <w:lang w:val="en-US"/>
+        </w:rPr>
+        <w:t>000 batches</w:t>
+      </w:r>
+      <w:r>
+        <w:t>, 0.1 dropout (applied after initial embedding and causal attention),</w:t>
+      </w:r>
+      <w:r>
+        <w:rPr>
+          <w:lang w:val="en-US"/>
+        </w:rPr>
+        <w:t xml:space="preserve"> pre-norm layer normalization with residual connections,</w:t>
+      </w:r>
+      <w:r>
+        <w:t xml:space="preserve"> and 0.1 weight decay. This 5.13 million parameter model achieved a final loss of 0.12 after approximately 45,000 batches of 64-sequence lengths (2,880,000 total sequences).</w:t>
       </w:r>
     </w:p>
     <w:p>
@@ -1862,7 +1952,46 @@
         </w:numPr>
       </w:pPr>
       <w:r>
-        <w:t xml:space="preserve">90/10 Validation Split: The top performer (Trial 6) featured 8 layers, 8 heads, and a 256 embedding size (totaling 5.86 million parameters). With a 0.0046 learning rate, 0.0379 weight decay, and 0.1 dropout, it achieved a </w:t>
+        <w:t>90/10 Validation Split: The top performer (Trial 6) featured 8 layers, 8 heads, and a 256 embedding size</w:t>
+      </w:r>
+      <w:r>
+        <w:rPr>
+          <w:lang w:val="en-US"/>
+        </w:rPr>
+        <w:t xml:space="preserve"> (1024 MLP),</w:t>
+      </w:r>
+      <w:r>
+        <w:t xml:space="preserve"> (totaling 5.86 million parameters). With a 0.0046 learning rate</w:t>
+      </w:r>
+      <w:r>
+        <w:rPr>
+          <w:lang w:val="en-US"/>
+        </w:rPr>
+        <w:t xml:space="preserve"> with a cosine annealing scheduler for a maximum of 50</w:t>
+      </w:r>
+      <w:r>
+        <w:rPr>
+          <w:lang w:val="en-US"/>
+        </w:rPr>
+        <w:t>,</w:t>
+      </w:r>
+      <w:r>
+        <w:rPr>
+          <w:lang w:val="en-US"/>
+        </w:rPr>
+        <w:t>000 batches</w:t>
+      </w:r>
+      <w:r>
+        <w:t>, 0.0379 weight decay, and 0.1 dropout,</w:t>
+      </w:r>
+      <w:r>
+        <w:rPr>
+          <w:lang w:val="en-US"/>
+        </w:rPr>
+        <w:t xml:space="preserve"> pre-norm layer normalization and residual connections,</w:t>
+      </w:r>
+      <w:r>
+        <w:t xml:space="preserve"> it achieved a </w:t>
       </w:r>
       <w:r>
         <w:rPr>
@@ -1892,7 +2021,26 @@
         </w:numPr>
       </w:pPr>
       <w:r>
-        <w:t>Full Dataset Training: Mirroring the English architecture, this model used 7 layers, 8 heads, a 256 embedding dimension, and a 1024 MLP. Employing identical hyperparameters (5e-4 learning rate with cosine annealing, 0.1 dropout, and 0.1 weight decay), it achieved a loss of 0.09 after 50,000 batches (3,200,000 sequences).</w:t>
+        <w:lastRenderedPageBreak/>
+        <w:t>Full Dataset Training: Mirroring the English architecture, this model used 7 layers, 8 heads, a 256 embedding dimension, and a 1024 MLP. Employing identical hyperparameters (5e-4 learning rate with cosine annealing, 0.1 dropout, and 0.1 weight decay)</w:t>
+      </w:r>
+      <w:r>
+        <w:rPr>
+          <w:lang w:val="en-US"/>
+        </w:rPr>
+        <w:t xml:space="preserve"> and similar architectural choices (pre-norm layer normalization and residual connections)</w:t>
+      </w:r>
+      <w:r>
+        <w:t>,</w:t>
+      </w:r>
+      <w:r>
+        <w:rPr>
+          <w:lang w:val="en-US"/>
+        </w:rPr>
+        <w:t xml:space="preserve"> and cosine annealing learning rate scheduler,</w:t>
+      </w:r>
+      <w:r>
+        <w:t xml:space="preserve"> it achieved a loss of 0.09 after 50,000 batches (3,200,000 sequences).</w:t>
       </w:r>
     </w:p>
     <w:p>
@@ -1903,8 +2051,43 @@
         </w:numPr>
       </w:pPr>
       <w:r>
-        <w:lastRenderedPageBreak/>
-        <w:t>90/10 Validation Split: The best-performing Hebrew model (Trial 4) utilized a leaner architecture of 8 layers, 6 heads, a 192 embedding size, and a 768 MLP, resulting in 3.35 million parameters. Using a 0.00212 learning rate, 0.078 weight decay, and 0.1 dropout, it reached its best validation loss of 2.423 at 2,000 batches (128,000 sequences) with a training loss of 1.44. The final training loss reached 0.288 after 7,160 batches (458,240 sequences).</w:t>
+        <w:t>90/10 Validation Split: The best-performing Hebrew model (Trial 4) utilized a leaner architecture of 8 layers, 6 heads, a 192 embedding size, and a 768 MLP, resulting in 3.35 million parameters. Using a 0.00212 learning rate</w:t>
+      </w:r>
+      <w:r>
+        <w:rPr>
+          <w:lang w:val="en-US"/>
+        </w:rPr>
+        <w:t xml:space="preserve"> with a cosine annealing scheduler for a maximum of 50</w:t>
+      </w:r>
+      <w:r>
+        <w:rPr>
+          <w:lang w:val="en-US"/>
+        </w:rPr>
+        <w:t>,</w:t>
+      </w:r>
+      <w:r>
+        <w:rPr>
+          <w:lang w:val="en-US"/>
+        </w:rPr>
+        <w:t>000 batches</w:t>
+      </w:r>
+      <w:r>
+        <w:t>, 0.078 weight decay, and 0.1 dropout</w:t>
+      </w:r>
+      <w:r>
+        <w:rPr>
+          <w:lang w:val="en-US"/>
+        </w:rPr>
+        <w:t xml:space="preserve"> pre-norm layer normalization and residual connections</w:t>
+      </w:r>
+      <w:r>
+        <w:t>, it reached its best validation loss of 2.423 at 2,000 batches (128,000 sequences) with a training loss of 1.44. The final training loss reached 0.288 after 7,160 batches (458,240 sequences</w:t>
+      </w:r>
+      <w:r>
+        <w:rPr>
+          <w:lang w:val="en-US"/>
+        </w:rPr>
+        <w:t>) after which the stopping conditions were met.</w:t>
       </w:r>
     </w:p>
     <w:p>
@@ -2022,6 +2205,7 @@
         </w:numPr>
       </w:pPr>
       <w:r>
+        <w:lastRenderedPageBreak/>
         <w:t>Cross-Layer Analysis: This standardization allowed for a direct comparison of how different layers view the same linguistic structures, providing a clean look at the model's internal hierarchy.</w:t>
       </w:r>
     </w:p>
@@ -2032,23 +2216,40 @@
         </w:rPr>
       </w:pPr>
       <w:r>
-        <w:t>The following heatmaps represent a selection of attention distributions across various layers for several five-letter test words.</w:t>
-      </w:r>
-    </w:p>
-    <w:p>
-      <w:pPr>
-        <w:rPr>
-          <w:lang w:val="en-US"/>
-        </w:rPr>
-      </w:pPr>
-      <w:r>
-        <w:rPr>
-          <w:noProof/>
-          <w:lang w:val="en-US"/>
-        </w:rPr>
-        <w:lastRenderedPageBreak/>
+        <w:t xml:space="preserve">The following heatmaps represent a selection of attention distributions across various layers for </w:t>
+      </w:r>
+      <w:r>
+        <w:rPr>
+          <w:lang w:val="en-US"/>
+        </w:rPr>
+        <w:t>some of the</w:t>
+      </w:r>
+      <w:r>
+        <w:t xml:space="preserve"> five-letter test words</w:t>
+      </w:r>
+      <w:r>
+        <w:rPr>
+          <w:lang w:val="en-US"/>
+        </w:rPr>
+        <w:t xml:space="preserve"> used</w:t>
+      </w:r>
+      <w:r>
+        <w:t>.</w:t>
+      </w:r>
+    </w:p>
+    <w:p>
+      <w:pPr>
+        <w:rPr>
+          <w:lang w:val="en-US"/>
+        </w:rPr>
+      </w:pPr>
+      <w:r>
+        <w:rPr>
+          <w:noProof/>
+          <w:lang w:val="en-US"/>
+        </w:rPr>
         <w:drawing>
-          <wp:inline distT="0" distB="0" distL="0" distR="0" wp14:anchorId="50217D0E" wp14:editId="48A64B33">
+          <wp:inline distT="0" distB="0" distL="0" distR="0" wp14:anchorId="50217D0E" wp14:editId="2937AC1E">
             <wp:extent cx="5731510" cy="2865755"/>
             <wp:effectExtent l="0" t="0" r="2540" b="0"/>
             <wp:docPr id="1419657560" name="Picture 48"/>
@@ -2095,7 +2296,7 @@
           <w:lang w:val="en-US"/>
         </w:rPr>
         <w:drawing>
-          <wp:inline distT="0" distB="0" distL="0" distR="0" wp14:anchorId="3E903E87" wp14:editId="7F645F3B">
+          <wp:inline distT="0" distB="0" distL="0" distR="0" wp14:anchorId="3E903E87" wp14:editId="57A9D405">
             <wp:extent cx="5731510" cy="2865755"/>
             <wp:effectExtent l="0" t="0" r="2540" b="0"/>
             <wp:docPr id="454731531" name="Picture 49"/>
@@ -2141,8 +2342,9 @@
           <w:noProof/>
           <w:lang w:val="en-US"/>
         </w:rPr>
+        <w:lastRenderedPageBreak/>
         <w:drawing>
-          <wp:inline distT="0" distB="0" distL="0" distR="0" wp14:anchorId="30600F17" wp14:editId="3FCB901C">
+          <wp:inline distT="0" distB="0" distL="0" distR="0" wp14:anchorId="30600F17" wp14:editId="4E1D5DF1">
             <wp:extent cx="5731510" cy="2865755"/>
             <wp:effectExtent l="0" t="0" r="2540" b="0"/>
             <wp:docPr id="1782526547" name="Picture 50"/>
@@ -2188,9 +2390,8 @@
           <w:noProof/>
           <w:lang w:val="en-US"/>
         </w:rPr>
-        <w:lastRenderedPageBreak/>
         <w:drawing>
-          <wp:inline distT="0" distB="0" distL="0" distR="0" wp14:anchorId="16B9EFEA" wp14:editId="406A0EEE">
+          <wp:inline distT="0" distB="0" distL="0" distR="0" wp14:anchorId="16B9EFEA" wp14:editId="1F7B0938">
             <wp:extent cx="5731510" cy="2865755"/>
             <wp:effectExtent l="0" t="0" r="2540" b="0"/>
             <wp:docPr id="1972536739" name="Picture 51"/>
@@ -2237,7 +2438,7 @@
           <w:lang w:val="en-US"/>
         </w:rPr>
         <w:drawing>
-          <wp:inline distT="0" distB="0" distL="0" distR="0" wp14:anchorId="5576E422" wp14:editId="21D340CF">
+          <wp:inline distT="0" distB="0" distL="0" distR="0" wp14:anchorId="5576E422" wp14:editId="2809EAA2">
             <wp:extent cx="5731510" cy="2865755"/>
             <wp:effectExtent l="0" t="0" r="2540" b="0"/>
             <wp:docPr id="433359026" name="Picture 52"/>
@@ -2283,8 +2484,9 @@
           <w:noProof/>
           <w:lang w:val="en-US"/>
         </w:rPr>
+        <w:lastRenderedPageBreak/>
         <w:drawing>
-          <wp:inline distT="0" distB="0" distL="0" distR="0" wp14:anchorId="35FD3AEE" wp14:editId="1B5EE065">
+          <wp:inline distT="0" distB="0" distL="0" distR="0" wp14:anchorId="35FD3AEE" wp14:editId="77EF07C4">
             <wp:extent cx="5731510" cy="2865755"/>
             <wp:effectExtent l="0" t="0" r="2540" b="0"/>
             <wp:docPr id="745827728" name="Picture 53"/>
@@ -2330,9 +2532,8 @@
           <w:noProof/>
           <w:lang w:val="en-US"/>
         </w:rPr>
-        <w:lastRenderedPageBreak/>
         <w:drawing>
-          <wp:inline distT="0" distB="0" distL="0" distR="0" wp14:anchorId="2960F779" wp14:editId="6E0A4751">
+          <wp:inline distT="0" distB="0" distL="0" distR="0" wp14:anchorId="2960F779" wp14:editId="10A3D354">
             <wp:extent cx="5731510" cy="2865755"/>
             <wp:effectExtent l="0" t="0" r="2540" b="0"/>
             <wp:docPr id="54445383" name="Picture 54"/>
@@ -2379,7 +2580,7 @@
           <w:lang w:val="en-US"/>
         </w:rPr>
         <w:drawing>
-          <wp:inline distT="0" distB="0" distL="0" distR="0" wp14:anchorId="7FD95DAF" wp14:editId="2DE2BA1A">
+          <wp:inline distT="0" distB="0" distL="0" distR="0" wp14:anchorId="7FD95DAF" wp14:editId="70589046">
             <wp:extent cx="5731510" cy="2865755"/>
             <wp:effectExtent l="0" t="0" r="2540" b="0"/>
             <wp:docPr id="1416452972" name="Picture 55"/>
@@ -2425,8 +2626,9 @@
           <w:noProof/>
           <w:lang w:val="en-US"/>
         </w:rPr>
+        <w:lastRenderedPageBreak/>
         <w:drawing>
-          <wp:inline distT="0" distB="0" distL="0" distR="0" wp14:anchorId="0500D219" wp14:editId="313DE0B8">
+          <wp:inline distT="0" distB="0" distL="0" distR="0" wp14:anchorId="0500D219" wp14:editId="6C8974F3">
             <wp:extent cx="5731510" cy="2865755"/>
             <wp:effectExtent l="0" t="0" r="2540" b="0"/>
             <wp:docPr id="216711112" name="Picture 56"/>
@@ -2472,9 +2674,8 @@
           <w:noProof/>
           <w:lang w:val="en-US"/>
         </w:rPr>
-        <w:lastRenderedPageBreak/>
         <w:drawing>
-          <wp:inline distT="0" distB="0" distL="0" distR="0" wp14:anchorId="72A3744E" wp14:editId="76D70092">
+          <wp:inline distT="0" distB="0" distL="0" distR="0" wp14:anchorId="72A3744E" wp14:editId="6B45B6FA">
             <wp:extent cx="5731510" cy="2865755"/>
             <wp:effectExtent l="0" t="0" r="2540" b="0"/>
             <wp:docPr id="2109094938" name="Picture 57"/>
@@ -2521,7 +2722,7 @@
           <w:lang w:val="en-US"/>
         </w:rPr>
         <w:drawing>
-          <wp:inline distT="0" distB="0" distL="0" distR="0" wp14:anchorId="2E755AB0" wp14:editId="5DD95D23">
+          <wp:inline distT="0" distB="0" distL="0" distR="0" wp14:anchorId="2E755AB0" wp14:editId="14B47DAB">
             <wp:extent cx="5731510" cy="2865755"/>
             <wp:effectExtent l="0" t="0" r="2540" b="0"/>
             <wp:docPr id="1949299158" name="Picture 58"/>
@@ -2567,8 +2768,9 @@
           <w:noProof/>
           <w:lang w:val="en-US"/>
         </w:rPr>
+        <w:lastRenderedPageBreak/>
         <w:drawing>
-          <wp:inline distT="0" distB="0" distL="0" distR="0" wp14:anchorId="5C5094C7" wp14:editId="5B8D7BF5">
+          <wp:inline distT="0" distB="0" distL="0" distR="0" wp14:anchorId="5C5094C7" wp14:editId="36E1EFAC">
             <wp:extent cx="5731510" cy="2865755"/>
             <wp:effectExtent l="0" t="0" r="2540" b="0"/>
             <wp:docPr id="564425359" name="Picture 59"/>
@@ -2614,9 +2816,8 @@
           <w:noProof/>
           <w:lang w:val="en-US"/>
         </w:rPr>
-        <w:lastRenderedPageBreak/>
         <w:drawing>
-          <wp:inline distT="0" distB="0" distL="0" distR="0" wp14:anchorId="271D88CF" wp14:editId="2B579F78">
+          <wp:inline distT="0" distB="0" distL="0" distR="0" wp14:anchorId="271D88CF" wp14:editId="43733C6D">
             <wp:extent cx="5731510" cy="2865755"/>
             <wp:effectExtent l="0" t="0" r="2540" b="0"/>
             <wp:docPr id="1676182464" name="Picture 60"/>
@@ -2663,7 +2864,7 @@
           <w:lang w:val="en-US"/>
         </w:rPr>
         <w:drawing>
-          <wp:inline distT="0" distB="0" distL="0" distR="0" wp14:anchorId="096E04DB" wp14:editId="5046131A">
+          <wp:inline distT="0" distB="0" distL="0" distR="0" wp14:anchorId="096E04DB" wp14:editId="3D10AABF">
             <wp:extent cx="5731510" cy="2865755"/>
             <wp:effectExtent l="0" t="0" r="2540" b="0"/>
             <wp:docPr id="1543847480" name="Picture 61"/>
@@ -2709,8 +2910,9 @@
           <w:noProof/>
           <w:lang w:val="en-US"/>
         </w:rPr>
+        <w:lastRenderedPageBreak/>
         <w:drawing>
-          <wp:inline distT="0" distB="0" distL="0" distR="0" wp14:anchorId="096B9269" wp14:editId="5C0894EC">
+          <wp:inline distT="0" distB="0" distL="0" distR="0" wp14:anchorId="096B9269" wp14:editId="5861DAB8">
             <wp:extent cx="5731510" cy="2865755"/>
             <wp:effectExtent l="0" t="0" r="2540" b="0"/>
             <wp:docPr id="1881528154" name="Picture 62"/>
@@ -2756,9 +2958,8 @@
           <w:noProof/>
           <w:lang w:val="en-US"/>
         </w:rPr>
-        <w:lastRenderedPageBreak/>
         <w:drawing>
-          <wp:inline distT="0" distB="0" distL="0" distR="0" wp14:anchorId="4EC55314" wp14:editId="582D46F9">
+          <wp:inline distT="0" distB="0" distL="0" distR="0" wp14:anchorId="4EC55314" wp14:editId="63193061">
             <wp:extent cx="5731510" cy="2865755"/>
             <wp:effectExtent l="0" t="0" r="2540" b="0"/>
             <wp:docPr id="1615010103" name="Picture 63"/>
@@ -2805,7 +3006,7 @@
           <w:lang w:val="en-US"/>
         </w:rPr>
         <w:drawing>
-          <wp:inline distT="0" distB="0" distL="0" distR="0" wp14:anchorId="0811F657" wp14:editId="399D0749">
+          <wp:inline distT="0" distB="0" distL="0" distR="0" wp14:anchorId="0811F657" wp14:editId="635F890A">
             <wp:extent cx="5731510" cy="2865755"/>
             <wp:effectExtent l="0" t="0" r="2540" b="0"/>
             <wp:docPr id="14235863" name="Picture 64"/>
@@ -2851,8 +3052,9 @@
           <w:noProof/>
           <w:lang w:val="en-US"/>
         </w:rPr>
+        <w:lastRenderedPageBreak/>
         <w:drawing>
-          <wp:inline distT="0" distB="0" distL="0" distR="0" wp14:anchorId="3AD2F312" wp14:editId="717BE8C0">
+          <wp:inline distT="0" distB="0" distL="0" distR="0" wp14:anchorId="3AD2F312" wp14:editId="6A3737AB">
             <wp:extent cx="5731510" cy="2865755"/>
             <wp:effectExtent l="0" t="0" r="2540" b="0"/>
             <wp:docPr id="1878882340" name="Picture 65"/>
@@ -2898,9 +3100,8 @@
           <w:noProof/>
           <w:lang w:val="en-US"/>
         </w:rPr>
-        <w:lastRenderedPageBreak/>
         <w:drawing>
-          <wp:inline distT="0" distB="0" distL="0" distR="0" wp14:anchorId="07776482" wp14:editId="511A1A9D">
+          <wp:inline distT="0" distB="0" distL="0" distR="0" wp14:anchorId="07776482" wp14:editId="52A39FD3">
             <wp:extent cx="5731510" cy="2865755"/>
             <wp:effectExtent l="0" t="0" r="2540" b="0"/>
             <wp:docPr id="1247316937" name="Picture 66"/>
@@ -2946,8 +3147,9 @@
           <w:noProof/>
           <w:lang w:val="en-US"/>
         </w:rPr>
+        <w:lastRenderedPageBreak/>
         <w:drawing>
-          <wp:inline distT="0" distB="0" distL="0" distR="0" wp14:anchorId="413EAE66" wp14:editId="605251D4">
+          <wp:inline distT="0" distB="0" distL="0" distR="0" wp14:anchorId="413EAE66" wp14:editId="0A329C52">
             <wp:extent cx="5731510" cy="2865755"/>
             <wp:effectExtent l="0" t="0" r="2540" b="0"/>
             <wp:docPr id="113299463" name="Picture 67"/>
@@ -2994,7 +3196,7 @@
           <w:lang w:val="en-US"/>
         </w:rPr>
         <w:drawing>
-          <wp:inline distT="0" distB="0" distL="0" distR="0" wp14:anchorId="7CF9D390" wp14:editId="48903BC8">
+          <wp:inline distT="0" distB="0" distL="0" distR="0" wp14:anchorId="7CF9D390" wp14:editId="1D7770E4">
             <wp:extent cx="5731510" cy="2865755"/>
             <wp:effectExtent l="0" t="0" r="2540" b="0"/>
             <wp:docPr id="1437068316" name="Picture 68"/>
@@ -3117,7 +3319,11 @@
         <w:t xml:space="preserve">, </w:t>
       </w:r>
       <w:r>
-        <w:t xml:space="preserve">this near-total focus on the i-1 position suggests that this head functions as a near-perfect bigram detector. This indicates that the model's lowest hierarchy is dedicated to local character-to-character transition mapping before </w:t>
+        <w:t xml:space="preserve">this near-total focus on the i-1 position suggests that this head functions as a near-perfect bigram detector. This indicates that the model's lowest hierarchy is </w:t>
+      </w:r>
+      <w:r>
+        <w:lastRenderedPageBreak/>
+        <w:t xml:space="preserve">dedicated to local character-to-character transition mapping before </w:t>
       </w:r>
       <w:r>
         <w:rPr>
@@ -3218,7 +3424,6 @@
           <w:noProof/>
           <w:lang w:val="en-US"/>
         </w:rPr>
-        <w:lastRenderedPageBreak/>
         <w:drawing>
           <wp:inline distT="0" distB="0" distL="0" distR="0" wp14:anchorId="7A77CA34" wp14:editId="4B1C2359">
             <wp:extent cx="5731510" cy="2865755"/>
@@ -3278,7 +3483,11 @@
         <w:t>was higher</w:t>
       </w:r>
       <w:r>
-        <w:t xml:space="preserve"> in the later stages of the model. This trend strongly supports the 'local-to-global' hierarchy hypothesis. In the early layers, the model's attention budget is primarily dedicated to local feature extraction and character-level transition mapping (as seen in the Layer 0 bigram detector). By the mid-to-late layers (specifically Layer 4), the model transitions toward global sequence management. By this stage, local</w:t>
+        <w:t xml:space="preserve"> in </w:t>
+      </w:r>
+      <w:r>
+        <w:lastRenderedPageBreak/>
+        <w:t>the later stages of the model. This trend strongly supports the 'local-to-global' hierarchy hypothesis. In the early layers, the model's attention budget is primarily dedicated to local feature extraction and character-level transition mapping (as seen in the Layer 0 bigram detector). By the mid-to-late layers (specifically Layer 4), the model transitions toward global sequence management. By this stage, local</w:t>
       </w:r>
       <w:proofErr w:type="spellStart"/>
       <w:r>
@@ -3329,7 +3538,6 @@
           <w:noProof/>
           <w:lang w:val="en-US"/>
         </w:rPr>
-        <w:lastRenderedPageBreak/>
         <w:drawing>
           <wp:inline distT="0" distB="0" distL="0" distR="0" wp14:anchorId="48DE193E" wp14:editId="5DB1584B">
             <wp:extent cx="5731510" cy="2865755"/>
@@ -3424,6 +3632,7 @@
           <w:noProof/>
           <w:lang w:val="en-US"/>
         </w:rPr>
+        <w:lastRenderedPageBreak/>
         <w:drawing>
           <wp:inline distT="0" distB="0" distL="0" distR="0" wp14:anchorId="7ED9C532" wp14:editId="3CFE9852">
             <wp:extent cx="5731510" cy="2865755"/>
@@ -3471,7 +3680,6 @@
           <w:noProof/>
           <w:lang w:val="en-US"/>
         </w:rPr>
-        <w:lastRenderedPageBreak/>
         <w:drawing>
           <wp:inline distT="0" distB="0" distL="0" distR="0" wp14:anchorId="007A8417" wp14:editId="71033C3E">
             <wp:extent cx="5731510" cy="2865755"/>
@@ -3519,6 +3727,7 @@
           <w:noProof/>
           <w:lang w:val="en-US"/>
         </w:rPr>
+        <w:lastRenderedPageBreak/>
         <w:drawing>
           <wp:inline distT="0" distB="0" distL="0" distR="0" wp14:anchorId="48159F48" wp14:editId="2389B587">
             <wp:extent cx="5731510" cy="2865755"/>
@@ -3623,31 +3832,31 @@
           <w:bCs/>
           <w:lang w:val="en-US"/>
         </w:rPr>
+        <w:t>Additional Behavioral Tests</w:t>
+      </w:r>
+    </w:p>
+    <w:p>
+      <w:pPr>
+        <w:rPr>
+          <w:lang w:val="en-US"/>
+        </w:rPr>
+      </w:pPr>
+      <w:r>
+        <w:t xml:space="preserve">To investigate whether the model utilizes 'induction circuits' to handle repetitive structures, we tested its attention response to repeated word sequences (e.g., 'apple apple'). We specifically analyzed whether tokens in the second instance of a word would attend to their corresponding predecessors in the first instance. The results were inconclusive, with average attention scores failing to exceed 0.2 across all layers. </w:t>
+      </w:r>
+    </w:p>
+    <w:p>
+      <w:pPr>
+        <w:rPr>
+          <w:lang w:val="en-US"/>
+        </w:rPr>
+      </w:pPr>
+      <w:r>
+        <w:rPr>
+          <w:noProof/>
+          <w:lang w:val="en-US"/>
+        </w:rPr>
         <w:lastRenderedPageBreak/>
-        <w:t>Additional Behavioral Tests</w:t>
-      </w:r>
-    </w:p>
-    <w:p>
-      <w:pPr>
-        <w:rPr>
-          <w:lang w:val="en-US"/>
-        </w:rPr>
-      </w:pPr>
-      <w:r>
-        <w:t xml:space="preserve">To investigate whether the model utilizes 'induction circuits' to handle repetitive structures, we tested its attention response to repeated word sequences (e.g., 'apple apple'). We specifically analyzed whether tokens in the second instance of a word would attend to their corresponding predecessors in the first instance. The results were inconclusive, with average attention scores failing to exceed 0.2 across all layers. </w:t>
-      </w:r>
-    </w:p>
-    <w:p>
-      <w:pPr>
-        <w:rPr>
-          <w:lang w:val="en-US"/>
-        </w:rPr>
-      </w:pPr>
-      <w:r>
-        <w:rPr>
-          <w:noProof/>
-          <w:lang w:val="en-US"/>
-        </w:rPr>
         <w:drawing>
           <wp:inline distT="0" distB="0" distL="0" distR="0" wp14:anchorId="68E99CF0" wp14:editId="39CF230D">
             <wp:extent cx="5731510" cy="2865755"/>
@@ -3742,7 +3951,6 @@
           <w:noProof/>
           <w:lang w:val="en-US"/>
         </w:rPr>
-        <w:lastRenderedPageBreak/>
         <w:drawing>
           <wp:inline distT="0" distB="0" distL="0" distR="0" wp14:anchorId="04911369" wp14:editId="433CBF92">
             <wp:extent cx="5731510" cy="2865755"/>
@@ -3790,6 +3998,7 @@
           <w:noProof/>
           <w:lang w:val="en-US"/>
         </w:rPr>
+        <w:lastRenderedPageBreak/>
         <w:drawing>
           <wp:inline distT="0" distB="0" distL="0" distR="0" wp14:anchorId="61B23062" wp14:editId="40FDCADA">
             <wp:extent cx="5731510" cy="2865755"/>
@@ -4582,10 +4791,1424 @@
     </w:p>
     <w:p>
       <w:pPr>
-        <w:rPr>
-          <w:noProof/>
-        </w:rPr>
-      </w:pPr>
+        <w:pStyle w:val="Heading1"/>
+        <w:rPr>
+          <w:noProof/>
+          <w:lang w:val="en-US"/>
+        </w:rPr>
+      </w:pPr>
+      <w:r>
+        <w:rPr>
+          <w:noProof/>
+          <w:lang w:val="en-US"/>
+        </w:rPr>
+        <w:t>Note on the Models included in Submission</w:t>
+      </w:r>
+    </w:p>
+    <w:p>
+      <w:pPr>
+        <w:rPr>
+          <w:b/>
+          <w:bCs/>
+          <w:lang w:val="en-US"/>
+        </w:rPr>
+      </w:pPr>
+      <w:r>
+        <w:rPr>
+          <w:b/>
+          <w:bCs/>
+        </w:rPr>
+        <w:t>1. Final Models (Full Dataset)</w:t>
+      </w:r>
+    </w:p>
+    <w:p>
+      <w:r>
+        <w:t>These checkpoints represent the models trained on the entire dataset for 50,000 batches.</w:t>
+      </w:r>
+    </w:p>
+    <w:p>
+      <w:r>
+        <w:rPr>
+          <w:b/>
+          <w:bCs/>
+        </w:rPr>
+        <w:t>File Paths:</w:t>
+      </w:r>
+    </w:p>
+    <w:p>
+      <w:pPr>
+        <w:numPr>
+          <w:ilvl w:val="0"/>
+          <w:numId w:val="12"/>
+        </w:numPr>
+      </w:pPr>
+      <w:r>
+        <w:t>new_checkpoints/en/checkpoint_efficient=True_50000.pt</w:t>
+      </w:r>
+    </w:p>
+    <w:p>
+      <w:pPr>
+        <w:numPr>
+          <w:ilvl w:val="0"/>
+          <w:numId w:val="12"/>
+        </w:numPr>
+      </w:pPr>
+      <w:r>
+        <w:t>new_checkpoints/he/checkpoint_efficient=True_50000.pt</w:t>
+      </w:r>
+    </w:p>
+    <w:p>
+      <w:r>
+        <w:rPr>
+          <w:b/>
+          <w:bCs/>
+        </w:rPr>
+        <w:lastRenderedPageBreak/>
+        <w:t>Initialization Parameters:</w:t>
+      </w:r>
+      <w:r>
+        <w:t xml:space="preserve"> The model must be initialized with the following fixed configuration:</w:t>
+      </w:r>
+    </w:p>
+    <w:p>
+      <w:pPr>
+        <w:numPr>
+          <w:ilvl w:val="0"/>
+          <w:numId w:val="13"/>
+        </w:numPr>
+      </w:pPr>
+      <w:r>
+        <w:t>n_layers = 8</w:t>
+      </w:r>
+    </w:p>
+    <w:p>
+      <w:pPr>
+        <w:numPr>
+          <w:ilvl w:val="0"/>
+          <w:numId w:val="13"/>
+        </w:numPr>
+      </w:pPr>
+      <w:r>
+        <w:t>embed_size = 256</w:t>
+      </w:r>
+    </w:p>
+    <w:p>
+      <w:pPr>
+        <w:numPr>
+          <w:ilvl w:val="0"/>
+          <w:numId w:val="13"/>
+        </w:numPr>
+      </w:pPr>
+      <w:r>
+        <w:t>max_context_len = 128</w:t>
+      </w:r>
+    </w:p>
+    <w:p>
+      <w:pPr>
+        <w:numPr>
+          <w:ilvl w:val="0"/>
+          <w:numId w:val="13"/>
+        </w:numPr>
+      </w:pPr>
+      <w:r>
+        <w:t>with_residuals = True</w:t>
+      </w:r>
+    </w:p>
+    <w:p>
+      <w:pPr>
+        <w:numPr>
+          <w:ilvl w:val="0"/>
+          <w:numId w:val="13"/>
+        </w:numPr>
+      </w:pPr>
+      <w:r>
+        <w:t>efficient = True</w:t>
+      </w:r>
+    </w:p>
+    <w:p>
+      <w:r>
+        <w:rPr>
+          <w:b/>
+          <w:bCs/>
+        </w:rPr>
+        <w:t>Internal Dictionary Structure:</w:t>
+      </w:r>
+    </w:p>
+    <w:p>
+      <w:pPr>
+        <w:rPr>
+          <w:lang w:val="en-US"/>
+        </w:rPr>
+      </w:pPr>
+      <w:r>
+        <w:rPr>
+          <w:lang w:val="en-US"/>
+        </w:rPr>
+        <w:t>{</w:t>
+      </w:r>
+    </w:p>
+    <w:p>
+      <w:pPr>
+        <w:rPr>
+          <w:lang w:val="en-US"/>
+        </w:rPr>
+      </w:pPr>
+      <w:r>
+        <w:rPr>
+          <w:lang w:val="en-US"/>
+        </w:rPr>
+        <w:t xml:space="preserve">    "</w:t>
+      </w:r>
+      <w:proofErr w:type="spellStart"/>
+      <w:r>
+        <w:rPr>
+          <w:lang w:val="en-US"/>
+        </w:rPr>
+        <w:t>model_state_dict</w:t>
+      </w:r>
+      <w:proofErr w:type="spellEnd"/>
+      <w:r>
+        <w:rPr>
+          <w:lang w:val="en-US"/>
+        </w:rPr>
+        <w:t xml:space="preserve">": </w:t>
+      </w:r>
+      <w:proofErr w:type="spellStart"/>
+      <w:r>
+        <w:rPr>
+          <w:lang w:val="en-US"/>
+        </w:rPr>
+        <w:t>model.state_dict</w:t>
+      </w:r>
+      <w:proofErr w:type="spellEnd"/>
+      <w:r>
+        <w:rPr>
+          <w:lang w:val="en-US"/>
+        </w:rPr>
+        <w:t>(),</w:t>
+      </w:r>
+    </w:p>
+    <w:p>
+      <w:pPr>
+        <w:rPr>
+          <w:lang w:val="en-US"/>
+        </w:rPr>
+      </w:pPr>
+      <w:r>
+        <w:rPr>
+          <w:lang w:val="en-US"/>
+        </w:rPr>
+        <w:t xml:space="preserve">    "</w:t>
+      </w:r>
+      <w:proofErr w:type="spellStart"/>
+      <w:r>
+        <w:rPr>
+          <w:lang w:val="en-US"/>
+        </w:rPr>
+        <w:t>optimizer_state_dict</w:t>
+      </w:r>
+      <w:proofErr w:type="spellEnd"/>
+      <w:r>
+        <w:rPr>
+          <w:lang w:val="en-US"/>
+        </w:rPr>
+        <w:t xml:space="preserve">": </w:t>
+      </w:r>
+      <w:proofErr w:type="spellStart"/>
+      <w:r>
+        <w:rPr>
+          <w:lang w:val="en-US"/>
+        </w:rPr>
+        <w:t>optimizer.state_dict</w:t>
+      </w:r>
+      <w:proofErr w:type="spellEnd"/>
+      <w:r>
+        <w:rPr>
+          <w:lang w:val="en-US"/>
+        </w:rPr>
+        <w:t>(),</w:t>
+      </w:r>
+    </w:p>
+    <w:p>
+      <w:pPr>
+        <w:rPr>
+          <w:lang w:val="en-US"/>
+        </w:rPr>
+      </w:pPr>
+      <w:r>
+        <w:rPr>
+          <w:lang w:val="en-US"/>
+        </w:rPr>
+        <w:t xml:space="preserve">    "</w:t>
+      </w:r>
+      <w:proofErr w:type="spellStart"/>
+      <w:r>
+        <w:rPr>
+          <w:lang w:val="en-US"/>
+        </w:rPr>
+        <w:t>num_batches</w:t>
+      </w:r>
+      <w:proofErr w:type="spellEnd"/>
+      <w:r>
+        <w:rPr>
+          <w:lang w:val="en-US"/>
+        </w:rPr>
+        <w:t xml:space="preserve">": </w:t>
+      </w:r>
+      <w:proofErr w:type="spellStart"/>
+      <w:r>
+        <w:rPr>
+          <w:lang w:val="en-US"/>
+        </w:rPr>
+        <w:t>num_batches</w:t>
+      </w:r>
+      <w:proofErr w:type="spellEnd"/>
+      <w:r>
+        <w:rPr>
+          <w:lang w:val="en-US"/>
+        </w:rPr>
+        <w:t>,</w:t>
+      </w:r>
+    </w:p>
+    <w:p>
+      <w:pPr>
+        <w:rPr>
+          <w:lang w:val="en-US"/>
+        </w:rPr>
+      </w:pPr>
+      <w:r>
+        <w:rPr>
+          <w:lang w:val="en-US"/>
+        </w:rPr>
+        <w:t xml:space="preserve">    "loss": </w:t>
+      </w:r>
+      <w:proofErr w:type="spellStart"/>
+      <w:r>
+        <w:rPr>
+          <w:lang w:val="en-US"/>
+        </w:rPr>
+        <w:t>loss.item</w:t>
+      </w:r>
+      <w:proofErr w:type="spellEnd"/>
+      <w:r>
+        <w:rPr>
+          <w:lang w:val="en-US"/>
+        </w:rPr>
+        <w:t>()</w:t>
+      </w:r>
+    </w:p>
+    <w:p>
+      <w:pPr>
+        <w:rPr>
+          <w:lang w:val="en-US"/>
+        </w:rPr>
+      </w:pPr>
+      <w:r>
+        <w:rPr>
+          <w:lang w:val="en-US"/>
+        </w:rPr>
+        <w:t>}</w:t>
+      </w:r>
+    </w:p>
+    <w:p>
+      <w:pPr>
+        <w:rPr>
+          <w:b/>
+          <w:bCs/>
+        </w:rPr>
+      </w:pPr>
+      <w:r>
+        <w:rPr>
+          <w:b/>
+          <w:bCs/>
+          <w:lang w:val="en-US"/>
+        </w:rPr>
+        <w:t>2</w:t>
+      </w:r>
+      <w:r>
+        <w:rPr>
+          <w:b/>
+          <w:bCs/>
+        </w:rPr>
+        <w:t xml:space="preserve">. Best </w:t>
+      </w:r>
+      <w:r>
+        <w:rPr>
+          <w:b/>
+          <w:bCs/>
+          <w:lang w:val="en-US"/>
+        </w:rPr>
+        <w:t>Training/</w:t>
+      </w:r>
+      <w:r>
+        <w:rPr>
+          <w:b/>
+          <w:bCs/>
+        </w:rPr>
+        <w:t>Validation</w:t>
+      </w:r>
+      <w:r>
+        <w:rPr>
+          <w:b/>
+          <w:bCs/>
+          <w:lang w:val="en-US"/>
+        </w:rPr>
+        <w:t xml:space="preserve"> Split</w:t>
+      </w:r>
+      <w:r>
+        <w:rPr>
+          <w:b/>
+          <w:bCs/>
+        </w:rPr>
+        <w:t xml:space="preserve"> Models (Random Search)</w:t>
+      </w:r>
+    </w:p>
+    <w:p>
+      <w:r>
+        <w:t>These represent the optimal hyperparameter configurations found during the random search phase, selected based on the best (lowest) validation loss.</w:t>
+      </w:r>
+    </w:p>
+    <w:p>
+      <w:r>
+        <w:rPr>
+          <w:b/>
+          <w:bCs/>
+        </w:rPr>
+        <w:t>File Paths:</w:t>
+      </w:r>
+    </w:p>
+    <w:p>
+      <w:pPr>
+        <w:numPr>
+          <w:ilvl w:val="0"/>
+          <w:numId w:val="14"/>
+        </w:numPr>
+      </w:pPr>
+      <w:r>
+        <w:rPr>
+          <w:b/>
+          <w:bCs/>
+        </w:rPr>
+        <w:t>English:</w:t>
+      </w:r>
+      <w:r>
+        <w:t xml:space="preserve"> validation_checkpoints_random_search/en/best_en_efficient=True_seq128_layers8_heads8_embed256_mlp1024_lr0.00046087_wd0.037913.pt</w:t>
+      </w:r>
+    </w:p>
+    <w:p>
+      <w:pPr>
+        <w:numPr>
+          <w:ilvl w:val="0"/>
+          <w:numId w:val="14"/>
+        </w:numPr>
+      </w:pPr>
+      <w:r>
+        <w:rPr>
+          <w:b/>
+          <w:bCs/>
+        </w:rPr>
+        <w:t>Hebrew:</w:t>
+      </w:r>
+      <w:r>
+        <w:t xml:space="preserve"> validation_checkpoints_random_search/he/best_he_efficient=True_seq128_layers8_heads6_embed192_mlp768_lr0.00021274_wd0.078022</w:t>
+      </w:r>
+    </w:p>
+    <w:p>
+      <w:r>
+        <w:rPr>
+          <w:b/>
+          <w:bCs/>
+        </w:rPr>
+        <w:t>Initialization:</w:t>
+      </w:r>
+      <w:r>
+        <w:t xml:space="preserve"> Initialize using residuals = True and efficient = True. All other architectural parameters must be pulled directly from the hyperparams dictionary within the file.</w:t>
+      </w:r>
+    </w:p>
+    <w:p>
+      <w:r>
+        <w:rPr>
+          <w:b/>
+          <w:bCs/>
+        </w:rPr>
+        <w:t>Internal Dictionary Structure:</w:t>
+      </w:r>
+    </w:p>
+    <w:p>
+      <w:pPr>
+        <w:rPr>
+          <w:lang w:val="en-US"/>
+        </w:rPr>
+      </w:pPr>
+      <w:r>
+        <w:rPr>
+          <w:lang w:val="en-US"/>
+        </w:rPr>
+        <w:t>{</w:t>
+      </w:r>
+    </w:p>
+    <w:p>
+      <w:pPr>
+        <w:rPr>
+          <w:lang w:val="en-US"/>
+        </w:rPr>
+      </w:pPr>
+      <w:r>
+        <w:rPr>
+          <w:lang w:val="en-US"/>
+        </w:rPr>
+        <w:t xml:space="preserve">  "</w:t>
+      </w:r>
+      <w:proofErr w:type="spellStart"/>
+      <w:r>
+        <w:rPr>
+          <w:lang w:val="en-US"/>
+        </w:rPr>
+        <w:t>model_state_dict</w:t>
+      </w:r>
+      <w:proofErr w:type="spellEnd"/>
+      <w:r>
+        <w:rPr>
+          <w:lang w:val="en-US"/>
+        </w:rPr>
+        <w:t>": ...,</w:t>
+      </w:r>
+    </w:p>
+    <w:p>
+      <w:pPr>
+        <w:rPr>
+          <w:lang w:val="en-US"/>
+        </w:rPr>
+      </w:pPr>
+      <w:r>
+        <w:rPr>
+          <w:lang w:val="en-US"/>
+        </w:rPr>
+        <w:t xml:space="preserve">  "</w:t>
+      </w:r>
+      <w:proofErr w:type="spellStart"/>
+      <w:r>
+        <w:rPr>
+          <w:lang w:val="en-US"/>
+        </w:rPr>
+        <w:t>optimizer_state_dict</w:t>
+      </w:r>
+      <w:proofErr w:type="spellEnd"/>
+      <w:r>
+        <w:rPr>
+          <w:lang w:val="en-US"/>
+        </w:rPr>
+        <w:t>": ...,</w:t>
+      </w:r>
+    </w:p>
+    <w:p>
+      <w:pPr>
+        <w:rPr>
+          <w:lang w:val="en-US"/>
+        </w:rPr>
+      </w:pPr>
+      <w:r>
+        <w:rPr>
+          <w:lang w:val="en-US"/>
+        </w:rPr>
+        <w:t xml:space="preserve">  "</w:t>
+      </w:r>
+      <w:proofErr w:type="spellStart"/>
+      <w:r>
+        <w:rPr>
+          <w:lang w:val="en-US"/>
+        </w:rPr>
+        <w:t>num_batches</w:t>
+      </w:r>
+      <w:proofErr w:type="spellEnd"/>
+      <w:r>
+        <w:rPr>
+          <w:lang w:val="en-US"/>
+        </w:rPr>
+        <w:t>": int,</w:t>
+      </w:r>
+    </w:p>
+    <w:p>
+      <w:pPr>
+        <w:rPr>
+          <w:lang w:val="en-US"/>
+        </w:rPr>
+      </w:pPr>
+      <w:r>
+        <w:rPr>
+          <w:lang w:val="en-US"/>
+        </w:rPr>
+        <w:t xml:space="preserve">  "</w:t>
+      </w:r>
+      <w:proofErr w:type="spellStart"/>
+      <w:r>
+        <w:rPr>
+          <w:lang w:val="en-US"/>
+        </w:rPr>
+        <w:t>train_loss</w:t>
+      </w:r>
+      <w:proofErr w:type="spellEnd"/>
+      <w:r>
+        <w:rPr>
+          <w:lang w:val="en-US"/>
+        </w:rPr>
+        <w:t>": float,          # Train loss at best validation point</w:t>
+      </w:r>
+    </w:p>
+    <w:p>
+      <w:pPr>
+        <w:rPr>
+          <w:lang w:val="en-US"/>
+        </w:rPr>
+      </w:pPr>
+      <w:r>
+        <w:rPr>
+          <w:lang w:val="en-US"/>
+        </w:rPr>
+        <w:t xml:space="preserve">  "</w:t>
+      </w:r>
+      <w:proofErr w:type="spellStart"/>
+      <w:r>
+        <w:rPr>
+          <w:lang w:val="en-US"/>
+        </w:rPr>
+        <w:t>validation_loss</w:t>
+      </w:r>
+      <w:proofErr w:type="spellEnd"/>
+      <w:r>
+        <w:rPr>
+          <w:lang w:val="en-US"/>
+        </w:rPr>
+        <w:t>": float,     # Validation loss at that point</w:t>
+      </w:r>
+    </w:p>
+    <w:p>
+      <w:pPr>
+        <w:rPr>
+          <w:lang w:val="en-US"/>
+        </w:rPr>
+      </w:pPr>
+      <w:r>
+        <w:rPr>
+          <w:lang w:val="en-US"/>
+        </w:rPr>
+        <w:t xml:space="preserve">  "</w:t>
+      </w:r>
+      <w:proofErr w:type="spellStart"/>
+      <w:r>
+        <w:rPr>
+          <w:lang w:val="en-US"/>
+        </w:rPr>
+        <w:t>best_validation_loss</w:t>
+      </w:r>
+      <w:proofErr w:type="spellEnd"/>
+      <w:r>
+        <w:rPr>
+          <w:lang w:val="en-US"/>
+        </w:rPr>
+        <w:t>": float, # The lowest loss achieved in the trial</w:t>
+      </w:r>
+    </w:p>
+    <w:p>
+      <w:pPr>
+        <w:rPr>
+          <w:lang w:val="en-US"/>
+        </w:rPr>
+      </w:pPr>
+      <w:r>
+        <w:rPr>
+          <w:lang w:val="en-US"/>
+        </w:rPr>
+        <w:lastRenderedPageBreak/>
+        <w:t xml:space="preserve">  "</w:t>
+      </w:r>
+      <w:proofErr w:type="spellStart"/>
+      <w:r>
+        <w:rPr>
+          <w:lang w:val="en-US"/>
+        </w:rPr>
+        <w:t>hyperparams</w:t>
+      </w:r>
+      <w:proofErr w:type="spellEnd"/>
+      <w:r>
+        <w:rPr>
+          <w:lang w:val="en-US"/>
+        </w:rPr>
+        <w:t>": {</w:t>
+      </w:r>
+    </w:p>
+    <w:p>
+      <w:pPr>
+        <w:rPr>
+          <w:lang w:val="en-US"/>
+        </w:rPr>
+      </w:pPr>
+      <w:r>
+        <w:rPr>
+          <w:lang w:val="en-US"/>
+        </w:rPr>
+        <w:t xml:space="preserve">    "</w:t>
+      </w:r>
+      <w:proofErr w:type="spellStart"/>
+      <w:r>
+        <w:rPr>
+          <w:lang w:val="en-US"/>
+        </w:rPr>
+        <w:t>seq_len</w:t>
+      </w:r>
+      <w:proofErr w:type="spellEnd"/>
+      <w:r>
+        <w:rPr>
+          <w:lang w:val="en-US"/>
+        </w:rPr>
+        <w:t>": int,</w:t>
+      </w:r>
+    </w:p>
+    <w:p>
+      <w:pPr>
+        <w:rPr>
+          <w:lang w:val="en-US"/>
+        </w:rPr>
+      </w:pPr>
+      <w:r>
+        <w:rPr>
+          <w:lang w:val="en-US"/>
+        </w:rPr>
+        <w:t xml:space="preserve">    "</w:t>
+      </w:r>
+      <w:proofErr w:type="spellStart"/>
+      <w:r>
+        <w:rPr>
+          <w:lang w:val="en-US"/>
+        </w:rPr>
+        <w:t>n_layers</w:t>
+      </w:r>
+      <w:proofErr w:type="spellEnd"/>
+      <w:r>
+        <w:rPr>
+          <w:lang w:val="en-US"/>
+        </w:rPr>
+        <w:t>": int,</w:t>
+      </w:r>
+    </w:p>
+    <w:p>
+      <w:pPr>
+        <w:rPr>
+          <w:lang w:val="en-US"/>
+        </w:rPr>
+      </w:pPr>
+      <w:r>
+        <w:rPr>
+          <w:lang w:val="en-US"/>
+        </w:rPr>
+        <w:t xml:space="preserve">    "</w:t>
+      </w:r>
+      <w:proofErr w:type="spellStart"/>
+      <w:r>
+        <w:rPr>
+          <w:lang w:val="en-US"/>
+        </w:rPr>
+        <w:t>n_heads</w:t>
+      </w:r>
+      <w:proofErr w:type="spellEnd"/>
+      <w:r>
+        <w:rPr>
+          <w:lang w:val="en-US"/>
+        </w:rPr>
+        <w:t>": int,</w:t>
+      </w:r>
+    </w:p>
+    <w:p>
+      <w:pPr>
+        <w:rPr>
+          <w:lang w:val="en-US"/>
+        </w:rPr>
+      </w:pPr>
+      <w:r>
+        <w:rPr>
+          <w:lang w:val="en-US"/>
+        </w:rPr>
+        <w:t xml:space="preserve">    "</w:t>
+      </w:r>
+      <w:proofErr w:type="spellStart"/>
+      <w:r>
+        <w:rPr>
+          <w:lang w:val="en-US"/>
+        </w:rPr>
+        <w:t>embed_size</w:t>
+      </w:r>
+      <w:proofErr w:type="spellEnd"/>
+      <w:r>
+        <w:rPr>
+          <w:lang w:val="en-US"/>
+        </w:rPr>
+        <w:t>": int,</w:t>
+      </w:r>
+    </w:p>
+    <w:p>
+      <w:pPr>
+        <w:rPr>
+          <w:lang w:val="en-US"/>
+        </w:rPr>
+      </w:pPr>
+      <w:r>
+        <w:rPr>
+          <w:lang w:val="en-US"/>
+        </w:rPr>
+        <w:t xml:space="preserve">    "</w:t>
+      </w:r>
+      <w:proofErr w:type="spellStart"/>
+      <w:r>
+        <w:rPr>
+          <w:lang w:val="en-US"/>
+        </w:rPr>
+        <w:t>mlp_hidden_size</w:t>
+      </w:r>
+      <w:proofErr w:type="spellEnd"/>
+      <w:r>
+        <w:rPr>
+          <w:lang w:val="en-US"/>
+        </w:rPr>
+        <w:t>": int,</w:t>
+      </w:r>
+    </w:p>
+    <w:p>
+      <w:pPr>
+        <w:rPr>
+          <w:lang w:val="en-US"/>
+        </w:rPr>
+      </w:pPr>
+      <w:r>
+        <w:rPr>
+          <w:lang w:val="en-US"/>
+        </w:rPr>
+        <w:t xml:space="preserve">    "</w:t>
+      </w:r>
+      <w:proofErr w:type="spellStart"/>
+      <w:r>
+        <w:rPr>
+          <w:lang w:val="en-US"/>
+        </w:rPr>
+        <w:t>learning_rate</w:t>
+      </w:r>
+      <w:proofErr w:type="spellEnd"/>
+      <w:r>
+        <w:rPr>
+          <w:lang w:val="en-US"/>
+        </w:rPr>
+        <w:t>": float,</w:t>
+      </w:r>
+    </w:p>
+    <w:p>
+      <w:pPr>
+        <w:rPr>
+          <w:lang w:val="en-US"/>
+        </w:rPr>
+      </w:pPr>
+      <w:r>
+        <w:rPr>
+          <w:lang w:val="en-US"/>
+        </w:rPr>
+        <w:t xml:space="preserve">    "</w:t>
+      </w:r>
+      <w:proofErr w:type="spellStart"/>
+      <w:r>
+        <w:rPr>
+          <w:lang w:val="en-US"/>
+        </w:rPr>
+        <w:t>weight_decay</w:t>
+      </w:r>
+      <w:proofErr w:type="spellEnd"/>
+      <w:r>
+        <w:rPr>
+          <w:lang w:val="en-US"/>
+        </w:rPr>
+        <w:t>": float</w:t>
+      </w:r>
+    </w:p>
+    <w:p>
+      <w:pPr>
+        <w:rPr>
+          <w:lang w:val="en-US"/>
+        </w:rPr>
+      </w:pPr>
+      <w:r>
+        <w:rPr>
+          <w:lang w:val="en-US"/>
+        </w:rPr>
+        <w:t xml:space="preserve">  },</w:t>
+      </w:r>
+    </w:p>
+    <w:p>
+      <w:pPr>
+        <w:rPr>
+          <w:lang w:val="en-US"/>
+        </w:rPr>
+      </w:pPr>
+      <w:r>
+        <w:rPr>
+          <w:lang w:val="en-US"/>
+        </w:rPr>
+        <w:t xml:space="preserve">  "</w:t>
+      </w:r>
+      <w:proofErr w:type="spellStart"/>
+      <w:r>
+        <w:rPr>
+          <w:lang w:val="en-US"/>
+        </w:rPr>
+        <w:t>trial_index</w:t>
+      </w:r>
+      <w:proofErr w:type="spellEnd"/>
+      <w:r>
+        <w:rPr>
+          <w:lang w:val="en-US"/>
+        </w:rPr>
+        <w:t>": int</w:t>
+      </w:r>
+    </w:p>
+    <w:p>
+      <w:pPr>
+        <w:rPr>
+          <w:lang w:val="en-US"/>
+        </w:rPr>
+      </w:pPr>
+      <w:r>
+        <w:rPr>
+          <w:lang w:val="en-US"/>
+        </w:rPr>
+        <w:t>}</w:t>
+      </w:r>
+    </w:p>
+    <w:p>
+      <w:pPr>
+        <w:rPr>
+          <w:b/>
+          <w:bCs/>
+        </w:rPr>
+      </w:pPr>
+      <w:r>
+        <w:rPr>
+          <w:b/>
+          <w:bCs/>
+        </w:rPr>
+        <w:t>3. Overfit Trigger Models</w:t>
+      </w:r>
+    </w:p>
+    <w:p>
+      <w:r>
+        <w:t>These checkpoints were saved at the specific moment the training process met the overfit stopping condition.</w:t>
+      </w:r>
+    </w:p>
+    <w:p>
+      <w:r>
+        <w:rPr>
+          <w:b/>
+          <w:bCs/>
+        </w:rPr>
+        <w:t>File Paths:</w:t>
+      </w:r>
+    </w:p>
+    <w:p>
+      <w:pPr>
+        <w:numPr>
+          <w:ilvl w:val="0"/>
+          <w:numId w:val="16"/>
+        </w:numPr>
+      </w:pPr>
+      <w:r>
+        <w:rPr>
+          <w:b/>
+          <w:bCs/>
+        </w:rPr>
+        <w:t>English:</w:t>
+      </w:r>
+      <w:r>
+        <w:t xml:space="preserve"> validation_checkpoints_random_search/en/trial_6_overfit_en_efficient=True</w:t>
+      </w:r>
+    </w:p>
+    <w:p>
+      <w:pPr>
+        <w:numPr>
+          <w:ilvl w:val="0"/>
+          <w:numId w:val="16"/>
+        </w:numPr>
+      </w:pPr>
+      <w:r>
+        <w:rPr>
+          <w:b/>
+          <w:bCs/>
+        </w:rPr>
+        <w:t>Hebrew:</w:t>
+      </w:r>
+      <w:r>
+        <w:t xml:space="preserve"> validation_checkpoints_random_search/he/trial_4_overfit_he_efficient=True</w:t>
+      </w:r>
+    </w:p>
+    <w:p>
+      <w:r>
+        <w:rPr>
+          <w:b/>
+          <w:bCs/>
+        </w:rPr>
+        <w:t>Initialization:</w:t>
+      </w:r>
+      <w:r>
+        <w:t xml:space="preserve"> Initialize with </w:t>
+      </w:r>
+      <w:r>
+        <w:rPr>
+          <w:b/>
+          <w:bCs/>
+        </w:rPr>
+        <w:t>residuals = True</w:t>
+      </w:r>
+      <w:r>
+        <w:t xml:space="preserve"> and </w:t>
+      </w:r>
+      <w:r>
+        <w:rPr>
+          <w:b/>
+          <w:bCs/>
+        </w:rPr>
+        <w:t>efficient = True</w:t>
+      </w:r>
+      <w:r>
+        <w:t>. All other architectural parameters must be passed from the internal hyperparams dictionary.</w:t>
+      </w:r>
+    </w:p>
+    <w:p>
+      <w:pPr>
+        <w:rPr>
+          <w:b/>
+          <w:bCs/>
+          <w:lang w:val="en-US"/>
+        </w:rPr>
+      </w:pPr>
+      <w:r>
+        <w:rPr>
+          <w:b/>
+          <w:bCs/>
+        </w:rPr>
+        <w:t>File Structure:</w:t>
+      </w:r>
+    </w:p>
+    <w:p>
+      <w:pPr>
+        <w:rPr>
+          <w:lang w:val="en-US"/>
+        </w:rPr>
+      </w:pPr>
+      <w:r>
+        <w:rPr>
+          <w:lang w:val="en-US"/>
+        </w:rPr>
+        <w:t>{</w:t>
+      </w:r>
+    </w:p>
+    <w:p>
+      <w:pPr>
+        <w:rPr>
+          <w:lang w:val="en-US"/>
+        </w:rPr>
+      </w:pPr>
+      <w:r>
+        <w:rPr>
+          <w:lang w:val="en-US"/>
+        </w:rPr>
+        <w:t xml:space="preserve">  "</w:t>
+      </w:r>
+      <w:proofErr w:type="spellStart"/>
+      <w:r>
+        <w:rPr>
+          <w:lang w:val="en-US"/>
+        </w:rPr>
+        <w:t>model_state_dict</w:t>
+      </w:r>
+      <w:proofErr w:type="spellEnd"/>
+      <w:r>
+        <w:rPr>
+          <w:lang w:val="en-US"/>
+        </w:rPr>
+        <w:t>": ...,</w:t>
+      </w:r>
+    </w:p>
+    <w:p>
+      <w:pPr>
+        <w:rPr>
+          <w:lang w:val="en-US"/>
+        </w:rPr>
+      </w:pPr>
+      <w:r>
+        <w:rPr>
+          <w:lang w:val="en-US"/>
+        </w:rPr>
+        <w:t xml:space="preserve">  "</w:t>
+      </w:r>
+      <w:proofErr w:type="spellStart"/>
+      <w:r>
+        <w:rPr>
+          <w:lang w:val="en-US"/>
+        </w:rPr>
+        <w:t>optimizer_state_dict</w:t>
+      </w:r>
+      <w:proofErr w:type="spellEnd"/>
+      <w:r>
+        <w:rPr>
+          <w:lang w:val="en-US"/>
+        </w:rPr>
+        <w:t>": ...,</w:t>
+      </w:r>
+    </w:p>
+    <w:p>
+      <w:pPr>
+        <w:rPr>
+          <w:lang w:val="en-US"/>
+        </w:rPr>
+      </w:pPr>
+      <w:r>
+        <w:rPr>
+          <w:lang w:val="en-US"/>
+        </w:rPr>
+        <w:t xml:space="preserve">  "</w:t>
+      </w:r>
+      <w:proofErr w:type="spellStart"/>
+      <w:r>
+        <w:rPr>
+          <w:lang w:val="en-US"/>
+        </w:rPr>
+        <w:t>num_batches</w:t>
+      </w:r>
+      <w:proofErr w:type="spellEnd"/>
+      <w:r>
+        <w:rPr>
+          <w:lang w:val="en-US"/>
+        </w:rPr>
+        <w:t>": int,</w:t>
+      </w:r>
+    </w:p>
+    <w:p>
+      <w:pPr>
+        <w:rPr>
+          <w:lang w:val="en-US"/>
+        </w:rPr>
+      </w:pPr>
+      <w:r>
+        <w:rPr>
+          <w:lang w:val="en-US"/>
+        </w:rPr>
+        <w:t xml:space="preserve">  "</w:t>
+      </w:r>
+      <w:proofErr w:type="spellStart"/>
+      <w:r>
+        <w:rPr>
+          <w:lang w:val="en-US"/>
+        </w:rPr>
+        <w:t>train_loss</w:t>
+      </w:r>
+      <w:proofErr w:type="spellEnd"/>
+      <w:r>
+        <w:rPr>
+          <w:lang w:val="en-US"/>
+        </w:rPr>
+        <w:t>": float,          # Training loss at overfit trigger</w:t>
+      </w:r>
+    </w:p>
+    <w:p>
+      <w:pPr>
+        <w:rPr>
+          <w:lang w:val="en-US"/>
+        </w:rPr>
+      </w:pPr>
+      <w:r>
+        <w:rPr>
+          <w:lang w:val="en-US"/>
+        </w:rPr>
+        <w:t xml:space="preserve">  "</w:t>
+      </w:r>
+      <w:proofErr w:type="spellStart"/>
+      <w:r>
+        <w:rPr>
+          <w:lang w:val="en-US"/>
+        </w:rPr>
+        <w:t>validation_loss</w:t>
+      </w:r>
+      <w:proofErr w:type="spellEnd"/>
+      <w:r>
+        <w:rPr>
+          <w:lang w:val="en-US"/>
+        </w:rPr>
+        <w:t>": float,     # Validation loss at overfit trigger</w:t>
+      </w:r>
+    </w:p>
+    <w:p>
+      <w:pPr>
+        <w:rPr>
+          <w:lang w:val="en-US"/>
+        </w:rPr>
+      </w:pPr>
+      <w:r>
+        <w:rPr>
+          <w:lang w:val="en-US"/>
+        </w:rPr>
+        <w:t xml:space="preserve">  "</w:t>
+      </w:r>
+      <w:proofErr w:type="spellStart"/>
+      <w:r>
+        <w:rPr>
+          <w:lang w:val="en-US"/>
+        </w:rPr>
+        <w:t>hyperparams</w:t>
+      </w:r>
+      <w:proofErr w:type="spellEnd"/>
+      <w:r>
+        <w:rPr>
+          <w:lang w:val="en-US"/>
+        </w:rPr>
+        <w:t>": {</w:t>
+      </w:r>
+    </w:p>
+    <w:p>
+      <w:pPr>
+        <w:rPr>
+          <w:lang w:val="en-US"/>
+        </w:rPr>
+      </w:pPr>
+      <w:r>
+        <w:rPr>
+          <w:lang w:val="en-US"/>
+        </w:rPr>
+        <w:t xml:space="preserve">    "</w:t>
+      </w:r>
+      <w:proofErr w:type="spellStart"/>
+      <w:r>
+        <w:rPr>
+          <w:lang w:val="en-US"/>
+        </w:rPr>
+        <w:t>seq_len</w:t>
+      </w:r>
+      <w:proofErr w:type="spellEnd"/>
+      <w:r>
+        <w:rPr>
+          <w:lang w:val="en-US"/>
+        </w:rPr>
+        <w:t>": int,</w:t>
+      </w:r>
+    </w:p>
+    <w:p>
+      <w:pPr>
+        <w:rPr>
+          <w:lang w:val="en-US"/>
+        </w:rPr>
+      </w:pPr>
+      <w:r>
+        <w:rPr>
+          <w:lang w:val="en-US"/>
+        </w:rPr>
+        <w:t xml:space="preserve">    "</w:t>
+      </w:r>
+      <w:proofErr w:type="spellStart"/>
+      <w:r>
+        <w:rPr>
+          <w:lang w:val="en-US"/>
+        </w:rPr>
+        <w:t>n_layers</w:t>
+      </w:r>
+      <w:proofErr w:type="spellEnd"/>
+      <w:r>
+        <w:rPr>
+          <w:lang w:val="en-US"/>
+        </w:rPr>
+        <w:t>": int,</w:t>
+      </w:r>
+    </w:p>
+    <w:p>
+      <w:pPr>
+        <w:rPr>
+          <w:lang w:val="en-US"/>
+        </w:rPr>
+      </w:pPr>
+      <w:r>
+        <w:rPr>
+          <w:lang w:val="en-US"/>
+        </w:rPr>
+        <w:t xml:space="preserve">    "</w:t>
+      </w:r>
+      <w:proofErr w:type="spellStart"/>
+      <w:r>
+        <w:rPr>
+          <w:lang w:val="en-US"/>
+        </w:rPr>
+        <w:t>n_heads</w:t>
+      </w:r>
+      <w:proofErr w:type="spellEnd"/>
+      <w:r>
+        <w:rPr>
+          <w:lang w:val="en-US"/>
+        </w:rPr>
+        <w:t>": int,</w:t>
+      </w:r>
+    </w:p>
+    <w:p>
+      <w:pPr>
+        <w:rPr>
+          <w:lang w:val="en-US"/>
+        </w:rPr>
+      </w:pPr>
+      <w:r>
+        <w:rPr>
+          <w:lang w:val="en-US"/>
+        </w:rPr>
+        <w:t xml:space="preserve">    "</w:t>
+      </w:r>
+      <w:proofErr w:type="spellStart"/>
+      <w:r>
+        <w:rPr>
+          <w:lang w:val="en-US"/>
+        </w:rPr>
+        <w:t>embed_size</w:t>
+      </w:r>
+      <w:proofErr w:type="spellEnd"/>
+      <w:r>
+        <w:rPr>
+          <w:lang w:val="en-US"/>
+        </w:rPr>
+        <w:t>": int,</w:t>
+      </w:r>
+    </w:p>
+    <w:p>
+      <w:pPr>
+        <w:rPr>
+          <w:lang w:val="en-US"/>
+        </w:rPr>
+      </w:pPr>
+      <w:r>
+        <w:rPr>
+          <w:lang w:val="en-US"/>
+        </w:rPr>
+        <w:t xml:space="preserve">    "</w:t>
+      </w:r>
+      <w:proofErr w:type="spellStart"/>
+      <w:r>
+        <w:rPr>
+          <w:lang w:val="en-US"/>
+        </w:rPr>
+        <w:t>mlp_hidden_size</w:t>
+      </w:r>
+      <w:proofErr w:type="spellEnd"/>
+      <w:r>
+        <w:rPr>
+          <w:lang w:val="en-US"/>
+        </w:rPr>
+        <w:t>": int,</w:t>
+      </w:r>
+    </w:p>
+    <w:p>
+      <w:pPr>
+        <w:rPr>
+          <w:lang w:val="en-US"/>
+        </w:rPr>
+      </w:pPr>
+      <w:r>
+        <w:rPr>
+          <w:lang w:val="en-US"/>
+        </w:rPr>
+        <w:lastRenderedPageBreak/>
+        <w:t xml:space="preserve">    "</w:t>
+      </w:r>
+      <w:proofErr w:type="spellStart"/>
+      <w:r>
+        <w:rPr>
+          <w:lang w:val="en-US"/>
+        </w:rPr>
+        <w:t>learning_rate</w:t>
+      </w:r>
+      <w:proofErr w:type="spellEnd"/>
+      <w:r>
+        <w:rPr>
+          <w:lang w:val="en-US"/>
+        </w:rPr>
+        <w:t>": float,</w:t>
+      </w:r>
+    </w:p>
+    <w:p>
+      <w:pPr>
+        <w:rPr>
+          <w:lang w:val="en-US"/>
+        </w:rPr>
+      </w:pPr>
+      <w:r>
+        <w:rPr>
+          <w:lang w:val="en-US"/>
+        </w:rPr>
+        <w:t xml:space="preserve">    "</w:t>
+      </w:r>
+      <w:proofErr w:type="spellStart"/>
+      <w:r>
+        <w:rPr>
+          <w:lang w:val="en-US"/>
+        </w:rPr>
+        <w:t>weight_decay</w:t>
+      </w:r>
+      <w:proofErr w:type="spellEnd"/>
+      <w:r>
+        <w:rPr>
+          <w:lang w:val="en-US"/>
+        </w:rPr>
+        <w:t>": float</w:t>
+      </w:r>
+    </w:p>
+    <w:p>
+      <w:pPr>
+        <w:rPr>
+          <w:lang w:val="en-US"/>
+        </w:rPr>
+      </w:pPr>
+      <w:r>
+        <w:rPr>
+          <w:lang w:val="en-US"/>
+        </w:rPr>
+        <w:t xml:space="preserve">  },</w:t>
+      </w:r>
+    </w:p>
+    <w:p>
+      <w:pPr>
+        <w:rPr>
+          <w:lang w:val="en-US"/>
+        </w:rPr>
+      </w:pPr>
+      <w:r>
+        <w:rPr>
+          <w:lang w:val="en-US"/>
+        </w:rPr>
+        <w:t xml:space="preserve">  "</w:t>
+      </w:r>
+      <w:proofErr w:type="spellStart"/>
+      <w:r>
+        <w:rPr>
+          <w:lang w:val="en-US"/>
+        </w:rPr>
+        <w:t>trial_index</w:t>
+      </w:r>
+      <w:proofErr w:type="spellEnd"/>
+      <w:r>
+        <w:rPr>
+          <w:lang w:val="en-US"/>
+        </w:rPr>
+        <w:t>": int</w:t>
+      </w:r>
+    </w:p>
+    <w:p>
+      <w:pPr>
+        <w:rPr>
+          <w:lang w:val="en-US"/>
+        </w:rPr>
+      </w:pPr>
+      <w:r>
+        <w:rPr>
+          <w:lang w:val="en-US"/>
+        </w:rPr>
+        <w:t>}</w:t>
+      </w:r>
     </w:p>
     <w:sectPr>
       <w:headerReference w:type="default" r:id="rId71"/>
@@ -4661,21 +6284,7 @@
       <w:rPr>
         <w:lang w:val="en-US"/>
       </w:rPr>
-      <w:t>Ariel Blumstein 330430554</w:t>
-    </w:r>
-  </w:p>
-  <w:p>
-    <w:pPr>
-      <w:pStyle w:val="Header"/>
-      <w:rPr>
-        <w:lang w:val="en-US"/>
-      </w:rPr>
-    </w:pPr>
-    <w:r>
-      <w:rPr>
-        <w:lang w:val="en-US"/>
-      </w:rPr>
-      <w:t xml:space="preserve">Itamar Shalev 208750026 </w:t>
+      <w:t xml:space="preserve"> </w:t>
     </w:r>
   </w:p>
 </w:hdr>
@@ -5095,6 +6704,304 @@
     </w:lvl>
   </w:abstractNum>
   <w:abstractNum w:abstractNumId="3" w15:restartNumberingAfterBreak="0">
+    <w:nsid w:val="0FF7363D"/>
+    <w:multiLevelType w:val="multilevel"/>
+    <w:tmpl w:val="EB2EDDAA"/>
+    <w:lvl w:ilvl="0">
+      <w:start w:val="1"/>
+      <w:numFmt w:val="bullet"/>
+      <w:lvlText w:val=""/>
+      <w:lvlJc w:val="left"/>
+      <w:pPr>
+        <w:tabs>
+          <w:tab w:val="num" w:pos="720"/>
+        </w:tabs>
+        <w:ind w:left="720" w:hanging="360"/>
+      </w:pPr>
+      <w:rPr>
+        <w:rFonts w:ascii="Symbol" w:hAnsi="Symbol" w:hint="default"/>
+        <w:sz w:val="20"/>
+      </w:rPr>
+    </w:lvl>
+    <w:lvl w:ilvl="1" w:tentative="1">
+      <w:start w:val="1"/>
+      <w:numFmt w:val="bullet"/>
+      <w:lvlText w:val="o"/>
+      <w:lvlJc w:val="left"/>
+      <w:pPr>
+        <w:tabs>
+          <w:tab w:val="num" w:pos="1440"/>
+        </w:tabs>
+        <w:ind w:left="1440" w:hanging="360"/>
+      </w:pPr>
+      <w:rPr>
+        <w:rFonts w:ascii="Courier New" w:hAnsi="Courier New" w:hint="default"/>
+        <w:sz w:val="20"/>
+      </w:rPr>
+    </w:lvl>
+    <w:lvl w:ilvl="2" w:tentative="1">
+      <w:start w:val="1"/>
+      <w:numFmt w:val="bullet"/>
+      <w:lvlText w:val=""/>
+      <w:lvlJc w:val="left"/>
+      <w:pPr>
+        <w:tabs>
+          <w:tab w:val="num" w:pos="2160"/>
+        </w:tabs>
+        <w:ind w:left="2160" w:hanging="360"/>
+      </w:pPr>
+      <w:rPr>
+        <w:rFonts w:ascii="Wingdings" w:hAnsi="Wingdings" w:hint="default"/>
+        <w:sz w:val="20"/>
+      </w:rPr>
+    </w:lvl>
+    <w:lvl w:ilvl="3" w:tentative="1">
+      <w:start w:val="1"/>
+      <w:numFmt w:val="bullet"/>
+      <w:lvlText w:val=""/>
+      <w:lvlJc w:val="left"/>
+      <w:pPr>
+        <w:tabs>
+          <w:tab w:val="num" w:pos="2880"/>
+        </w:tabs>
+        <w:ind w:left="2880" w:hanging="360"/>
+      </w:pPr>
+      <w:rPr>
+        <w:rFonts w:ascii="Wingdings" w:hAnsi="Wingdings" w:hint="default"/>
+        <w:sz w:val="20"/>
+      </w:rPr>
+    </w:lvl>
+    <w:lvl w:ilvl="4" w:tentative="1">
+      <w:start w:val="1"/>
+      <w:numFmt w:val="bullet"/>
+      <w:lvlText w:val=""/>
+      <w:lvlJc w:val="left"/>
+      <w:pPr>
+        <w:tabs>
+          <w:tab w:val="num" w:pos="3600"/>
+        </w:tabs>
+        <w:ind w:left="3600" w:hanging="360"/>
+      </w:pPr>
+      <w:rPr>
+        <w:rFonts w:ascii="Wingdings" w:hAnsi="Wingdings" w:hint="default"/>
+        <w:sz w:val="20"/>
+      </w:rPr>
+    </w:lvl>
+    <w:lvl w:ilvl="5" w:tentative="1">
+      <w:start w:val="1"/>
+      <w:numFmt w:val="bullet"/>
+      <w:lvlText w:val=""/>
+      <w:lvlJc w:val="left"/>
+      <w:pPr>
+        <w:tabs>
+          <w:tab w:val="num" w:pos="4320"/>
+        </w:tabs>
+        <w:ind w:left="4320" w:hanging="360"/>
+      </w:pPr>
+      <w:rPr>
+        <w:rFonts w:ascii="Wingdings" w:hAnsi="Wingdings" w:hint="default"/>
+        <w:sz w:val="20"/>
+      </w:rPr>
+    </w:lvl>
+    <w:lvl w:ilvl="6" w:tentative="1">
+      <w:start w:val="1"/>
+      <w:numFmt w:val="bullet"/>
+      <w:lvlText w:val=""/>
+      <w:lvlJc w:val="left"/>
+      <w:pPr>
+        <w:tabs>
+          <w:tab w:val="num" w:pos="5040"/>
+        </w:tabs>
+        <w:ind w:left="5040" w:hanging="360"/>
+      </w:pPr>
+      <w:rPr>
+        <w:rFonts w:ascii="Wingdings" w:hAnsi="Wingdings" w:hint="default"/>
+        <w:sz w:val="20"/>
+      </w:rPr>
+    </w:lvl>
+    <w:lvl w:ilvl="7" w:tentative="1">
+      <w:start w:val="1"/>
+      <w:numFmt w:val="bullet"/>
+      <w:lvlText w:val=""/>
+      <w:lvlJc w:val="left"/>
+      <w:pPr>
+        <w:tabs>
+          <w:tab w:val="num" w:pos="5760"/>
+        </w:tabs>
+        <w:ind w:left="5760" w:hanging="360"/>
+      </w:pPr>
+      <w:rPr>
+        <w:rFonts w:ascii="Wingdings" w:hAnsi="Wingdings" w:hint="default"/>
+        <w:sz w:val="20"/>
+      </w:rPr>
+    </w:lvl>
+    <w:lvl w:ilvl="8" w:tentative="1">
+      <w:start w:val="1"/>
+      <w:numFmt w:val="bullet"/>
+      <w:lvlText w:val=""/>
+      <w:lvlJc w:val="left"/>
+      <w:pPr>
+        <w:tabs>
+          <w:tab w:val="num" w:pos="6480"/>
+        </w:tabs>
+        <w:ind w:left="6480" w:hanging="360"/>
+      </w:pPr>
+      <w:rPr>
+        <w:rFonts w:ascii="Wingdings" w:hAnsi="Wingdings" w:hint="default"/>
+        <w:sz w:val="20"/>
+      </w:rPr>
+    </w:lvl>
+  </w:abstractNum>
+  <w:abstractNum w:abstractNumId="4" w15:restartNumberingAfterBreak="0">
+    <w:nsid w:val="207F6F82"/>
+    <w:multiLevelType w:val="multilevel"/>
+    <w:tmpl w:val="18C001CA"/>
+    <w:lvl w:ilvl="0">
+      <w:start w:val="1"/>
+      <w:numFmt w:val="bullet"/>
+      <w:lvlText w:val=""/>
+      <w:lvlJc w:val="left"/>
+      <w:pPr>
+        <w:tabs>
+          <w:tab w:val="num" w:pos="720"/>
+        </w:tabs>
+        <w:ind w:left="720" w:hanging="360"/>
+      </w:pPr>
+      <w:rPr>
+        <w:rFonts w:ascii="Symbol" w:hAnsi="Symbol" w:hint="default"/>
+        <w:sz w:val="20"/>
+      </w:rPr>
+    </w:lvl>
+    <w:lvl w:ilvl="1" w:tentative="1">
+      <w:start w:val="1"/>
+      <w:numFmt w:val="bullet"/>
+      <w:lvlText w:val="o"/>
+      <w:lvlJc w:val="left"/>
+      <w:pPr>
+        <w:tabs>
+          <w:tab w:val="num" w:pos="1440"/>
+        </w:tabs>
+        <w:ind w:left="1440" w:hanging="360"/>
+      </w:pPr>
+      <w:rPr>
+        <w:rFonts w:ascii="Courier New" w:hAnsi="Courier New" w:hint="default"/>
+        <w:sz w:val="20"/>
+      </w:rPr>
+    </w:lvl>
+    <w:lvl w:ilvl="2" w:tentative="1">
+      <w:start w:val="1"/>
+      <w:numFmt w:val="bullet"/>
+      <w:lvlText w:val=""/>
+      <w:lvlJc w:val="left"/>
+      <w:pPr>
+        <w:tabs>
+          <w:tab w:val="num" w:pos="2160"/>
+        </w:tabs>
+        <w:ind w:left="2160" w:hanging="360"/>
+      </w:pPr>
+      <w:rPr>
+        <w:rFonts w:ascii="Wingdings" w:hAnsi="Wingdings" w:hint="default"/>
+        <w:sz w:val="20"/>
+      </w:rPr>
+    </w:lvl>
+    <w:lvl w:ilvl="3" w:tentative="1">
+      <w:start w:val="1"/>
+      <w:numFmt w:val="bullet"/>
+      <w:lvlText w:val=""/>
+      <w:lvlJc w:val="left"/>
+      <w:pPr>
+        <w:tabs>
+          <w:tab w:val="num" w:pos="2880"/>
+        </w:tabs>
+        <w:ind w:left="2880" w:hanging="360"/>
+      </w:pPr>
+      <w:rPr>
+        <w:rFonts w:ascii="Wingdings" w:hAnsi="Wingdings" w:hint="default"/>
+        <w:sz w:val="20"/>
+      </w:rPr>
+    </w:lvl>
+    <w:lvl w:ilvl="4" w:tentative="1">
+      <w:start w:val="1"/>
+      <w:numFmt w:val="bullet"/>
+      <w:lvlText w:val=""/>
+      <w:lvlJc w:val="left"/>
+      <w:pPr>
+        <w:tabs>
+          <w:tab w:val="num" w:pos="3600"/>
+        </w:tabs>
+        <w:ind w:left="3600" w:hanging="360"/>
+      </w:pPr>
+      <w:rPr>
+        <w:rFonts w:ascii="Wingdings" w:hAnsi="Wingdings" w:hint="default"/>
+        <w:sz w:val="20"/>
+      </w:rPr>
+    </w:lvl>
+    <w:lvl w:ilvl="5" w:tentative="1">
+      <w:start w:val="1"/>
+      <w:numFmt w:val="bullet"/>
+      <w:lvlText w:val=""/>
+      <w:lvlJc w:val="left"/>
+      <w:pPr>
+        <w:tabs>
+          <w:tab w:val="num" w:pos="4320"/>
+        </w:tabs>
+        <w:ind w:left="4320" w:hanging="360"/>
+      </w:pPr>
+      <w:rPr>
+        <w:rFonts w:ascii="Wingdings" w:hAnsi="Wingdings" w:hint="default"/>
+        <w:sz w:val="20"/>
+      </w:rPr>
+    </w:lvl>
+    <w:lvl w:ilvl="6" w:tentative="1">
+      <w:start w:val="1"/>
+      <w:numFmt w:val="bullet"/>
+      <w:lvlText w:val=""/>
+      <w:lvlJc w:val="left"/>
+      <w:pPr>
+        <w:tabs>
+          <w:tab w:val="num" w:pos="5040"/>
+        </w:tabs>
+        <w:ind w:left="5040" w:hanging="360"/>
+      </w:pPr>
+      <w:rPr>
+        <w:rFonts w:ascii="Wingdings" w:hAnsi="Wingdings" w:hint="default"/>
+        <w:sz w:val="20"/>
+      </w:rPr>
+    </w:lvl>
+    <w:lvl w:ilvl="7" w:tentative="1">
+      <w:start w:val="1"/>
+      <w:numFmt w:val="bullet"/>
+      <w:lvlText w:val=""/>
+      <w:lvlJc w:val="left"/>
+      <w:pPr>
+        <w:tabs>
+          <w:tab w:val="num" w:pos="5760"/>
+        </w:tabs>
+        <w:ind w:left="5760" w:hanging="360"/>
+      </w:pPr>
+      <w:rPr>
+        <w:rFonts w:ascii="Wingdings" w:hAnsi="Wingdings" w:hint="default"/>
+        <w:sz w:val="20"/>
+      </w:rPr>
+    </w:lvl>
+    <w:lvl w:ilvl="8" w:tentative="1">
+      <w:start w:val="1"/>
+      <w:numFmt w:val="bullet"/>
+      <w:lvlText w:val=""/>
+      <w:lvlJc w:val="left"/>
+      <w:pPr>
+        <w:tabs>
+          <w:tab w:val="num" w:pos="6480"/>
+        </w:tabs>
+        <w:ind w:left="6480" w:hanging="360"/>
+      </w:pPr>
+      <w:rPr>
+        <w:rFonts w:ascii="Wingdings" w:hAnsi="Wingdings" w:hint="default"/>
+        <w:sz w:val="20"/>
+      </w:rPr>
+    </w:lvl>
+  </w:abstractNum>
+  <w:abstractNum w:abstractNumId="5" w15:restartNumberingAfterBreak="0">
     <w:nsid w:val="270243A1"/>
     <w:multiLevelType w:val="multilevel"/>
     <w:tmpl w:val="7110CDD0"/>
@@ -5243,7 +7150,7 @@
       </w:rPr>
     </w:lvl>
   </w:abstractNum>
-  <w:abstractNum w:abstractNumId="4" w15:restartNumberingAfterBreak="0">
+  <w:abstractNum w:abstractNumId="6" w15:restartNumberingAfterBreak="0">
     <w:nsid w:val="2FE92AAF"/>
     <w:multiLevelType w:val="multilevel"/>
     <w:tmpl w:val="50D6B61C"/>
@@ -5392,7 +7299,7 @@
       </w:rPr>
     </w:lvl>
   </w:abstractNum>
-  <w:abstractNum w:abstractNumId="5" w15:restartNumberingAfterBreak="0">
+  <w:abstractNum w:abstractNumId="7" w15:restartNumberingAfterBreak="0">
     <w:nsid w:val="34DA4E5D"/>
     <w:multiLevelType w:val="multilevel"/>
     <w:tmpl w:val="3050B236"/>
@@ -5541,7 +7448,7 @@
       </w:rPr>
     </w:lvl>
   </w:abstractNum>
-  <w:abstractNum w:abstractNumId="6" w15:restartNumberingAfterBreak="0">
+  <w:abstractNum w:abstractNumId="8" w15:restartNumberingAfterBreak="0">
     <w:nsid w:val="411D37C1"/>
     <w:multiLevelType w:val="multilevel"/>
     <w:tmpl w:val="3A543278"/>
@@ -5690,7 +7597,7 @@
       </w:rPr>
     </w:lvl>
   </w:abstractNum>
-  <w:abstractNum w:abstractNumId="7" w15:restartNumberingAfterBreak="0">
+  <w:abstractNum w:abstractNumId="9" w15:restartNumberingAfterBreak="0">
     <w:nsid w:val="41A6485E"/>
     <w:multiLevelType w:val="multilevel"/>
     <w:tmpl w:val="1FCC5396"/>
@@ -5839,7 +7746,7 @@
       </w:rPr>
     </w:lvl>
   </w:abstractNum>
-  <w:abstractNum w:abstractNumId="8" w15:restartNumberingAfterBreak="0">
+  <w:abstractNum w:abstractNumId="10" w15:restartNumberingAfterBreak="0">
     <w:nsid w:val="485408EA"/>
     <w:multiLevelType w:val="multilevel"/>
     <w:tmpl w:val="38243D10"/>
@@ -5988,7 +7895,156 @@
       </w:rPr>
     </w:lvl>
   </w:abstractNum>
-  <w:abstractNum w:abstractNumId="9" w15:restartNumberingAfterBreak="0">
+  <w:abstractNum w:abstractNumId="11" w15:restartNumberingAfterBreak="0">
+    <w:nsid w:val="491B4A7D"/>
+    <w:multiLevelType w:val="multilevel"/>
+    <w:tmpl w:val="A9DA83E4"/>
+    <w:lvl w:ilvl="0">
+      <w:start w:val="1"/>
+      <w:numFmt w:val="bullet"/>
+      <w:lvlText w:val=""/>
+      <w:lvlJc w:val="left"/>
+      <w:pPr>
+        <w:tabs>
+          <w:tab w:val="num" w:pos="720"/>
+        </w:tabs>
+        <w:ind w:left="720" w:hanging="360"/>
+      </w:pPr>
+      <w:rPr>
+        <w:rFonts w:ascii="Symbol" w:hAnsi="Symbol" w:hint="default"/>
+        <w:sz w:val="20"/>
+      </w:rPr>
+    </w:lvl>
+    <w:lvl w:ilvl="1" w:tentative="1">
+      <w:start w:val="1"/>
+      <w:numFmt w:val="bullet"/>
+      <w:lvlText w:val="o"/>
+      <w:lvlJc w:val="left"/>
+      <w:pPr>
+        <w:tabs>
+          <w:tab w:val="num" w:pos="1440"/>
+        </w:tabs>
+        <w:ind w:left="1440" w:hanging="360"/>
+      </w:pPr>
+      <w:rPr>
+        <w:rFonts w:ascii="Courier New" w:hAnsi="Courier New" w:hint="default"/>
+        <w:sz w:val="20"/>
+      </w:rPr>
+    </w:lvl>
+    <w:lvl w:ilvl="2" w:tentative="1">
+      <w:start w:val="1"/>
+      <w:numFmt w:val="bullet"/>
+      <w:lvlText w:val=""/>
+      <w:lvlJc w:val="left"/>
+      <w:pPr>
+        <w:tabs>
+          <w:tab w:val="num" w:pos="2160"/>
+        </w:tabs>
+        <w:ind w:left="2160" w:hanging="360"/>
+      </w:pPr>
+      <w:rPr>
+        <w:rFonts w:ascii="Wingdings" w:hAnsi="Wingdings" w:hint="default"/>
+        <w:sz w:val="20"/>
+      </w:rPr>
+    </w:lvl>
+    <w:lvl w:ilvl="3" w:tentative="1">
+      <w:start w:val="1"/>
+      <w:numFmt w:val="bullet"/>
+      <w:lvlText w:val=""/>
+      <w:lvlJc w:val="left"/>
+      <w:pPr>
+        <w:tabs>
+          <w:tab w:val="num" w:pos="2880"/>
+        </w:tabs>
+        <w:ind w:left="2880" w:hanging="360"/>
+      </w:pPr>
+      <w:rPr>
+        <w:rFonts w:ascii="Wingdings" w:hAnsi="Wingdings" w:hint="default"/>
+        <w:sz w:val="20"/>
+      </w:rPr>
+    </w:lvl>
+    <w:lvl w:ilvl="4" w:tentative="1">
+      <w:start w:val="1"/>
+      <w:numFmt w:val="bullet"/>
+      <w:lvlText w:val=""/>
+      <w:lvlJc w:val="left"/>
+      <w:pPr>
+        <w:tabs>
+          <w:tab w:val="num" w:pos="3600"/>
+        </w:tabs>
+        <w:ind w:left="3600" w:hanging="360"/>
+      </w:pPr>
+      <w:rPr>
+        <w:rFonts w:ascii="Wingdings" w:hAnsi="Wingdings" w:hint="default"/>
+        <w:sz w:val="20"/>
+      </w:rPr>
+    </w:lvl>
+    <w:lvl w:ilvl="5" w:tentative="1">
+      <w:start w:val="1"/>
+      <w:numFmt w:val="bullet"/>
+      <w:lvlText w:val=""/>
+      <w:lvlJc w:val="left"/>
+      <w:pPr>
+        <w:tabs>
+          <w:tab w:val="num" w:pos="4320"/>
+        </w:tabs>
+        <w:ind w:left="4320" w:hanging="360"/>
+      </w:pPr>
+      <w:rPr>
+        <w:rFonts w:ascii="Wingdings" w:hAnsi="Wingdings" w:hint="default"/>
+        <w:sz w:val="20"/>
+      </w:rPr>
+    </w:lvl>
+    <w:lvl w:ilvl="6" w:tentative="1">
+      <w:start w:val="1"/>
+      <w:numFmt w:val="bullet"/>
+      <w:lvlText w:val=""/>
+      <w:lvlJc w:val="left"/>
+      <w:pPr>
+        <w:tabs>
+          <w:tab w:val="num" w:pos="5040"/>
+        </w:tabs>
+        <w:ind w:left="5040" w:hanging="360"/>
+      </w:pPr>
+      <w:rPr>
+        <w:rFonts w:ascii="Wingdings" w:hAnsi="Wingdings" w:hint="default"/>
+        <w:sz w:val="20"/>
+      </w:rPr>
+    </w:lvl>
+    <w:lvl w:ilvl="7" w:tentative="1">
+      <w:start w:val="1"/>
+      <w:numFmt w:val="bullet"/>
+      <w:lvlText w:val=""/>
+      <w:lvlJc w:val="left"/>
+      <w:pPr>
+        <w:tabs>
+          <w:tab w:val="num" w:pos="5760"/>
+        </w:tabs>
+        <w:ind w:left="5760" w:hanging="360"/>
+      </w:pPr>
+      <w:rPr>
+        <w:rFonts w:ascii="Wingdings" w:hAnsi="Wingdings" w:hint="default"/>
+        <w:sz w:val="20"/>
+      </w:rPr>
+    </w:lvl>
+    <w:lvl w:ilvl="8" w:tentative="1">
+      <w:start w:val="1"/>
+      <w:numFmt w:val="bullet"/>
+      <w:lvlText w:val=""/>
+      <w:lvlJc w:val="left"/>
+      <w:pPr>
+        <w:tabs>
+          <w:tab w:val="num" w:pos="6480"/>
+        </w:tabs>
+        <w:ind w:left="6480" w:hanging="360"/>
+      </w:pPr>
+      <w:rPr>
+        <w:rFonts w:ascii="Wingdings" w:hAnsi="Wingdings" w:hint="default"/>
+        <w:sz w:val="20"/>
+      </w:rPr>
+    </w:lvl>
+  </w:abstractNum>
+  <w:abstractNum w:abstractNumId="12" w15:restartNumberingAfterBreak="0">
     <w:nsid w:val="4E682EA0"/>
     <w:multiLevelType w:val="multilevel"/>
     <w:tmpl w:val="F8EC3664"/>
@@ -6101,7 +8157,305 @@
       </w:pPr>
     </w:lvl>
   </w:abstractNum>
-  <w:abstractNum w:abstractNumId="10" w15:restartNumberingAfterBreak="0">
+  <w:abstractNum w:abstractNumId="13" w15:restartNumberingAfterBreak="0">
+    <w:nsid w:val="56344CDB"/>
+    <w:multiLevelType w:val="multilevel"/>
+    <w:tmpl w:val="6A3888AC"/>
+    <w:lvl w:ilvl="0">
+      <w:start w:val="1"/>
+      <w:numFmt w:val="bullet"/>
+      <w:lvlText w:val=""/>
+      <w:lvlJc w:val="left"/>
+      <w:pPr>
+        <w:tabs>
+          <w:tab w:val="num" w:pos="720"/>
+        </w:tabs>
+        <w:ind w:left="720" w:hanging="360"/>
+      </w:pPr>
+      <w:rPr>
+        <w:rFonts w:ascii="Symbol" w:hAnsi="Symbol" w:hint="default"/>
+        <w:sz w:val="20"/>
+      </w:rPr>
+    </w:lvl>
+    <w:lvl w:ilvl="1" w:tentative="1">
+      <w:start w:val="1"/>
+      <w:numFmt w:val="bullet"/>
+      <w:lvlText w:val="o"/>
+      <w:lvlJc w:val="left"/>
+      <w:pPr>
+        <w:tabs>
+          <w:tab w:val="num" w:pos="1440"/>
+        </w:tabs>
+        <w:ind w:left="1440" w:hanging="360"/>
+      </w:pPr>
+      <w:rPr>
+        <w:rFonts w:ascii="Courier New" w:hAnsi="Courier New" w:hint="default"/>
+        <w:sz w:val="20"/>
+      </w:rPr>
+    </w:lvl>
+    <w:lvl w:ilvl="2" w:tentative="1">
+      <w:start w:val="1"/>
+      <w:numFmt w:val="bullet"/>
+      <w:lvlText w:val=""/>
+      <w:lvlJc w:val="left"/>
+      <w:pPr>
+        <w:tabs>
+          <w:tab w:val="num" w:pos="2160"/>
+        </w:tabs>
+        <w:ind w:left="2160" w:hanging="360"/>
+      </w:pPr>
+      <w:rPr>
+        <w:rFonts w:ascii="Wingdings" w:hAnsi="Wingdings" w:hint="default"/>
+        <w:sz w:val="20"/>
+      </w:rPr>
+    </w:lvl>
+    <w:lvl w:ilvl="3" w:tentative="1">
+      <w:start w:val="1"/>
+      <w:numFmt w:val="bullet"/>
+      <w:lvlText w:val=""/>
+      <w:lvlJc w:val="left"/>
+      <w:pPr>
+        <w:tabs>
+          <w:tab w:val="num" w:pos="2880"/>
+        </w:tabs>
+        <w:ind w:left="2880" w:hanging="360"/>
+      </w:pPr>
+      <w:rPr>
+        <w:rFonts w:ascii="Wingdings" w:hAnsi="Wingdings" w:hint="default"/>
+        <w:sz w:val="20"/>
+      </w:rPr>
+    </w:lvl>
+    <w:lvl w:ilvl="4" w:tentative="1">
+      <w:start w:val="1"/>
+      <w:numFmt w:val="bullet"/>
+      <w:lvlText w:val=""/>
+      <w:lvlJc w:val="left"/>
+      <w:pPr>
+        <w:tabs>
+          <w:tab w:val="num" w:pos="3600"/>
+        </w:tabs>
+        <w:ind w:left="3600" w:hanging="360"/>
+      </w:pPr>
+      <w:rPr>
+        <w:rFonts w:ascii="Wingdings" w:hAnsi="Wingdings" w:hint="default"/>
+        <w:sz w:val="20"/>
+      </w:rPr>
+    </w:lvl>
+    <w:lvl w:ilvl="5" w:tentative="1">
+      <w:start w:val="1"/>
+      <w:numFmt w:val="bullet"/>
+      <w:lvlText w:val=""/>
+      <w:lvlJc w:val="left"/>
+      <w:pPr>
+        <w:tabs>
+          <w:tab w:val="num" w:pos="4320"/>
+        </w:tabs>
+        <w:ind w:left="4320" w:hanging="360"/>
+      </w:pPr>
+      <w:rPr>
+        <w:rFonts w:ascii="Wingdings" w:hAnsi="Wingdings" w:hint="default"/>
+        <w:sz w:val="20"/>
+      </w:rPr>
+    </w:lvl>
+    <w:lvl w:ilvl="6" w:tentative="1">
+      <w:start w:val="1"/>
+      <w:numFmt w:val="bullet"/>
+      <w:lvlText w:val=""/>
+      <w:lvlJc w:val="left"/>
+      <w:pPr>
+        <w:tabs>
+          <w:tab w:val="num" w:pos="5040"/>
+        </w:tabs>
+        <w:ind w:left="5040" w:hanging="360"/>
+      </w:pPr>
+      <w:rPr>
+        <w:rFonts w:ascii="Wingdings" w:hAnsi="Wingdings" w:hint="default"/>
+        <w:sz w:val="20"/>
+      </w:rPr>
+    </w:lvl>
+    <w:lvl w:ilvl="7" w:tentative="1">
+      <w:start w:val="1"/>
+      <w:numFmt w:val="bullet"/>
+      <w:lvlText w:val=""/>
+      <w:lvlJc w:val="left"/>
+      <w:pPr>
+        <w:tabs>
+          <w:tab w:val="num" w:pos="5760"/>
+        </w:tabs>
+        <w:ind w:left="5760" w:hanging="360"/>
+      </w:pPr>
+      <w:rPr>
+        <w:rFonts w:ascii="Wingdings" w:hAnsi="Wingdings" w:hint="default"/>
+        <w:sz w:val="20"/>
+      </w:rPr>
+    </w:lvl>
+    <w:lvl w:ilvl="8" w:tentative="1">
+      <w:start w:val="1"/>
+      <w:numFmt w:val="bullet"/>
+      <w:lvlText w:val=""/>
+      <w:lvlJc w:val="left"/>
+      <w:pPr>
+        <w:tabs>
+          <w:tab w:val="num" w:pos="6480"/>
+        </w:tabs>
+        <w:ind w:left="6480" w:hanging="360"/>
+      </w:pPr>
+      <w:rPr>
+        <w:rFonts w:ascii="Wingdings" w:hAnsi="Wingdings" w:hint="default"/>
+        <w:sz w:val="20"/>
+      </w:rPr>
+    </w:lvl>
+  </w:abstractNum>
+  <w:abstractNum w:abstractNumId="14" w15:restartNumberingAfterBreak="0">
+    <w:nsid w:val="579F4799"/>
+    <w:multiLevelType w:val="multilevel"/>
+    <w:tmpl w:val="07F0E7DE"/>
+    <w:lvl w:ilvl="0">
+      <w:start w:val="1"/>
+      <w:numFmt w:val="bullet"/>
+      <w:lvlText w:val=""/>
+      <w:lvlJc w:val="left"/>
+      <w:pPr>
+        <w:tabs>
+          <w:tab w:val="num" w:pos="720"/>
+        </w:tabs>
+        <w:ind w:left="720" w:hanging="360"/>
+      </w:pPr>
+      <w:rPr>
+        <w:rFonts w:ascii="Symbol" w:hAnsi="Symbol" w:hint="default"/>
+        <w:sz w:val="20"/>
+      </w:rPr>
+    </w:lvl>
+    <w:lvl w:ilvl="1" w:tentative="1">
+      <w:start w:val="1"/>
+      <w:numFmt w:val="bullet"/>
+      <w:lvlText w:val="o"/>
+      <w:lvlJc w:val="left"/>
+      <w:pPr>
+        <w:tabs>
+          <w:tab w:val="num" w:pos="1440"/>
+        </w:tabs>
+        <w:ind w:left="1440" w:hanging="360"/>
+      </w:pPr>
+      <w:rPr>
+        <w:rFonts w:ascii="Courier New" w:hAnsi="Courier New" w:hint="default"/>
+        <w:sz w:val="20"/>
+      </w:rPr>
+    </w:lvl>
+    <w:lvl w:ilvl="2" w:tentative="1">
+      <w:start w:val="1"/>
+      <w:numFmt w:val="bullet"/>
+      <w:lvlText w:val=""/>
+      <w:lvlJc w:val="left"/>
+      <w:pPr>
+        <w:tabs>
+          <w:tab w:val="num" w:pos="2160"/>
+        </w:tabs>
+        <w:ind w:left="2160" w:hanging="360"/>
+      </w:pPr>
+      <w:rPr>
+        <w:rFonts w:ascii="Wingdings" w:hAnsi="Wingdings" w:hint="default"/>
+        <w:sz w:val="20"/>
+      </w:rPr>
+    </w:lvl>
+    <w:lvl w:ilvl="3" w:tentative="1">
+      <w:start w:val="1"/>
+      <w:numFmt w:val="bullet"/>
+      <w:lvlText w:val=""/>
+      <w:lvlJc w:val="left"/>
+      <w:pPr>
+        <w:tabs>
+          <w:tab w:val="num" w:pos="2880"/>
+        </w:tabs>
+        <w:ind w:left="2880" w:hanging="360"/>
+      </w:pPr>
+      <w:rPr>
+        <w:rFonts w:ascii="Wingdings" w:hAnsi="Wingdings" w:hint="default"/>
+        <w:sz w:val="20"/>
+      </w:rPr>
+    </w:lvl>
+    <w:lvl w:ilvl="4" w:tentative="1">
+      <w:start w:val="1"/>
+      <w:numFmt w:val="bullet"/>
+      <w:lvlText w:val=""/>
+      <w:lvlJc w:val="left"/>
+      <w:pPr>
+        <w:tabs>
+          <w:tab w:val="num" w:pos="3600"/>
+        </w:tabs>
+        <w:ind w:left="3600" w:hanging="360"/>
+      </w:pPr>
+      <w:rPr>
+        <w:rFonts w:ascii="Wingdings" w:hAnsi="Wingdings" w:hint="default"/>
+        <w:sz w:val="20"/>
+      </w:rPr>
+    </w:lvl>
+    <w:lvl w:ilvl="5" w:tentative="1">
+      <w:start w:val="1"/>
+      <w:numFmt w:val="bullet"/>
+      <w:lvlText w:val=""/>
+      <w:lvlJc w:val="left"/>
+      <w:pPr>
+        <w:tabs>
+          <w:tab w:val="num" w:pos="4320"/>
+        </w:tabs>
+        <w:ind w:left="4320" w:hanging="360"/>
+      </w:pPr>
+      <w:rPr>
+        <w:rFonts w:ascii="Wingdings" w:hAnsi="Wingdings" w:hint="default"/>
+        <w:sz w:val="20"/>
+      </w:rPr>
+    </w:lvl>
+    <w:lvl w:ilvl="6" w:tentative="1">
+      <w:start w:val="1"/>
+      <w:numFmt w:val="bullet"/>
+      <w:lvlText w:val=""/>
+      <w:lvlJc w:val="left"/>
+      <w:pPr>
+        <w:tabs>
+          <w:tab w:val="num" w:pos="5040"/>
+        </w:tabs>
+        <w:ind w:left="5040" w:hanging="360"/>
+      </w:pPr>
+      <w:rPr>
+        <w:rFonts w:ascii="Wingdings" w:hAnsi="Wingdings" w:hint="default"/>
+        <w:sz w:val="20"/>
+      </w:rPr>
+    </w:lvl>
+    <w:lvl w:ilvl="7" w:tentative="1">
+      <w:start w:val="1"/>
+      <w:numFmt w:val="bullet"/>
+      <w:lvlText w:val=""/>
+      <w:lvlJc w:val="left"/>
+      <w:pPr>
+        <w:tabs>
+          <w:tab w:val="num" w:pos="5760"/>
+        </w:tabs>
+        <w:ind w:left="5760" w:hanging="360"/>
+      </w:pPr>
+      <w:rPr>
+        <w:rFonts w:ascii="Wingdings" w:hAnsi="Wingdings" w:hint="default"/>
+        <w:sz w:val="20"/>
+      </w:rPr>
+    </w:lvl>
+    <w:lvl w:ilvl="8" w:tentative="1">
+      <w:start w:val="1"/>
+      <w:numFmt w:val="bullet"/>
+      <w:lvlText w:val=""/>
+      <w:lvlJc w:val="left"/>
+      <w:pPr>
+        <w:tabs>
+          <w:tab w:val="num" w:pos="6480"/>
+        </w:tabs>
+        <w:ind w:left="6480" w:hanging="360"/>
+      </w:pPr>
+      <w:rPr>
+        <w:rFonts w:ascii="Wingdings" w:hAnsi="Wingdings" w:hint="default"/>
+        <w:sz w:val="20"/>
+      </w:rPr>
+    </w:lvl>
+  </w:abstractNum>
+  <w:abstractNum w:abstractNumId="15" w15:restartNumberingAfterBreak="0">
     <w:nsid w:val="6CFD7A8C"/>
     <w:multiLevelType w:val="multilevel"/>
     <w:tmpl w:val="479C8B9E"/>
@@ -6251,37 +8605,52 @@
     </w:lvl>
   </w:abstractNum>
   <w:num w:numId="1" w16cid:durableId="1105073122">
-    <w:abstractNumId w:val="6"/>
+    <w:abstractNumId w:val="8"/>
   </w:num>
   <w:num w:numId="2" w16cid:durableId="814420703">
-    <w:abstractNumId w:val="3"/>
+    <w:abstractNumId w:val="5"/>
   </w:num>
   <w:num w:numId="3" w16cid:durableId="183902014">
     <w:abstractNumId w:val="2"/>
   </w:num>
   <w:num w:numId="4" w16cid:durableId="882062156">
-    <w:abstractNumId w:val="5"/>
+    <w:abstractNumId w:val="7"/>
   </w:num>
   <w:num w:numId="5" w16cid:durableId="1299650015">
-    <w:abstractNumId w:val="10"/>
+    <w:abstractNumId w:val="15"/>
   </w:num>
   <w:num w:numId="6" w16cid:durableId="2128506360">
-    <w:abstractNumId w:val="7"/>
+    <w:abstractNumId w:val="9"/>
   </w:num>
   <w:num w:numId="7" w16cid:durableId="621303000">
     <w:abstractNumId w:val="1"/>
   </w:num>
   <w:num w:numId="8" w16cid:durableId="1984507815">
-    <w:abstractNumId w:val="4"/>
+    <w:abstractNumId w:val="6"/>
   </w:num>
   <w:num w:numId="9" w16cid:durableId="1836725856">
     <w:abstractNumId w:val="0"/>
   </w:num>
   <w:num w:numId="10" w16cid:durableId="156384236">
-    <w:abstractNumId w:val="9"/>
+    <w:abstractNumId w:val="12"/>
   </w:num>
   <w:num w:numId="11" w16cid:durableId="186138151">
-    <w:abstractNumId w:val="8"/>
+    <w:abstractNumId w:val="10"/>
+  </w:num>
+  <w:num w:numId="12" w16cid:durableId="269747605">
+    <w:abstractNumId w:val="11"/>
+  </w:num>
+  <w:num w:numId="13" w16cid:durableId="1465781211">
+    <w:abstractNumId w:val="14"/>
+  </w:num>
+  <w:num w:numId="14" w16cid:durableId="1255358216">
+    <w:abstractNumId w:val="13"/>
+  </w:num>
+  <w:num w:numId="15" w16cid:durableId="940650126">
+    <w:abstractNumId w:val="3"/>
+  </w:num>
+  <w:num w:numId="16" w16cid:durableId="1842969712">
+    <w:abstractNumId w:val="4"/>
   </w:num>
 </w:numbering>
 </file>
@@ -7261,7 +9630,6 @@
       <w:kern w:val="0"/>
       <w:sz w:val="24"/>
       <w:szCs w:val="24"/>
-      <w:lang/>
       <w14:ligatures w14:val="none"/>
     </w:rPr>
   </w:style>

--- a/Model Weight Initialization.docx
+++ b/Model Weight Initialization.docx
@@ -4785,32 +4785,15 @@
     <w:p>
       <w:pPr>
         <w:rPr>
-          <w:noProof/>
-        </w:rPr>
-      </w:pPr>
-    </w:p>
-    <w:p>
-      <w:pPr>
-        <w:pStyle w:val="Heading1"/>
-        <w:rPr>
-          <w:noProof/>
-          <w:lang w:val="en-US"/>
-        </w:rPr>
-      </w:pPr>
-      <w:r>
-        <w:rPr>
-          <w:noProof/>
-          <w:lang w:val="en-US"/>
-        </w:rPr>
-        <w:t>Note on the Models included in Submission</w:t>
-      </w:r>
+          <w:lang w:val="en-US"/>
+        </w:rPr>
+      </w:pPr>
     </w:p>
     <w:p>
       <w:pPr>
         <w:rPr>
           <w:b/>
           <w:bCs/>
-          <w:lang w:val="en-US"/>
         </w:rPr>
       </w:pPr>
       <w:r>
@@ -4818,1398 +4801,99 @@
           <w:b/>
           <w:bCs/>
         </w:rPr>
-        <w:t>1. Final Models (Full Dataset)</w:t>
-      </w:r>
-    </w:p>
-    <w:p>
-      <w:r>
-        <w:t>These checkpoints represent the models trained on the entire dataset for 50,000 batches.</w:t>
-      </w:r>
-    </w:p>
-    <w:p>
-      <w:r>
-        <w:rPr>
-          <w:b/>
-          <w:bCs/>
-        </w:rPr>
-        <w:t>File Paths:</w:t>
-      </w:r>
-    </w:p>
-    <w:p>
-      <w:pPr>
-        <w:numPr>
-          <w:ilvl w:val="0"/>
-          <w:numId w:val="12"/>
-        </w:numPr>
-      </w:pPr>
-      <w:r>
-        <w:t>new_checkpoints/en/checkpoint_efficient=True_50000.pt</w:t>
-      </w:r>
-    </w:p>
-    <w:p>
-      <w:pPr>
-        <w:numPr>
-          <w:ilvl w:val="0"/>
-          <w:numId w:val="12"/>
-        </w:numPr>
-      </w:pPr>
-      <w:r>
-        <w:t>new_checkpoints/he/checkpoint_efficient=True_50000.pt</w:t>
-      </w:r>
-    </w:p>
-    <w:p>
-      <w:r>
-        <w:rPr>
-          <w:b/>
-          <w:bCs/>
-        </w:rPr>
-        <w:lastRenderedPageBreak/>
-        <w:t>Initialization Parameters:</w:t>
-      </w:r>
-      <w:r>
-        <w:t xml:space="preserve"> The model must be initialized with the following fixed configuration:</w:t>
-      </w:r>
-    </w:p>
-    <w:p>
-      <w:pPr>
-        <w:numPr>
-          <w:ilvl w:val="0"/>
-          <w:numId w:val="13"/>
-        </w:numPr>
-      </w:pPr>
-      <w:r>
-        <w:t>n_layers = 8</w:t>
-      </w:r>
-    </w:p>
-    <w:p>
-      <w:pPr>
-        <w:numPr>
-          <w:ilvl w:val="0"/>
-          <w:numId w:val="13"/>
-        </w:numPr>
-      </w:pPr>
-      <w:r>
-        <w:t>embed_size = 256</w:t>
-      </w:r>
-    </w:p>
-    <w:p>
-      <w:pPr>
-        <w:numPr>
-          <w:ilvl w:val="0"/>
-          <w:numId w:val="13"/>
-        </w:numPr>
-      </w:pPr>
-      <w:r>
-        <w:t>max_context_len = 128</w:t>
-      </w:r>
-    </w:p>
-    <w:p>
-      <w:pPr>
-        <w:numPr>
-          <w:ilvl w:val="0"/>
-          <w:numId w:val="13"/>
-        </w:numPr>
-      </w:pPr>
-      <w:r>
-        <w:t>with_residuals = True</w:t>
-      </w:r>
-    </w:p>
-    <w:p>
-      <w:pPr>
-        <w:numPr>
-          <w:ilvl w:val="0"/>
-          <w:numId w:val="13"/>
-        </w:numPr>
-      </w:pPr>
-      <w:r>
-        <w:t>efficient = True</w:t>
-      </w:r>
-    </w:p>
-    <w:p>
-      <w:r>
-        <w:rPr>
-          <w:b/>
-          <w:bCs/>
-        </w:rPr>
-        <w:t>Internal Dictionary Structure:</w:t>
-      </w:r>
-    </w:p>
-    <w:p>
-      <w:pPr>
-        <w:rPr>
-          <w:lang w:val="en-US"/>
-        </w:rPr>
-      </w:pPr>
-      <w:r>
-        <w:rPr>
-          <w:lang w:val="en-US"/>
-        </w:rPr>
-        <w:t>{</w:t>
-      </w:r>
-    </w:p>
-    <w:p>
-      <w:pPr>
-        <w:rPr>
-          <w:lang w:val="en-US"/>
-        </w:rPr>
-      </w:pPr>
-      <w:r>
-        <w:rPr>
-          <w:lang w:val="en-US"/>
-        </w:rPr>
-        <w:t xml:space="preserve">    "</w:t>
+        <w:t>Note on Model Artifacts &amp; Submission</w:t>
+      </w:r>
+    </w:p>
+    <w:p>
+      <w:r>
+        <w:t>Due to the significant file size of the trained PyTorch weights, the .pt checkpoints described in this documentation could not be included in the primary submission archive.</w:t>
+      </w:r>
+    </w:p>
+    <w:p>
+      <w:r>
+        <w:t xml:space="preserve">Impact on </w:t>
       </w:r>
       <w:proofErr w:type="spellStart"/>
       <w:r>
         <w:rPr>
           <w:lang w:val="en-US"/>
         </w:rPr>
-        <w:t>model_state_dict</w:t>
+        <w:t>i</w:t>
       </w:r>
       <w:proofErr w:type="spellEnd"/>
       <w:r>
-        <w:rPr>
-          <w:lang w:val="en-US"/>
-        </w:rPr>
-        <w:t xml:space="preserve">": </w:t>
+        <w:t>nterpretation.py</w:t>
+      </w:r>
+      <w:r>
+        <w:rPr>
+          <w:lang w:val="en-US"/>
+        </w:rPr>
+        <w:t xml:space="preserve"> and sample_texts.py</w:t>
+      </w:r>
+      <w:r>
+        <w:t>: The script</w:t>
+      </w:r>
+      <w:r>
+        <w:rPr>
+          <w:lang w:val="en-US"/>
+        </w:rPr>
+        <w:t>s</w:t>
+      </w:r>
+      <w:r>
+        <w:t xml:space="preserve"> </w:t>
       </w:r>
       <w:proofErr w:type="spellStart"/>
       <w:r>
         <w:rPr>
           <w:lang w:val="en-US"/>
         </w:rPr>
-        <w:t>model.state_dict</w:t>
+        <w:t>i</w:t>
       </w:r>
       <w:proofErr w:type="spellEnd"/>
       <w:r>
-        <w:rPr>
-          <w:lang w:val="en-US"/>
-        </w:rPr>
-        <w:t>(),</w:t>
-      </w:r>
-    </w:p>
-    <w:p>
-      <w:pPr>
-        <w:rPr>
-          <w:lang w:val="en-US"/>
-        </w:rPr>
-      </w:pPr>
-      <w:r>
-        <w:rPr>
-          <w:lang w:val="en-US"/>
-        </w:rPr>
-        <w:t xml:space="preserve">    "</w:t>
-      </w:r>
-      <w:proofErr w:type="spellStart"/>
-      <w:r>
-        <w:rPr>
-          <w:lang w:val="en-US"/>
-        </w:rPr>
-        <w:t>optimizer_state_dict</w:t>
-      </w:r>
-      <w:proofErr w:type="spellEnd"/>
-      <w:r>
-        <w:rPr>
-          <w:lang w:val="en-US"/>
-        </w:rPr>
-        <w:t xml:space="preserve">": </w:t>
-      </w:r>
-      <w:proofErr w:type="spellStart"/>
-      <w:r>
-        <w:rPr>
-          <w:lang w:val="en-US"/>
-        </w:rPr>
-        <w:t>optimizer.state_dict</w:t>
-      </w:r>
-      <w:proofErr w:type="spellEnd"/>
-      <w:r>
-        <w:rPr>
-          <w:lang w:val="en-US"/>
-        </w:rPr>
-        <w:t>(),</w:t>
-      </w:r>
-    </w:p>
-    <w:p>
-      <w:pPr>
-        <w:rPr>
-          <w:lang w:val="en-US"/>
-        </w:rPr>
-      </w:pPr>
-      <w:r>
-        <w:rPr>
-          <w:lang w:val="en-US"/>
-        </w:rPr>
-        <w:t xml:space="preserve">    "</w:t>
-      </w:r>
-      <w:proofErr w:type="spellStart"/>
-      <w:r>
-        <w:rPr>
-          <w:lang w:val="en-US"/>
-        </w:rPr>
-        <w:t>num_batches</w:t>
-      </w:r>
-      <w:proofErr w:type="spellEnd"/>
-      <w:r>
-        <w:rPr>
-          <w:lang w:val="en-US"/>
-        </w:rPr>
-        <w:t xml:space="preserve">": </w:t>
-      </w:r>
-      <w:proofErr w:type="spellStart"/>
-      <w:r>
-        <w:rPr>
-          <w:lang w:val="en-US"/>
-        </w:rPr>
-        <w:t>num_batches</w:t>
-      </w:r>
-      <w:proofErr w:type="spellEnd"/>
-      <w:r>
-        <w:rPr>
-          <w:lang w:val="en-US"/>
-        </w:rPr>
-        <w:t>,</w:t>
-      </w:r>
-    </w:p>
-    <w:p>
-      <w:pPr>
-        <w:rPr>
-          <w:lang w:val="en-US"/>
-        </w:rPr>
-      </w:pPr>
-      <w:r>
-        <w:rPr>
-          <w:lang w:val="en-US"/>
-        </w:rPr>
-        <w:t xml:space="preserve">    "loss": </w:t>
-      </w:r>
-      <w:proofErr w:type="spellStart"/>
-      <w:r>
-        <w:rPr>
-          <w:lang w:val="en-US"/>
-        </w:rPr>
-        <w:t>loss.item</w:t>
-      </w:r>
-      <w:proofErr w:type="spellEnd"/>
-      <w:r>
-        <w:rPr>
-          <w:lang w:val="en-US"/>
-        </w:rPr>
-        <w:t>()</w:t>
-      </w:r>
-    </w:p>
-    <w:p>
-      <w:pPr>
-        <w:rPr>
-          <w:lang w:val="en-US"/>
-        </w:rPr>
-      </w:pPr>
-      <w:r>
-        <w:rPr>
-          <w:lang w:val="en-US"/>
-        </w:rPr>
-        <w:t>}</w:t>
-      </w:r>
-    </w:p>
-    <w:p>
-      <w:pPr>
-        <w:rPr>
-          <w:b/>
-          <w:bCs/>
-        </w:rPr>
-      </w:pPr>
-      <w:r>
-        <w:rPr>
-          <w:b/>
-          <w:bCs/>
-          <w:lang w:val="en-US"/>
-        </w:rPr>
-        <w:t>2</w:t>
-      </w:r>
-      <w:r>
-        <w:rPr>
-          <w:b/>
-          <w:bCs/>
-        </w:rPr>
-        <w:t xml:space="preserve">. Best </w:t>
-      </w:r>
-      <w:r>
-        <w:rPr>
-          <w:b/>
-          <w:bCs/>
-          <w:lang w:val="en-US"/>
-        </w:rPr>
-        <w:t>Training/</w:t>
-      </w:r>
-      <w:r>
-        <w:rPr>
-          <w:b/>
-          <w:bCs/>
-        </w:rPr>
-        <w:t>Validation</w:t>
-      </w:r>
-      <w:r>
-        <w:rPr>
-          <w:b/>
-          <w:bCs/>
-          <w:lang w:val="en-US"/>
-        </w:rPr>
-        <w:t xml:space="preserve"> Split</w:t>
-      </w:r>
-      <w:r>
-        <w:rPr>
-          <w:b/>
-          <w:bCs/>
-        </w:rPr>
-        <w:t xml:space="preserve"> Models (Random Search)</w:t>
-      </w:r>
-    </w:p>
-    <w:p>
-      <w:r>
-        <w:t>These represent the optimal hyperparameter configurations found during the random search phase, selected based on the best (lowest) validation loss.</w:t>
-      </w:r>
-    </w:p>
-    <w:p>
-      <w:r>
-        <w:rPr>
-          <w:b/>
-          <w:bCs/>
-        </w:rPr>
-        <w:t>File Paths:</w:t>
-      </w:r>
-    </w:p>
-    <w:p>
-      <w:pPr>
-        <w:numPr>
-          <w:ilvl w:val="0"/>
-          <w:numId w:val="14"/>
-        </w:numPr>
-      </w:pPr>
-      <w:r>
-        <w:rPr>
-          <w:b/>
-          <w:bCs/>
-        </w:rPr>
-        <w:t>English:</w:t>
-      </w:r>
-      <w:r>
-        <w:t xml:space="preserve"> validation_checkpoints_random_search/en/best_en_efficient=True_seq128_layers8_heads8_embed256_mlp1024_lr0.00046087_wd0.037913.pt</w:t>
-      </w:r>
-    </w:p>
-    <w:p>
-      <w:pPr>
-        <w:numPr>
-          <w:ilvl w:val="0"/>
-          <w:numId w:val="14"/>
-        </w:numPr>
-      </w:pPr>
-      <w:r>
-        <w:rPr>
-          <w:b/>
-          <w:bCs/>
-        </w:rPr>
-        <w:t>Hebrew:</w:t>
-      </w:r>
-      <w:r>
-        <w:t xml:space="preserve"> validation_checkpoints_random_search/he/best_he_efficient=True_seq128_layers8_heads6_embed192_mlp768_lr0.00021274_wd0.078022</w:t>
-      </w:r>
-    </w:p>
-    <w:p>
-      <w:r>
-        <w:rPr>
-          <w:b/>
-          <w:bCs/>
-        </w:rPr>
-        <w:t>Initialization:</w:t>
-      </w:r>
-      <w:r>
-        <w:t xml:space="preserve"> Initialize using residuals = True and efficient = True. All other architectural parameters must be pulled directly from the hyperparams dictionary within the file.</w:t>
-      </w:r>
-    </w:p>
-    <w:p>
-      <w:r>
-        <w:rPr>
-          <w:b/>
-          <w:bCs/>
-        </w:rPr>
-        <w:t>Internal Dictionary Structure:</w:t>
-      </w:r>
-    </w:p>
-    <w:p>
-      <w:pPr>
-        <w:rPr>
-          <w:lang w:val="en-US"/>
-        </w:rPr>
-      </w:pPr>
-      <w:r>
-        <w:rPr>
-          <w:lang w:val="en-US"/>
-        </w:rPr>
-        <w:t>{</w:t>
-      </w:r>
-    </w:p>
-    <w:p>
-      <w:pPr>
-        <w:rPr>
-          <w:lang w:val="en-US"/>
-        </w:rPr>
-      </w:pPr>
-      <w:r>
-        <w:rPr>
-          <w:lang w:val="en-US"/>
-        </w:rPr>
-        <w:t xml:space="preserve">  "</w:t>
-      </w:r>
-      <w:proofErr w:type="spellStart"/>
-      <w:r>
-        <w:rPr>
-          <w:lang w:val="en-US"/>
-        </w:rPr>
-        <w:t>model_state_dict</w:t>
-      </w:r>
-      <w:proofErr w:type="spellEnd"/>
-      <w:r>
-        <w:rPr>
-          <w:lang w:val="en-US"/>
-        </w:rPr>
-        <w:t>": ...,</w:t>
-      </w:r>
-    </w:p>
-    <w:p>
-      <w:pPr>
-        <w:rPr>
-          <w:lang w:val="en-US"/>
-        </w:rPr>
-      </w:pPr>
-      <w:r>
-        <w:rPr>
-          <w:lang w:val="en-US"/>
-        </w:rPr>
-        <w:t xml:space="preserve">  "</w:t>
-      </w:r>
-      <w:proofErr w:type="spellStart"/>
-      <w:r>
-        <w:rPr>
-          <w:lang w:val="en-US"/>
-        </w:rPr>
-        <w:t>optimizer_state_dict</w:t>
-      </w:r>
-      <w:proofErr w:type="spellEnd"/>
-      <w:r>
-        <w:rPr>
-          <w:lang w:val="en-US"/>
-        </w:rPr>
-        <w:t>": ...,</w:t>
-      </w:r>
-    </w:p>
-    <w:p>
-      <w:pPr>
-        <w:rPr>
-          <w:lang w:val="en-US"/>
-        </w:rPr>
-      </w:pPr>
-      <w:r>
-        <w:rPr>
-          <w:lang w:val="en-US"/>
-        </w:rPr>
-        <w:t xml:space="preserve">  "</w:t>
-      </w:r>
-      <w:proofErr w:type="spellStart"/>
-      <w:r>
-        <w:rPr>
-          <w:lang w:val="en-US"/>
-        </w:rPr>
-        <w:t>num_batches</w:t>
-      </w:r>
-      <w:proofErr w:type="spellEnd"/>
-      <w:r>
-        <w:rPr>
-          <w:lang w:val="en-US"/>
-        </w:rPr>
-        <w:t>": int,</w:t>
-      </w:r>
-    </w:p>
-    <w:p>
-      <w:pPr>
-        <w:rPr>
-          <w:lang w:val="en-US"/>
-        </w:rPr>
-      </w:pPr>
-      <w:r>
-        <w:rPr>
-          <w:lang w:val="en-US"/>
-        </w:rPr>
-        <w:t xml:space="preserve">  "</w:t>
-      </w:r>
-      <w:proofErr w:type="spellStart"/>
-      <w:r>
-        <w:rPr>
-          <w:lang w:val="en-US"/>
-        </w:rPr>
-        <w:t>train_loss</w:t>
-      </w:r>
-      <w:proofErr w:type="spellEnd"/>
-      <w:r>
-        <w:rPr>
-          <w:lang w:val="en-US"/>
-        </w:rPr>
-        <w:t>": float,          # Train loss at best validation point</w:t>
-      </w:r>
-    </w:p>
-    <w:p>
-      <w:pPr>
-        <w:rPr>
-          <w:lang w:val="en-US"/>
-        </w:rPr>
-      </w:pPr>
-      <w:r>
-        <w:rPr>
-          <w:lang w:val="en-US"/>
-        </w:rPr>
-        <w:t xml:space="preserve">  "</w:t>
-      </w:r>
-      <w:proofErr w:type="spellStart"/>
-      <w:r>
-        <w:rPr>
-          <w:lang w:val="en-US"/>
-        </w:rPr>
-        <w:t>validation_loss</w:t>
-      </w:r>
-      <w:proofErr w:type="spellEnd"/>
-      <w:r>
-        <w:rPr>
-          <w:lang w:val="en-US"/>
-        </w:rPr>
-        <w:t>": float,     # Validation loss at that point</w:t>
-      </w:r>
-    </w:p>
-    <w:p>
-      <w:pPr>
-        <w:rPr>
-          <w:lang w:val="en-US"/>
-        </w:rPr>
-      </w:pPr>
-      <w:r>
-        <w:rPr>
-          <w:lang w:val="en-US"/>
-        </w:rPr>
-        <w:t xml:space="preserve">  "</w:t>
-      </w:r>
-      <w:proofErr w:type="spellStart"/>
-      <w:r>
-        <w:rPr>
-          <w:lang w:val="en-US"/>
-        </w:rPr>
-        <w:t>best_validation_loss</w:t>
-      </w:r>
-      <w:proofErr w:type="spellEnd"/>
-      <w:r>
-        <w:rPr>
-          <w:lang w:val="en-US"/>
-        </w:rPr>
-        <w:t>": float, # The lowest loss achieved in the trial</w:t>
-      </w:r>
-    </w:p>
-    <w:p>
-      <w:pPr>
-        <w:rPr>
-          <w:lang w:val="en-US"/>
-        </w:rPr>
-      </w:pPr>
-      <w:r>
-        <w:rPr>
-          <w:lang w:val="en-US"/>
-        </w:rPr>
-        <w:lastRenderedPageBreak/>
-        <w:t xml:space="preserve">  "</w:t>
-      </w:r>
-      <w:proofErr w:type="spellStart"/>
-      <w:r>
-        <w:rPr>
-          <w:lang w:val="en-US"/>
-        </w:rPr>
-        <w:t>hyperparams</w:t>
-      </w:r>
-      <w:proofErr w:type="spellEnd"/>
-      <w:r>
-        <w:rPr>
-          <w:lang w:val="en-US"/>
-        </w:rPr>
-        <w:t>": {</w:t>
-      </w:r>
-    </w:p>
-    <w:p>
-      <w:pPr>
-        <w:rPr>
-          <w:lang w:val="en-US"/>
-        </w:rPr>
-      </w:pPr>
-      <w:r>
-        <w:rPr>
-          <w:lang w:val="en-US"/>
-        </w:rPr>
-        <w:t xml:space="preserve">    "</w:t>
-      </w:r>
-      <w:proofErr w:type="spellStart"/>
-      <w:r>
-        <w:rPr>
-          <w:lang w:val="en-US"/>
-        </w:rPr>
-        <w:t>seq_len</w:t>
-      </w:r>
-      <w:proofErr w:type="spellEnd"/>
-      <w:r>
-        <w:rPr>
-          <w:lang w:val="en-US"/>
-        </w:rPr>
-        <w:t>": int,</w:t>
-      </w:r>
-    </w:p>
-    <w:p>
-      <w:pPr>
-        <w:rPr>
-          <w:lang w:val="en-US"/>
-        </w:rPr>
-      </w:pPr>
-      <w:r>
-        <w:rPr>
-          <w:lang w:val="en-US"/>
-        </w:rPr>
-        <w:t xml:space="preserve">    "</w:t>
-      </w:r>
-      <w:proofErr w:type="spellStart"/>
-      <w:r>
-        <w:rPr>
-          <w:lang w:val="en-US"/>
-        </w:rPr>
-        <w:t>n_layers</w:t>
-      </w:r>
-      <w:proofErr w:type="spellEnd"/>
-      <w:r>
-        <w:rPr>
-          <w:lang w:val="en-US"/>
-        </w:rPr>
-        <w:t>": int,</w:t>
-      </w:r>
-    </w:p>
-    <w:p>
-      <w:pPr>
-        <w:rPr>
-          <w:lang w:val="en-US"/>
-        </w:rPr>
-      </w:pPr>
-      <w:r>
-        <w:rPr>
-          <w:lang w:val="en-US"/>
-        </w:rPr>
-        <w:t xml:space="preserve">    "</w:t>
-      </w:r>
-      <w:proofErr w:type="spellStart"/>
-      <w:r>
-        <w:rPr>
-          <w:lang w:val="en-US"/>
-        </w:rPr>
-        <w:t>n_heads</w:t>
-      </w:r>
-      <w:proofErr w:type="spellEnd"/>
-      <w:r>
-        <w:rPr>
-          <w:lang w:val="en-US"/>
-        </w:rPr>
-        <w:t>": int,</w:t>
-      </w:r>
-    </w:p>
-    <w:p>
-      <w:pPr>
-        <w:rPr>
-          <w:lang w:val="en-US"/>
-        </w:rPr>
-      </w:pPr>
-      <w:r>
-        <w:rPr>
-          <w:lang w:val="en-US"/>
-        </w:rPr>
-        <w:t xml:space="preserve">    "</w:t>
-      </w:r>
-      <w:proofErr w:type="spellStart"/>
-      <w:r>
-        <w:rPr>
-          <w:lang w:val="en-US"/>
-        </w:rPr>
-        <w:t>embed_size</w:t>
-      </w:r>
-      <w:proofErr w:type="spellEnd"/>
-      <w:r>
-        <w:rPr>
-          <w:lang w:val="en-US"/>
-        </w:rPr>
-        <w:t>": int,</w:t>
-      </w:r>
-    </w:p>
-    <w:p>
-      <w:pPr>
-        <w:rPr>
-          <w:lang w:val="en-US"/>
-        </w:rPr>
-      </w:pPr>
-      <w:r>
-        <w:rPr>
-          <w:lang w:val="en-US"/>
-        </w:rPr>
-        <w:t xml:space="preserve">    "</w:t>
-      </w:r>
-      <w:proofErr w:type="spellStart"/>
-      <w:r>
-        <w:rPr>
-          <w:lang w:val="en-US"/>
-        </w:rPr>
-        <w:t>mlp_hidden_size</w:t>
-      </w:r>
-      <w:proofErr w:type="spellEnd"/>
-      <w:r>
-        <w:rPr>
-          <w:lang w:val="en-US"/>
-        </w:rPr>
-        <w:t>": int,</w:t>
-      </w:r>
-    </w:p>
-    <w:p>
-      <w:pPr>
-        <w:rPr>
-          <w:lang w:val="en-US"/>
-        </w:rPr>
-      </w:pPr>
-      <w:r>
-        <w:rPr>
-          <w:lang w:val="en-US"/>
-        </w:rPr>
-        <w:t xml:space="preserve">    "</w:t>
-      </w:r>
-      <w:proofErr w:type="spellStart"/>
-      <w:r>
-        <w:rPr>
-          <w:lang w:val="en-US"/>
-        </w:rPr>
-        <w:t>learning_rate</w:t>
-      </w:r>
-      <w:proofErr w:type="spellEnd"/>
-      <w:r>
-        <w:rPr>
-          <w:lang w:val="en-US"/>
-        </w:rPr>
-        <w:t>": float,</w:t>
-      </w:r>
-    </w:p>
-    <w:p>
-      <w:pPr>
-        <w:rPr>
-          <w:lang w:val="en-US"/>
-        </w:rPr>
-      </w:pPr>
-      <w:r>
-        <w:rPr>
-          <w:lang w:val="en-US"/>
-        </w:rPr>
-        <w:t xml:space="preserve">    "</w:t>
-      </w:r>
-      <w:proofErr w:type="spellStart"/>
-      <w:r>
-        <w:rPr>
-          <w:lang w:val="en-US"/>
-        </w:rPr>
-        <w:t>weight_decay</w:t>
-      </w:r>
-      <w:proofErr w:type="spellEnd"/>
-      <w:r>
-        <w:rPr>
-          <w:lang w:val="en-US"/>
-        </w:rPr>
-        <w:t>": float</w:t>
-      </w:r>
-    </w:p>
-    <w:p>
-      <w:pPr>
-        <w:rPr>
-          <w:lang w:val="en-US"/>
-        </w:rPr>
-      </w:pPr>
-      <w:r>
-        <w:rPr>
-          <w:lang w:val="en-US"/>
-        </w:rPr>
-        <w:t xml:space="preserve">  },</w:t>
-      </w:r>
-    </w:p>
-    <w:p>
-      <w:pPr>
-        <w:rPr>
-          <w:lang w:val="en-US"/>
-        </w:rPr>
-      </w:pPr>
-      <w:r>
-        <w:rPr>
-          <w:lang w:val="en-US"/>
-        </w:rPr>
-        <w:t xml:space="preserve">  "</w:t>
-      </w:r>
-      <w:proofErr w:type="spellStart"/>
-      <w:r>
-        <w:rPr>
-          <w:lang w:val="en-US"/>
-        </w:rPr>
-        <w:t>trial_index</w:t>
-      </w:r>
-      <w:proofErr w:type="spellEnd"/>
-      <w:r>
-        <w:rPr>
-          <w:lang w:val="en-US"/>
-        </w:rPr>
-        <w:t>": int</w:t>
-      </w:r>
-    </w:p>
-    <w:p>
-      <w:pPr>
-        <w:rPr>
-          <w:lang w:val="en-US"/>
-        </w:rPr>
-      </w:pPr>
-      <w:r>
-        <w:rPr>
-          <w:lang w:val="en-US"/>
-        </w:rPr>
-        <w:t>}</w:t>
-      </w:r>
-    </w:p>
-    <w:p>
-      <w:pPr>
-        <w:rPr>
-          <w:b/>
-          <w:bCs/>
-        </w:rPr>
-      </w:pPr>
-      <w:r>
-        <w:rPr>
-          <w:b/>
-          <w:bCs/>
-        </w:rPr>
-        <w:t>3. Overfit Trigger Models</w:t>
-      </w:r>
-    </w:p>
-    <w:p>
-      <w:r>
-        <w:t>These checkpoints were saved at the specific moment the training process met the overfit stopping condition.</w:t>
-      </w:r>
-    </w:p>
-    <w:p>
-      <w:r>
-        <w:rPr>
-          <w:b/>
-          <w:bCs/>
-        </w:rPr>
-        <w:t>File Paths:</w:t>
-      </w:r>
-    </w:p>
-    <w:p>
-      <w:pPr>
-        <w:numPr>
-          <w:ilvl w:val="0"/>
-          <w:numId w:val="16"/>
-        </w:numPr>
-      </w:pPr>
-      <w:r>
-        <w:rPr>
-          <w:b/>
-          <w:bCs/>
-        </w:rPr>
-        <w:t>English:</w:t>
-      </w:r>
-      <w:r>
-        <w:t xml:space="preserve"> validation_checkpoints_random_search/en/trial_6_overfit_en_efficient=True</w:t>
-      </w:r>
-    </w:p>
-    <w:p>
-      <w:pPr>
-        <w:numPr>
-          <w:ilvl w:val="0"/>
-          <w:numId w:val="16"/>
-        </w:numPr>
-      </w:pPr>
-      <w:r>
-        <w:rPr>
-          <w:b/>
-          <w:bCs/>
-        </w:rPr>
-        <w:t>Hebrew:</w:t>
-      </w:r>
-      <w:r>
-        <w:t xml:space="preserve"> validation_checkpoints_random_search/he/trial_4_overfit_he_efficient=True</w:t>
-      </w:r>
-    </w:p>
-    <w:p>
-      <w:r>
-        <w:rPr>
-          <w:b/>
-          <w:bCs/>
-        </w:rPr>
-        <w:t>Initialization:</w:t>
-      </w:r>
-      <w:r>
-        <w:t xml:space="preserve"> Initialize with </w:t>
-      </w:r>
-      <w:r>
-        <w:rPr>
-          <w:b/>
-          <w:bCs/>
-        </w:rPr>
-        <w:t>residuals = True</w:t>
-      </w:r>
-      <w:r>
-        <w:t xml:space="preserve"> and </w:t>
-      </w:r>
-      <w:r>
-        <w:rPr>
-          <w:b/>
-          <w:bCs/>
-        </w:rPr>
-        <w:t>efficient = True</w:t>
-      </w:r>
-      <w:r>
-        <w:t>. All other architectural parameters must be passed from the internal hyperparams dictionary.</w:t>
-      </w:r>
-    </w:p>
-    <w:p>
-      <w:pPr>
-        <w:rPr>
-          <w:b/>
-          <w:bCs/>
-          <w:lang w:val="en-US"/>
-        </w:rPr>
-      </w:pPr>
-      <w:r>
-        <w:rPr>
-          <w:b/>
-          <w:bCs/>
-        </w:rPr>
-        <w:t>File Structure:</w:t>
-      </w:r>
-    </w:p>
-    <w:p>
-      <w:pPr>
-        <w:rPr>
-          <w:lang w:val="en-US"/>
-        </w:rPr>
-      </w:pPr>
-      <w:r>
-        <w:rPr>
-          <w:lang w:val="en-US"/>
-        </w:rPr>
-        <w:t>{</w:t>
-      </w:r>
-    </w:p>
-    <w:p>
-      <w:pPr>
-        <w:rPr>
-          <w:lang w:val="en-US"/>
-        </w:rPr>
-      </w:pPr>
-      <w:r>
-        <w:rPr>
-          <w:lang w:val="en-US"/>
-        </w:rPr>
-        <w:t xml:space="preserve">  "</w:t>
-      </w:r>
-      <w:proofErr w:type="spellStart"/>
-      <w:r>
-        <w:rPr>
-          <w:lang w:val="en-US"/>
-        </w:rPr>
-        <w:t>model_state_dict</w:t>
-      </w:r>
-      <w:proofErr w:type="spellEnd"/>
-      <w:r>
-        <w:rPr>
-          <w:lang w:val="en-US"/>
-        </w:rPr>
-        <w:t>": ...,</w:t>
-      </w:r>
-    </w:p>
-    <w:p>
-      <w:pPr>
-        <w:rPr>
-          <w:lang w:val="en-US"/>
-        </w:rPr>
-      </w:pPr>
-      <w:r>
-        <w:rPr>
-          <w:lang w:val="en-US"/>
-        </w:rPr>
-        <w:t xml:space="preserve">  "</w:t>
-      </w:r>
-      <w:proofErr w:type="spellStart"/>
-      <w:r>
-        <w:rPr>
-          <w:lang w:val="en-US"/>
-        </w:rPr>
-        <w:t>optimizer_state_dict</w:t>
-      </w:r>
-      <w:proofErr w:type="spellEnd"/>
-      <w:r>
-        <w:rPr>
-          <w:lang w:val="en-US"/>
-        </w:rPr>
-        <w:t>": ...,</w:t>
-      </w:r>
-    </w:p>
-    <w:p>
-      <w:pPr>
-        <w:rPr>
-          <w:lang w:val="en-US"/>
-        </w:rPr>
-      </w:pPr>
-      <w:r>
-        <w:rPr>
-          <w:lang w:val="en-US"/>
-        </w:rPr>
-        <w:t xml:space="preserve">  "</w:t>
-      </w:r>
-      <w:proofErr w:type="spellStart"/>
-      <w:r>
-        <w:rPr>
-          <w:lang w:val="en-US"/>
-        </w:rPr>
-        <w:t>num_batches</w:t>
-      </w:r>
-      <w:proofErr w:type="spellEnd"/>
-      <w:r>
-        <w:rPr>
-          <w:lang w:val="en-US"/>
-        </w:rPr>
-        <w:t>": int,</w:t>
-      </w:r>
-    </w:p>
-    <w:p>
-      <w:pPr>
-        <w:rPr>
-          <w:lang w:val="en-US"/>
-        </w:rPr>
-      </w:pPr>
-      <w:r>
-        <w:rPr>
-          <w:lang w:val="en-US"/>
-        </w:rPr>
-        <w:t xml:space="preserve">  "</w:t>
-      </w:r>
-      <w:proofErr w:type="spellStart"/>
-      <w:r>
-        <w:rPr>
-          <w:lang w:val="en-US"/>
-        </w:rPr>
-        <w:t>train_loss</w:t>
-      </w:r>
-      <w:proofErr w:type="spellEnd"/>
-      <w:r>
-        <w:rPr>
-          <w:lang w:val="en-US"/>
-        </w:rPr>
-        <w:t>": float,          # Training loss at overfit trigger</w:t>
-      </w:r>
-    </w:p>
-    <w:p>
-      <w:pPr>
-        <w:rPr>
-          <w:lang w:val="en-US"/>
-        </w:rPr>
-      </w:pPr>
-      <w:r>
-        <w:rPr>
-          <w:lang w:val="en-US"/>
-        </w:rPr>
-        <w:t xml:space="preserve">  "</w:t>
-      </w:r>
-      <w:proofErr w:type="spellStart"/>
-      <w:r>
-        <w:rPr>
-          <w:lang w:val="en-US"/>
-        </w:rPr>
-        <w:t>validation_loss</w:t>
-      </w:r>
-      <w:proofErr w:type="spellEnd"/>
-      <w:r>
-        <w:rPr>
-          <w:lang w:val="en-US"/>
-        </w:rPr>
-        <w:t>": float,     # Validation loss at overfit trigger</w:t>
-      </w:r>
-    </w:p>
-    <w:p>
-      <w:pPr>
-        <w:rPr>
-          <w:lang w:val="en-US"/>
-        </w:rPr>
-      </w:pPr>
-      <w:r>
-        <w:rPr>
-          <w:lang w:val="en-US"/>
-        </w:rPr>
-        <w:t xml:space="preserve">  "</w:t>
-      </w:r>
-      <w:proofErr w:type="spellStart"/>
-      <w:r>
-        <w:rPr>
-          <w:lang w:val="en-US"/>
-        </w:rPr>
-        <w:t>hyperparams</w:t>
-      </w:r>
-      <w:proofErr w:type="spellEnd"/>
-      <w:r>
-        <w:rPr>
-          <w:lang w:val="en-US"/>
-        </w:rPr>
-        <w:t>": {</w:t>
-      </w:r>
-    </w:p>
-    <w:p>
-      <w:pPr>
-        <w:rPr>
-          <w:lang w:val="en-US"/>
-        </w:rPr>
-      </w:pPr>
-      <w:r>
-        <w:rPr>
-          <w:lang w:val="en-US"/>
-        </w:rPr>
-        <w:t xml:space="preserve">    "</w:t>
-      </w:r>
-      <w:proofErr w:type="spellStart"/>
-      <w:r>
-        <w:rPr>
-          <w:lang w:val="en-US"/>
-        </w:rPr>
-        <w:t>seq_len</w:t>
-      </w:r>
-      <w:proofErr w:type="spellEnd"/>
-      <w:r>
-        <w:rPr>
-          <w:lang w:val="en-US"/>
-        </w:rPr>
-        <w:t>": int,</w:t>
-      </w:r>
-    </w:p>
-    <w:p>
-      <w:pPr>
-        <w:rPr>
-          <w:lang w:val="en-US"/>
-        </w:rPr>
-      </w:pPr>
-      <w:r>
-        <w:rPr>
-          <w:lang w:val="en-US"/>
-        </w:rPr>
-        <w:t xml:space="preserve">    "</w:t>
-      </w:r>
-      <w:proofErr w:type="spellStart"/>
-      <w:r>
-        <w:rPr>
-          <w:lang w:val="en-US"/>
-        </w:rPr>
-        <w:t>n_layers</w:t>
-      </w:r>
-      <w:proofErr w:type="spellEnd"/>
-      <w:r>
-        <w:rPr>
-          <w:lang w:val="en-US"/>
-        </w:rPr>
-        <w:t>": int,</w:t>
-      </w:r>
-    </w:p>
-    <w:p>
-      <w:pPr>
-        <w:rPr>
-          <w:lang w:val="en-US"/>
-        </w:rPr>
-      </w:pPr>
-      <w:r>
-        <w:rPr>
-          <w:lang w:val="en-US"/>
-        </w:rPr>
-        <w:t xml:space="preserve">    "</w:t>
-      </w:r>
-      <w:proofErr w:type="spellStart"/>
-      <w:r>
-        <w:rPr>
-          <w:lang w:val="en-US"/>
-        </w:rPr>
-        <w:t>n_heads</w:t>
-      </w:r>
-      <w:proofErr w:type="spellEnd"/>
-      <w:r>
-        <w:rPr>
-          <w:lang w:val="en-US"/>
-        </w:rPr>
-        <w:t>": int,</w:t>
-      </w:r>
-    </w:p>
-    <w:p>
-      <w:pPr>
-        <w:rPr>
-          <w:lang w:val="en-US"/>
-        </w:rPr>
-      </w:pPr>
-      <w:r>
-        <w:rPr>
-          <w:lang w:val="en-US"/>
-        </w:rPr>
-        <w:t xml:space="preserve">    "</w:t>
-      </w:r>
-      <w:proofErr w:type="spellStart"/>
-      <w:r>
-        <w:rPr>
-          <w:lang w:val="en-US"/>
-        </w:rPr>
-        <w:t>embed_size</w:t>
-      </w:r>
-      <w:proofErr w:type="spellEnd"/>
-      <w:r>
-        <w:rPr>
-          <w:lang w:val="en-US"/>
-        </w:rPr>
-        <w:t>": int,</w:t>
-      </w:r>
-    </w:p>
-    <w:p>
-      <w:pPr>
-        <w:rPr>
-          <w:lang w:val="en-US"/>
-        </w:rPr>
-      </w:pPr>
-      <w:r>
-        <w:rPr>
-          <w:lang w:val="en-US"/>
-        </w:rPr>
-        <w:t xml:space="preserve">    "</w:t>
-      </w:r>
-      <w:proofErr w:type="spellStart"/>
-      <w:r>
-        <w:rPr>
-          <w:lang w:val="en-US"/>
-        </w:rPr>
-        <w:t>mlp_hidden_size</w:t>
-      </w:r>
-      <w:proofErr w:type="spellEnd"/>
-      <w:r>
-        <w:rPr>
-          <w:lang w:val="en-US"/>
-        </w:rPr>
-        <w:t>": int,</w:t>
-      </w:r>
-    </w:p>
-    <w:p>
-      <w:pPr>
-        <w:rPr>
-          <w:lang w:val="en-US"/>
-        </w:rPr>
-      </w:pPr>
-      <w:r>
-        <w:rPr>
-          <w:lang w:val="en-US"/>
-        </w:rPr>
-        <w:lastRenderedPageBreak/>
-        <w:t xml:space="preserve">    "</w:t>
-      </w:r>
-      <w:proofErr w:type="spellStart"/>
-      <w:r>
-        <w:rPr>
-          <w:lang w:val="en-US"/>
-        </w:rPr>
-        <w:t>learning_rate</w:t>
-      </w:r>
-      <w:proofErr w:type="spellEnd"/>
-      <w:r>
-        <w:rPr>
-          <w:lang w:val="en-US"/>
-        </w:rPr>
-        <w:t>": float,</w:t>
-      </w:r>
-    </w:p>
-    <w:p>
-      <w:pPr>
-        <w:rPr>
-          <w:lang w:val="en-US"/>
-        </w:rPr>
-      </w:pPr>
-      <w:r>
-        <w:rPr>
-          <w:lang w:val="en-US"/>
-        </w:rPr>
-        <w:t xml:space="preserve">    "</w:t>
-      </w:r>
-      <w:proofErr w:type="spellStart"/>
-      <w:r>
-        <w:rPr>
-          <w:lang w:val="en-US"/>
-        </w:rPr>
-        <w:t>weight_decay</w:t>
-      </w:r>
-      <w:proofErr w:type="spellEnd"/>
-      <w:r>
-        <w:rPr>
-          <w:lang w:val="en-US"/>
-        </w:rPr>
-        <w:t>": float</w:t>
-      </w:r>
-    </w:p>
-    <w:p>
-      <w:pPr>
-        <w:rPr>
-          <w:lang w:val="en-US"/>
-        </w:rPr>
-      </w:pPr>
-      <w:r>
-        <w:rPr>
-          <w:lang w:val="en-US"/>
-        </w:rPr>
-        <w:t xml:space="preserve">  },</w:t>
-      </w:r>
-    </w:p>
-    <w:p>
-      <w:pPr>
-        <w:rPr>
-          <w:lang w:val="en-US"/>
-        </w:rPr>
-      </w:pPr>
-      <w:r>
-        <w:rPr>
-          <w:lang w:val="en-US"/>
-        </w:rPr>
-        <w:t xml:space="preserve">  "</w:t>
-      </w:r>
-      <w:proofErr w:type="spellStart"/>
-      <w:r>
-        <w:rPr>
-          <w:lang w:val="en-US"/>
-        </w:rPr>
-        <w:t>trial_index</w:t>
-      </w:r>
-      <w:proofErr w:type="spellEnd"/>
-      <w:r>
-        <w:rPr>
-          <w:lang w:val="en-US"/>
-        </w:rPr>
-        <w:t>": int</w:t>
-      </w:r>
-    </w:p>
-    <w:p>
-      <w:pPr>
-        <w:rPr>
-          <w:lang w:val="en-US"/>
-        </w:rPr>
-      </w:pPr>
-      <w:r>
-        <w:rPr>
-          <w:lang w:val="en-US"/>
-        </w:rPr>
-        <w:t>}</w:t>
-      </w:r>
-    </w:p>
+        <w:t>nterpretation.py</w:t>
+      </w:r>
+      <w:r>
+        <w:rPr>
+          <w:lang w:val="en-US"/>
+        </w:rPr>
+        <w:t xml:space="preserve"> and sample_text</w:t>
+      </w:r>
+      <w:r>
+        <w:rPr>
+          <w:lang w:val="en-US"/>
+        </w:rPr>
+        <w:t>s</w:t>
+      </w:r>
+      <w:r>
+        <w:rPr>
+          <w:lang w:val="en-US"/>
+        </w:rPr>
+        <w:t>.py</w:t>
+      </w:r>
+      <w:r>
+        <w:t xml:space="preserve"> </w:t>
+      </w:r>
+      <w:r>
+        <w:rPr>
+          <w:lang w:val="en-US"/>
+        </w:rPr>
+        <w:t>are</w:t>
+      </w:r>
+      <w:r>
+        <w:t xml:space="preserve"> configured to load a pre-trained model from a local directory. As the weights are omitted, the script</w:t>
+      </w:r>
+      <w:r>
+        <w:rPr>
+          <w:lang w:val="en-US"/>
+        </w:rPr>
+        <w:t>s</w:t>
+      </w:r>
+      <w:r>
+        <w:t xml:space="preserve"> will not execute successfully out-of-the-box. </w:t>
+      </w:r>
+    </w:p>
+    <w:p/>
     <w:sectPr>
       <w:headerReference w:type="default" r:id="rId71"/>
       <w:pgSz w:w="11906" w:h="16838"/>
